--- a/١ - نموذج تحضير الحصة/بنات/نموذج تحضير الحصة — ابن خلدون (بنات).docx
+++ b/١ - نموذج تحضير الحصة/بنات/نموذج تحضير الحصة — ابن خلدون (بنات).docx
@@ -10,33 +10,34 @@
       </w:pPr>
       <w:r>
         <w:rPr>
-          <w:rFonts w:ascii="Sakkal Majalla" w:hAnsi="Sakkal Majalla" w:cs="Sakkal Majalla" w:eastAsia="Sakkal Majalla"/>
+          <w:rFonts w:ascii="Dubai" w:hAnsi="Dubai" w:cs="Dubai" w:eastAsia="Dubai"/>
           <w:b w:val="0"/>
           <w:color w:val="C00000"/>
-          <w:sz w:val="17"/>
-          <w:szCs w:val="17"/>
+          <w:sz w:val="14"/>
+          <w:szCs w:val="14"/>
           <w:rtl/>
         </w:rPr>
         <w:t xml:space="preserve">◆  </w:t>
       </w:r>
       <w:r>
         <w:rPr>
-          <w:rFonts w:ascii="Al-Jazeera-Arabic-Bold" w:hAnsi="Al-Jazeera-Arabic-Bold" w:cs="Al-Jazeera-Arabic-Bold" w:eastAsia="Al-Jazeera-Arabic-Bold"/>
-          <w:b w:val="0"/>
+          <w:rFonts w:ascii="Dubai" w:hAnsi="Dubai" w:cs="Dubai" w:eastAsia="Dubai"/>
+          <w:b/>
           <w:color w:val="C00000"/>
           <w:sz w:val="19"/>
           <w:szCs w:val="19"/>
+          <w:bCs/>
           <w:rtl/>
         </w:rPr>
         <w:t>بمجالات استمارة الملاحظة الصفية وترتيبها</w:t>
       </w:r>
       <w:r>
         <w:rPr>
-          <w:rFonts w:ascii="Sakkal Majalla" w:hAnsi="Sakkal Majalla" w:cs="Sakkal Majalla" w:eastAsia="Sakkal Majalla"/>
+          <w:rFonts w:ascii="Dubai" w:hAnsi="Dubai" w:cs="Dubai" w:eastAsia="Dubai"/>
           <w:b w:val="0"/>
           <w:color w:val="C00000"/>
-          <w:sz w:val="17"/>
-          <w:szCs w:val="17"/>
+          <w:sz w:val="14"/>
+          <w:szCs w:val="14"/>
           <w:rtl/>
         </w:rPr>
         <w:t xml:space="preserve">  ◆</w:t>
@@ -90,17 +91,18 @@
           <w:p>
             <w:pPr>
               <w:bidi/>
-              <w:spacing w:before="0" w:after="0" w:line="242" w:lineRule="exact"/>
+              <w:spacing w:before="0" w:after="0" w:line="212" w:lineRule="exact"/>
               <w:jc w:val="center"/>
             </w:pPr>
             <w:r/>
             <w:r>
               <w:rPr>
-                <w:rFonts w:ascii="Al-Jazeera-Arabic-Bold" w:hAnsi="Al-Jazeera-Arabic-Bold" w:cs="Al-Jazeera-Arabic-Bold" w:eastAsia="Al-Jazeera-Arabic-Bold"/>
-                <w:b w:val="0"/>
+                <w:rFonts w:ascii="Dubai" w:hAnsi="Dubai" w:cs="Dubai" w:eastAsia="Dubai"/>
+                <w:b/>
                 <w:color w:val="355E91"/>
                 <w:sz w:val="16"/>
                 <w:szCs w:val="16"/>
+                <w:bCs/>
                 <w:rtl/>
               </w:rPr>
               <w:t>اسم المعلمة</w:t>
@@ -115,7 +117,7 @@
           <w:p>
             <w:pPr>
               <w:bidi/>
-              <w:spacing w:before="0" w:after="0" w:line="242" w:lineRule="exact"/>
+              <w:spacing w:before="0" w:after="0" w:line="212" w:lineRule="exact"/>
               <w:jc w:val="end"/>
             </w:pPr>
             <w:r/>
@@ -130,17 +132,18 @@
           <w:p>
             <w:pPr>
               <w:bidi/>
-              <w:spacing w:before="0" w:after="0" w:line="242" w:lineRule="exact"/>
+              <w:spacing w:before="0" w:after="0" w:line="212" w:lineRule="exact"/>
               <w:jc w:val="center"/>
             </w:pPr>
             <w:r/>
             <w:r>
               <w:rPr>
-                <w:rFonts w:ascii="Al-Jazeera-Arabic-Bold" w:hAnsi="Al-Jazeera-Arabic-Bold" w:cs="Al-Jazeera-Arabic-Bold" w:eastAsia="Al-Jazeera-Arabic-Bold"/>
-                <w:b w:val="0"/>
+                <w:rFonts w:ascii="Dubai" w:hAnsi="Dubai" w:cs="Dubai" w:eastAsia="Dubai"/>
+                <w:b/>
                 <w:color w:val="355E91"/>
                 <w:sz w:val="16"/>
                 <w:szCs w:val="16"/>
+                <w:bCs/>
                 <w:rtl/>
               </w:rPr>
               <w:t>المادة</w:t>
@@ -155,7 +158,7 @@
           <w:p>
             <w:pPr>
               <w:bidi/>
-              <w:spacing w:before="0" w:after="0" w:line="242" w:lineRule="exact"/>
+              <w:spacing w:before="0" w:after="0" w:line="212" w:lineRule="exact"/>
               <w:jc w:val="end"/>
             </w:pPr>
             <w:r/>
@@ -170,17 +173,18 @@
           <w:p>
             <w:pPr>
               <w:bidi/>
-              <w:spacing w:before="0" w:after="0" w:line="242" w:lineRule="exact"/>
+              <w:spacing w:before="0" w:after="0" w:line="212" w:lineRule="exact"/>
               <w:jc w:val="center"/>
             </w:pPr>
             <w:r/>
             <w:r>
               <w:rPr>
-                <w:rFonts w:ascii="Al-Jazeera-Arabic-Bold" w:hAnsi="Al-Jazeera-Arabic-Bold" w:cs="Al-Jazeera-Arabic-Bold" w:eastAsia="Al-Jazeera-Arabic-Bold"/>
-                <w:b w:val="0"/>
+                <w:rFonts w:ascii="Dubai" w:hAnsi="Dubai" w:cs="Dubai" w:eastAsia="Dubai"/>
+                <w:b/>
                 <w:color w:val="355E91"/>
                 <w:sz w:val="16"/>
                 <w:szCs w:val="16"/>
+                <w:bCs/>
                 <w:rtl/>
               </w:rPr>
               <w:t>الصف/الشعبة</w:t>
@@ -195,7 +199,7 @@
           <w:p>
             <w:pPr>
               <w:bidi/>
-              <w:spacing w:before="0" w:after="0" w:line="242" w:lineRule="exact"/>
+              <w:spacing w:before="0" w:after="0" w:line="212" w:lineRule="exact"/>
               <w:jc w:val="end"/>
             </w:pPr>
             <w:r/>
@@ -210,17 +214,18 @@
           <w:p>
             <w:pPr>
               <w:bidi/>
-              <w:spacing w:before="0" w:after="0" w:line="242" w:lineRule="exact"/>
+              <w:spacing w:before="0" w:after="0" w:line="212" w:lineRule="exact"/>
               <w:jc w:val="center"/>
             </w:pPr>
             <w:r/>
             <w:r>
               <w:rPr>
-                <w:rFonts w:ascii="Al-Jazeera-Arabic-Bold" w:hAnsi="Al-Jazeera-Arabic-Bold" w:cs="Al-Jazeera-Arabic-Bold" w:eastAsia="Al-Jazeera-Arabic-Bold"/>
-                <w:b w:val="0"/>
+                <w:rFonts w:ascii="Dubai" w:hAnsi="Dubai" w:cs="Dubai" w:eastAsia="Dubai"/>
+                <w:b/>
                 <w:color w:val="355E91"/>
                 <w:sz w:val="16"/>
                 <w:szCs w:val="16"/>
+                <w:bCs/>
                 <w:rtl/>
               </w:rPr>
               <w:t>التاريخ</w:t>
@@ -235,7 +240,7 @@
           <w:p>
             <w:pPr>
               <w:bidi/>
-              <w:spacing w:before="0" w:after="0" w:line="242" w:lineRule="exact"/>
+              <w:spacing w:before="0" w:after="0" w:line="212" w:lineRule="exact"/>
               <w:jc w:val="end"/>
             </w:pPr>
             <w:r/>
@@ -250,17 +255,18 @@
           <w:p>
             <w:pPr>
               <w:bidi/>
-              <w:spacing w:before="0" w:after="0" w:line="242" w:lineRule="exact"/>
+              <w:spacing w:before="0" w:after="0" w:line="212" w:lineRule="exact"/>
               <w:jc w:val="center"/>
             </w:pPr>
             <w:r/>
             <w:r>
               <w:rPr>
-                <w:rFonts w:ascii="Al-Jazeera-Arabic-Bold" w:hAnsi="Al-Jazeera-Arabic-Bold" w:cs="Al-Jazeera-Arabic-Bold" w:eastAsia="Al-Jazeera-Arabic-Bold"/>
-                <w:b w:val="0"/>
+                <w:rFonts w:ascii="Dubai" w:hAnsi="Dubai" w:cs="Dubai" w:eastAsia="Dubai"/>
+                <w:b/>
                 <w:color w:val="355E91"/>
                 <w:sz w:val="16"/>
                 <w:szCs w:val="16"/>
+                <w:bCs/>
                 <w:rtl/>
               </w:rPr>
               <w:t>الحصة</w:t>
@@ -275,7 +281,7 @@
           <w:p>
             <w:pPr>
               <w:bidi/>
-              <w:spacing w:before="0" w:after="0" w:line="242" w:lineRule="exact"/>
+              <w:spacing w:before="0" w:after="0" w:line="212" w:lineRule="exact"/>
               <w:jc w:val="end"/>
             </w:pPr>
             <w:r/>
@@ -296,17 +302,18 @@
           <w:p>
             <w:pPr>
               <w:bidi/>
-              <w:spacing w:before="0" w:after="0" w:line="242" w:lineRule="exact"/>
+              <w:spacing w:before="0" w:after="0" w:line="212" w:lineRule="exact"/>
               <w:jc w:val="center"/>
             </w:pPr>
             <w:r/>
             <w:r>
               <w:rPr>
-                <w:rFonts w:ascii="Al-Jazeera-Arabic-Bold" w:hAnsi="Al-Jazeera-Arabic-Bold" w:cs="Al-Jazeera-Arabic-Bold" w:eastAsia="Al-Jazeera-Arabic-Bold"/>
-                <w:b w:val="0"/>
+                <w:rFonts w:ascii="Dubai" w:hAnsi="Dubai" w:cs="Dubai" w:eastAsia="Dubai"/>
+                <w:b/>
                 <w:color w:val="355E91"/>
                 <w:sz w:val="16"/>
                 <w:szCs w:val="16"/>
+                <w:bCs/>
                 <w:rtl/>
               </w:rPr>
               <w:t>موضوع الدرس</w:t>
@@ -321,7 +328,7 @@
           <w:p>
             <w:pPr>
               <w:bidi/>
-              <w:spacing w:before="0" w:after="0" w:line="242" w:lineRule="exact"/>
+              <w:spacing w:before="0" w:after="0" w:line="212" w:lineRule="exact"/>
               <w:jc w:val="end"/>
             </w:pPr>
             <w:r/>
@@ -336,17 +343,18 @@
           <w:p>
             <w:pPr>
               <w:bidi/>
-              <w:spacing w:before="0" w:after="0" w:line="242" w:lineRule="exact"/>
+              <w:spacing w:before="0" w:after="0" w:line="212" w:lineRule="exact"/>
               <w:jc w:val="center"/>
             </w:pPr>
             <w:r/>
             <w:r>
               <w:rPr>
-                <w:rFonts w:ascii="Al-Jazeera-Arabic-Bold" w:hAnsi="Al-Jazeera-Arabic-Bold" w:cs="Al-Jazeera-Arabic-Bold" w:eastAsia="Al-Jazeera-Arabic-Bold"/>
-                <w:b w:val="0"/>
+                <w:rFonts w:ascii="Dubai" w:hAnsi="Dubai" w:cs="Dubai" w:eastAsia="Dubai"/>
+                <w:b/>
                 <w:color w:val="355E91"/>
                 <w:sz w:val="16"/>
                 <w:szCs w:val="16"/>
+                <w:bCs/>
                 <w:rtl/>
               </w:rPr>
               <w:t>رقم الدرس</w:t>
@@ -361,7 +369,7 @@
           <w:p>
             <w:pPr>
               <w:bidi/>
-              <w:spacing w:before="0" w:after="0" w:line="242" w:lineRule="exact"/>
+              <w:spacing w:before="0" w:after="0" w:line="212" w:lineRule="exact"/>
               <w:jc w:val="end"/>
             </w:pPr>
             <w:r/>
@@ -376,17 +384,18 @@
           <w:p>
             <w:pPr>
               <w:bidi/>
-              <w:spacing w:before="0" w:after="0" w:line="242" w:lineRule="exact"/>
+              <w:spacing w:before="0" w:after="0" w:line="212" w:lineRule="exact"/>
               <w:jc w:val="center"/>
             </w:pPr>
             <w:r/>
             <w:r>
               <w:rPr>
-                <w:rFonts w:ascii="Al-Jazeera-Arabic-Bold" w:hAnsi="Al-Jazeera-Arabic-Bold" w:cs="Al-Jazeera-Arabic-Bold" w:eastAsia="Al-Jazeera-Arabic-Bold"/>
-                <w:b w:val="0"/>
+                <w:rFonts w:ascii="Dubai" w:hAnsi="Dubai" w:cs="Dubai" w:eastAsia="Dubai"/>
+                <w:b/>
                 <w:color w:val="355E91"/>
                 <w:sz w:val="16"/>
                 <w:szCs w:val="16"/>
+                <w:bCs/>
                 <w:rtl/>
               </w:rPr>
               <w:t>نسبة الإنجاز</w:t>
@@ -401,17 +410,17 @@
           <w:p>
             <w:pPr>
               <w:bidi/>
-              <w:spacing w:before="0" w:after="0" w:line="242" w:lineRule="exact"/>
+              <w:spacing w:before="0" w:after="0" w:line="212" w:lineRule="exact"/>
               <w:jc w:val="end"/>
             </w:pPr>
             <w:r/>
             <w:r>
               <w:rPr>
-                <w:rFonts w:ascii="Sakkal Majalla" w:hAnsi="Sakkal Majalla" w:cs="Sakkal Majalla" w:eastAsia="Sakkal Majalla"/>
+                <w:rFonts w:ascii="Dubai" w:hAnsi="Dubai" w:cs="Dubai" w:eastAsia="Dubai"/>
                 <w:b w:val="0"/>
                 <w:color w:val="7F7F7F"/>
-                <w:sz w:val="20"/>
-                <w:szCs w:val="20"/>
+                <w:sz w:val="16"/>
+                <w:szCs w:val="16"/>
                 <w:rtl/>
               </w:rPr>
               <w:t>٪</w:t>
@@ -427,17 +436,18 @@
           <w:p>
             <w:pPr>
               <w:bidi/>
-              <w:spacing w:before="0" w:after="0" w:line="242" w:lineRule="exact"/>
+              <w:spacing w:before="0" w:after="0" w:line="212" w:lineRule="exact"/>
               <w:jc w:val="center"/>
             </w:pPr>
             <w:r/>
             <w:r>
               <w:rPr>
-                <w:rFonts w:ascii="Al-Jazeera-Arabic-Bold" w:hAnsi="Al-Jazeera-Arabic-Bold" w:cs="Al-Jazeera-Arabic-Bold" w:eastAsia="Al-Jazeera-Arabic-Bold"/>
-                <w:b w:val="0"/>
+                <w:rFonts w:ascii="Dubai" w:hAnsi="Dubai" w:cs="Dubai" w:eastAsia="Dubai"/>
+                <w:b/>
                 <w:color w:val="355E91"/>
                 <w:sz w:val="16"/>
                 <w:szCs w:val="16"/>
+                <w:bCs/>
                 <w:rtl/>
               </w:rPr>
               <w:t>زمن الحصة</w:t>
@@ -452,17 +462,17 @@
           <w:p>
             <w:pPr>
               <w:bidi/>
-              <w:spacing w:before="0" w:after="0" w:line="242" w:lineRule="exact"/>
+              <w:spacing w:before="0" w:after="0" w:line="212" w:lineRule="exact"/>
               <w:jc w:val="end"/>
             </w:pPr>
             <w:r/>
             <w:r>
               <w:rPr>
-                <w:rFonts w:ascii="Sakkal Majalla" w:hAnsi="Sakkal Majalla" w:cs="Sakkal Majalla" w:eastAsia="Sakkal Majalla"/>
+                <w:rFonts w:ascii="Dubai" w:hAnsi="Dubai" w:cs="Dubai" w:eastAsia="Dubai"/>
                 <w:b w:val="0"/>
                 <w:color w:val="7F7F7F"/>
-                <w:sz w:val="20"/>
-                <w:szCs w:val="20"/>
+                <w:sz w:val="16"/>
+                <w:szCs w:val="16"/>
                 <w:rtl/>
               </w:rPr>
               <w:t>د</w:t>
@@ -478,17 +488,18 @@
           <w:p>
             <w:pPr>
               <w:bidi/>
-              <w:spacing w:before="0" w:after="0" w:line="242" w:lineRule="exact"/>
+              <w:spacing w:before="0" w:after="0" w:line="212" w:lineRule="exact"/>
               <w:jc w:val="center"/>
             </w:pPr>
             <w:r/>
             <w:r>
               <w:rPr>
-                <w:rFonts w:ascii="Al-Jazeera-Arabic-Bold" w:hAnsi="Al-Jazeera-Arabic-Bold" w:cs="Al-Jazeera-Arabic-Bold" w:eastAsia="Al-Jazeera-Arabic-Bold"/>
-                <w:b w:val="0"/>
+                <w:rFonts w:ascii="Dubai" w:hAnsi="Dubai" w:cs="Dubai" w:eastAsia="Dubai"/>
+                <w:b/>
                 <w:color w:val="355E91"/>
                 <w:sz w:val="16"/>
                 <w:szCs w:val="16"/>
+                <w:bCs/>
                 <w:rtl/>
               </w:rPr>
               <w:t>عدد الطالبات</w:t>
@@ -503,7 +514,7 @@
           <w:p>
             <w:pPr>
               <w:bidi/>
-              <w:spacing w:before="0" w:after="0" w:line="242" w:lineRule="exact"/>
+              <w:spacing w:before="0" w:after="0" w:line="212" w:lineRule="exact"/>
               <w:jc w:val="end"/>
             </w:pPr>
             <w:r/>
@@ -514,7 +525,7 @@
     <w:p>
       <w:pPr>
         <w:bidi/>
-        <w:spacing w:before="0" w:after="0" w:line="114" w:lineRule="exact"/>
+        <w:spacing w:before="0" w:after="0" w:line="100" w:lineRule="exact"/>
       </w:pPr>
     </w:p>
     <w:tbl>
@@ -563,50 +574,28 @@
           <w:p>
             <w:pPr>
               <w:bidi/>
-              <w:spacing w:before="0" w:after="0" w:line="274" w:lineRule="exact"/>
+              <w:spacing w:before="0" w:after="0" w:line="240" w:lineRule="exact"/>
             </w:pPr>
             <w:r/>
             <w:r>
               <w:rPr>
-                <w:rFonts w:ascii="Al-Jazeera-Arabic-Bold" w:hAnsi="Al-Jazeera-Arabic-Bold" w:cs="Al-Jazeera-Arabic-Bold" w:eastAsia="Al-Jazeera-Arabic-Bold"/>
-                <w:b w:val="0"/>
+                <w:rFonts w:ascii="Dubai" w:hAnsi="Dubai" w:cs="Dubai" w:eastAsia="Dubai"/>
+                <w:b/>
                 <w:color w:val="FFFFFF"/>
                 <w:sz w:val="18"/>
                 <w:szCs w:val="18"/>
+                <w:bCs/>
                 <w:rtl/>
               </w:rPr>
-              <w:t xml:space="preserve">المجال </w:t>
+              <w:t>المجال ١  ·  التخطيط وتجهيز بيئة التعلم</w:t>
             </w:r>
             <w:r>
               <w:rPr>
-                <w:rFonts w:ascii="Sakkal Majalla" w:hAnsi="Sakkal Majalla" w:cs="Sakkal Majalla" w:eastAsia="Sakkal Majalla"/>
-                <w:b/>
-                <w:color w:val="FFFFFF"/>
-                <w:sz w:val="23"/>
-                <w:szCs w:val="23"/>
-                <w:bCs/>
-                <w:rtl/>
-              </w:rPr>
-              <w:t>١</w:t>
-            </w:r>
-            <w:r>
-              <w:rPr>
-                <w:rFonts w:ascii="Al-Jazeera-Arabic-Bold" w:hAnsi="Al-Jazeera-Arabic-Bold" w:cs="Al-Jazeera-Arabic-Bold" w:eastAsia="Al-Jazeera-Arabic-Bold"/>
-                <w:b w:val="0"/>
-                <w:color w:val="FFFFFF"/>
-                <w:sz w:val="18"/>
-                <w:szCs w:val="18"/>
-                <w:rtl/>
-              </w:rPr>
-              <w:t xml:space="preserve">  ·  التخطيط وتجهيز بيئة التعلم</w:t>
-            </w:r>
-            <w:r>
-              <w:rPr>
-                <w:rFonts w:ascii="Sakkal Majalla" w:hAnsi="Sakkal Majalla" w:cs="Sakkal Majalla" w:eastAsia="Sakkal Majalla"/>
+                <w:rFonts w:ascii="Dubai Light" w:hAnsi="Dubai Light" w:cs="Dubai Light" w:eastAsia="Dubai Light"/>
                 <w:b w:val="0"/>
                 <w:color w:val="DCE6F1"/>
-                <w:sz w:val="18"/>
-                <w:szCs w:val="18"/>
+                <w:sz w:val="15"/>
+                <w:szCs w:val="15"/>
                 <w:rtl/>
               </w:rPr>
               <w:t xml:space="preserve">   — يقابله في الاستمارة المجال ١</w:t>
@@ -628,17 +617,18 @@
           <w:p>
             <w:pPr>
               <w:bidi/>
-              <w:spacing w:before="0" w:after="0" w:line="246" w:lineRule="exact"/>
+              <w:spacing w:before="0" w:after="0" w:line="216" w:lineRule="exact"/>
               <w:jc w:val="center"/>
             </w:pPr>
             <w:r/>
             <w:r>
               <w:rPr>
-                <w:rFonts w:ascii="Al-Jazeera-Arabic-Bold" w:hAnsi="Al-Jazeera-Arabic-Bold" w:cs="Al-Jazeera-Arabic-Bold" w:eastAsia="Al-Jazeera-Arabic-Bold"/>
-                <w:b w:val="0"/>
+                <w:rFonts w:ascii="Dubai" w:hAnsi="Dubai" w:cs="Dubai" w:eastAsia="Dubai"/>
+                <w:b/>
                 <w:color w:val="355E91"/>
                 <w:sz w:val="16"/>
                 <w:szCs w:val="16"/>
+                <w:bCs/>
                 <w:rtl/>
               </w:rPr>
               <w:t>السؤال الأساسي</w:t>
@@ -654,7 +644,7 @@
           <w:p>
             <w:pPr>
               <w:bidi/>
-              <w:spacing w:before="0" w:after="0" w:line="274" w:lineRule="exact"/>
+              <w:spacing w:before="0" w:after="0" w:line="240" w:lineRule="exact"/>
             </w:pPr>
             <w:r/>
           </w:p>
@@ -674,17 +664,18 @@
           <w:p>
             <w:pPr>
               <w:bidi/>
-              <w:spacing w:before="0" w:after="0" w:line="246" w:lineRule="exact"/>
+              <w:spacing w:before="0" w:after="0" w:line="216" w:lineRule="exact"/>
               <w:jc w:val="center"/>
             </w:pPr>
             <w:r/>
             <w:r>
               <w:rPr>
-                <w:rFonts w:ascii="Al-Jazeera-Arabic-Bold" w:hAnsi="Al-Jazeera-Arabic-Bold" w:cs="Al-Jazeera-Arabic-Bold" w:eastAsia="Al-Jazeera-Arabic-Bold"/>
-                <w:b w:val="0"/>
+                <w:rFonts w:ascii="Dubai" w:hAnsi="Dubai" w:cs="Dubai" w:eastAsia="Dubai"/>
+                <w:b/>
                 <w:color w:val="355E91"/>
                 <w:sz w:val="16"/>
                 <w:szCs w:val="16"/>
+                <w:bCs/>
                 <w:rtl/>
               </w:rPr>
               <w:t>أسئلة الوحدة</w:t>
@@ -701,16 +692,16 @@
           <w:p>
             <w:pPr>
               <w:bidi/>
-              <w:spacing w:before="0" w:after="0" w:line="274" w:lineRule="exact"/>
+              <w:spacing w:before="0" w:after="0" w:line="240" w:lineRule="exact"/>
             </w:pPr>
             <w:r/>
             <w:r>
               <w:rPr>
-                <w:rFonts w:ascii="Sakkal Majalla" w:hAnsi="Sakkal Majalla" w:cs="Sakkal Majalla" w:eastAsia="Sakkal Majalla"/>
+                <w:rFonts w:ascii="Dubai" w:hAnsi="Dubai" w:cs="Dubai" w:eastAsia="Dubai"/>
                 <w:b w:val="0"/>
                 <w:color w:val="7F7F7F"/>
-                <w:sz w:val="18"/>
-                <w:szCs w:val="18"/>
+                <w:sz w:val="15"/>
+                <w:szCs w:val="15"/>
                 <w:rtl/>
               </w:rPr>
               <w:t>١</w:t>
@@ -727,16 +718,16 @@
           <w:p>
             <w:pPr>
               <w:bidi/>
-              <w:spacing w:before="0" w:after="0" w:line="274" w:lineRule="exact"/>
+              <w:spacing w:before="0" w:after="0" w:line="240" w:lineRule="exact"/>
             </w:pPr>
             <w:r/>
             <w:r>
               <w:rPr>
-                <w:rFonts w:ascii="Sakkal Majalla" w:hAnsi="Sakkal Majalla" w:cs="Sakkal Majalla" w:eastAsia="Sakkal Majalla"/>
+                <w:rFonts w:ascii="Dubai" w:hAnsi="Dubai" w:cs="Dubai" w:eastAsia="Dubai"/>
                 <w:b w:val="0"/>
                 <w:color w:val="7F7F7F"/>
-                <w:sz w:val="18"/>
-                <w:szCs w:val="18"/>
+                <w:sz w:val="15"/>
+                <w:szCs w:val="15"/>
                 <w:rtl/>
               </w:rPr>
               <w:t>٢</w:t>
@@ -758,17 +749,18 @@
           <w:p>
             <w:pPr>
               <w:bidi/>
-              <w:spacing w:before="0" w:after="0" w:line="246" w:lineRule="exact"/>
+              <w:spacing w:before="0" w:after="0" w:line="216" w:lineRule="exact"/>
               <w:jc w:val="center"/>
             </w:pPr>
             <w:r/>
             <w:r>
               <w:rPr>
-                <w:rFonts w:ascii="Al-Jazeera-Arabic-Bold" w:hAnsi="Al-Jazeera-Arabic-Bold" w:cs="Al-Jazeera-Arabic-Bold" w:eastAsia="Al-Jazeera-Arabic-Bold"/>
-                <w:b w:val="0"/>
+                <w:rFonts w:ascii="Dubai" w:hAnsi="Dubai" w:cs="Dubai" w:eastAsia="Dubai"/>
+                <w:b/>
                 <w:color w:val="355E91"/>
                 <w:sz w:val="16"/>
                 <w:szCs w:val="16"/>
+                <w:bCs/>
                 <w:rtl/>
               </w:rPr>
               <w:t>أسئلة المحتوى</w:t>
@@ -784,16 +776,16 @@
           <w:p>
             <w:pPr>
               <w:bidi/>
-              <w:spacing w:before="0" w:after="0" w:line="274" w:lineRule="exact"/>
+              <w:spacing w:before="0" w:after="0" w:line="240" w:lineRule="exact"/>
             </w:pPr>
             <w:r/>
             <w:r>
               <w:rPr>
-                <w:rFonts w:ascii="Sakkal Majalla" w:hAnsi="Sakkal Majalla" w:cs="Sakkal Majalla" w:eastAsia="Sakkal Majalla"/>
+                <w:rFonts w:ascii="Dubai" w:hAnsi="Dubai" w:cs="Dubai" w:eastAsia="Dubai"/>
                 <w:b w:val="0"/>
                 <w:color w:val="7F7F7F"/>
-                <w:sz w:val="18"/>
-                <w:szCs w:val="18"/>
+                <w:sz w:val="15"/>
+                <w:szCs w:val="15"/>
                 <w:rtl/>
               </w:rPr>
               <w:t>١</w:t>
@@ -809,16 +801,16 @@
           <w:p>
             <w:pPr>
               <w:bidi/>
-              <w:spacing w:before="0" w:after="0" w:line="274" w:lineRule="exact"/>
+              <w:spacing w:before="0" w:after="0" w:line="240" w:lineRule="exact"/>
             </w:pPr>
             <w:r/>
             <w:r>
               <w:rPr>
-                <w:rFonts w:ascii="Sakkal Majalla" w:hAnsi="Sakkal Majalla" w:cs="Sakkal Majalla" w:eastAsia="Sakkal Majalla"/>
+                <w:rFonts w:ascii="Dubai" w:hAnsi="Dubai" w:cs="Dubai" w:eastAsia="Dubai"/>
                 <w:b w:val="0"/>
                 <w:color w:val="7F7F7F"/>
-                <w:sz w:val="18"/>
-                <w:szCs w:val="18"/>
+                <w:sz w:val="15"/>
+                <w:szCs w:val="15"/>
                 <w:rtl/>
               </w:rPr>
               <w:t>٢</w:t>
@@ -834,16 +826,16 @@
           <w:p>
             <w:pPr>
               <w:bidi/>
-              <w:spacing w:before="0" w:after="0" w:line="274" w:lineRule="exact"/>
+              <w:spacing w:before="0" w:after="0" w:line="240" w:lineRule="exact"/>
             </w:pPr>
             <w:r/>
             <w:r>
               <w:rPr>
-                <w:rFonts w:ascii="Sakkal Majalla" w:hAnsi="Sakkal Majalla" w:cs="Sakkal Majalla" w:eastAsia="Sakkal Majalla"/>
+                <w:rFonts w:ascii="Dubai" w:hAnsi="Dubai" w:cs="Dubai" w:eastAsia="Dubai"/>
                 <w:b w:val="0"/>
                 <w:color w:val="7F7F7F"/>
-                <w:sz w:val="18"/>
-                <w:szCs w:val="18"/>
+                <w:sz w:val="15"/>
+                <w:szCs w:val="15"/>
                 <w:rtl/>
               </w:rPr>
               <w:t>٣</w:t>
@@ -865,17 +857,18 @@
           <w:p>
             <w:pPr>
               <w:bidi/>
-              <w:spacing w:before="0" w:after="0" w:line="246" w:lineRule="exact"/>
+              <w:spacing w:before="0" w:after="0" w:line="216" w:lineRule="exact"/>
               <w:jc w:val="center"/>
             </w:pPr>
             <w:r/>
             <w:r>
               <w:rPr>
-                <w:rFonts w:ascii="Al-Jazeera-Arabic-Bold" w:hAnsi="Al-Jazeera-Arabic-Bold" w:cs="Al-Jazeera-Arabic-Bold" w:eastAsia="Al-Jazeera-Arabic-Bold"/>
-                <w:b w:val="0"/>
+                <w:rFonts w:ascii="Dubai" w:hAnsi="Dubai" w:cs="Dubai" w:eastAsia="Dubai"/>
+                <w:b/>
                 <w:color w:val="355E91"/>
                 <w:sz w:val="16"/>
                 <w:szCs w:val="16"/>
+                <w:bCs/>
                 <w:rtl/>
               </w:rPr>
               <w:t>الهدف المعرفي</w:t>
@@ -892,16 +885,16 @@
           <w:p>
             <w:pPr>
               <w:bidi/>
-              <w:spacing w:before="0" w:after="0" w:line="274" w:lineRule="exact"/>
+              <w:spacing w:before="0" w:after="0" w:line="240" w:lineRule="exact"/>
             </w:pPr>
             <w:r/>
             <w:r>
               <w:rPr>
-                <w:rFonts w:ascii="Sakkal Majalla" w:hAnsi="Sakkal Majalla" w:cs="Sakkal Majalla" w:eastAsia="Sakkal Majalla"/>
+                <w:rFonts w:ascii="Dubai" w:hAnsi="Dubai" w:cs="Dubai" w:eastAsia="Dubai"/>
                 <w:b w:val="0"/>
                 <w:color w:val="7F7F7F"/>
-                <w:sz w:val="18"/>
-                <w:szCs w:val="18"/>
+                <w:sz w:val="15"/>
+                <w:szCs w:val="15"/>
                 <w:rtl/>
               </w:rPr>
               <w:t>١</w:t>
@@ -918,16 +911,16 @@
           <w:p>
             <w:pPr>
               <w:bidi/>
-              <w:spacing w:before="0" w:after="0" w:line="274" w:lineRule="exact"/>
+              <w:spacing w:before="0" w:after="0" w:line="240" w:lineRule="exact"/>
             </w:pPr>
             <w:r/>
             <w:r>
               <w:rPr>
-                <w:rFonts w:ascii="Sakkal Majalla" w:hAnsi="Sakkal Majalla" w:cs="Sakkal Majalla" w:eastAsia="Sakkal Majalla"/>
+                <w:rFonts w:ascii="Dubai" w:hAnsi="Dubai" w:cs="Dubai" w:eastAsia="Dubai"/>
                 <w:b w:val="0"/>
                 <w:color w:val="7F7F7F"/>
-                <w:sz w:val="18"/>
-                <w:szCs w:val="18"/>
+                <w:sz w:val="15"/>
+                <w:szCs w:val="15"/>
                 <w:rtl/>
               </w:rPr>
               <w:t>٢</w:t>
@@ -949,17 +942,18 @@
           <w:p>
             <w:pPr>
               <w:bidi/>
-              <w:spacing w:before="0" w:after="0" w:line="246" w:lineRule="exact"/>
+              <w:spacing w:before="0" w:after="0" w:line="216" w:lineRule="exact"/>
               <w:jc w:val="center"/>
             </w:pPr>
             <w:r/>
             <w:r>
               <w:rPr>
-                <w:rFonts w:ascii="Al-Jazeera-Arabic-Bold" w:hAnsi="Al-Jazeera-Arabic-Bold" w:cs="Al-Jazeera-Arabic-Bold" w:eastAsia="Al-Jazeera-Arabic-Bold"/>
-                <w:b w:val="0"/>
+                <w:rFonts w:ascii="Dubai" w:hAnsi="Dubai" w:cs="Dubai" w:eastAsia="Dubai"/>
+                <w:b/>
                 <w:color w:val="355E91"/>
                 <w:sz w:val="16"/>
                 <w:szCs w:val="16"/>
+                <w:bCs/>
                 <w:rtl/>
               </w:rPr>
               <w:t>الهدف المهاري</w:t>
@@ -975,16 +969,16 @@
           <w:p>
             <w:pPr>
               <w:bidi/>
-              <w:spacing w:before="0" w:after="0" w:line="274" w:lineRule="exact"/>
+              <w:spacing w:before="0" w:after="0" w:line="240" w:lineRule="exact"/>
             </w:pPr>
             <w:r/>
             <w:r>
               <w:rPr>
-                <w:rFonts w:ascii="Sakkal Majalla" w:hAnsi="Sakkal Majalla" w:cs="Sakkal Majalla" w:eastAsia="Sakkal Majalla"/>
+                <w:rFonts w:ascii="Dubai" w:hAnsi="Dubai" w:cs="Dubai" w:eastAsia="Dubai"/>
                 <w:b w:val="0"/>
                 <w:color w:val="7F7F7F"/>
-                <w:sz w:val="18"/>
-                <w:szCs w:val="18"/>
+                <w:sz w:val="15"/>
+                <w:szCs w:val="15"/>
                 <w:rtl/>
               </w:rPr>
               <w:t>١</w:t>
@@ -1000,16 +994,16 @@
           <w:p>
             <w:pPr>
               <w:bidi/>
-              <w:spacing w:before="0" w:after="0" w:line="274" w:lineRule="exact"/>
+              <w:spacing w:before="0" w:after="0" w:line="240" w:lineRule="exact"/>
             </w:pPr>
             <w:r/>
             <w:r>
               <w:rPr>
-                <w:rFonts w:ascii="Sakkal Majalla" w:hAnsi="Sakkal Majalla" w:cs="Sakkal Majalla" w:eastAsia="Sakkal Majalla"/>
+                <w:rFonts w:ascii="Dubai" w:hAnsi="Dubai" w:cs="Dubai" w:eastAsia="Dubai"/>
                 <w:b w:val="0"/>
                 <w:color w:val="7F7F7F"/>
-                <w:sz w:val="18"/>
-                <w:szCs w:val="18"/>
+                <w:sz w:val="15"/>
+                <w:szCs w:val="15"/>
                 <w:rtl/>
               </w:rPr>
               <w:t>٢</w:t>
@@ -1031,17 +1025,18 @@
           <w:p>
             <w:pPr>
               <w:bidi/>
-              <w:spacing w:before="0" w:after="0" w:line="246" w:lineRule="exact"/>
+              <w:spacing w:before="0" w:after="0" w:line="216" w:lineRule="exact"/>
               <w:jc w:val="center"/>
             </w:pPr>
             <w:r/>
             <w:r>
               <w:rPr>
-                <w:rFonts w:ascii="Al-Jazeera-Arabic-Bold" w:hAnsi="Al-Jazeera-Arabic-Bold" w:cs="Al-Jazeera-Arabic-Bold" w:eastAsia="Al-Jazeera-Arabic-Bold"/>
-                <w:b w:val="0"/>
+                <w:rFonts w:ascii="Dubai" w:hAnsi="Dubai" w:cs="Dubai" w:eastAsia="Dubai"/>
+                <w:b/>
                 <w:color w:val="355E91"/>
                 <w:sz w:val="16"/>
                 <w:szCs w:val="16"/>
+                <w:bCs/>
                 <w:rtl/>
               </w:rPr>
               <w:t>الهدف الوجداني</w:t>
@@ -1058,16 +1053,16 @@
           <w:p>
             <w:pPr>
               <w:bidi/>
-              <w:spacing w:before="0" w:after="0" w:line="274" w:lineRule="exact"/>
+              <w:spacing w:before="0" w:after="0" w:line="240" w:lineRule="exact"/>
             </w:pPr>
             <w:r/>
             <w:r>
               <w:rPr>
-                <w:rFonts w:ascii="Sakkal Majalla" w:hAnsi="Sakkal Majalla" w:cs="Sakkal Majalla" w:eastAsia="Sakkal Majalla"/>
+                <w:rFonts w:ascii="Dubai" w:hAnsi="Dubai" w:cs="Dubai" w:eastAsia="Dubai"/>
                 <w:b w:val="0"/>
                 <w:color w:val="7F7F7F"/>
-                <w:sz w:val="18"/>
-                <w:szCs w:val="18"/>
+                <w:sz w:val="15"/>
+                <w:szCs w:val="15"/>
                 <w:rtl/>
               </w:rPr>
               <w:t>١</w:t>
@@ -1084,16 +1079,16 @@
           <w:p>
             <w:pPr>
               <w:bidi/>
-              <w:spacing w:before="0" w:after="0" w:line="274" w:lineRule="exact"/>
+              <w:spacing w:before="0" w:after="0" w:line="240" w:lineRule="exact"/>
             </w:pPr>
             <w:r/>
             <w:r>
               <w:rPr>
-                <w:rFonts w:ascii="Sakkal Majalla" w:hAnsi="Sakkal Majalla" w:cs="Sakkal Majalla" w:eastAsia="Sakkal Majalla"/>
+                <w:rFonts w:ascii="Dubai" w:hAnsi="Dubai" w:cs="Dubai" w:eastAsia="Dubai"/>
                 <w:b w:val="0"/>
                 <w:color w:val="7F7F7F"/>
-                <w:sz w:val="18"/>
-                <w:szCs w:val="18"/>
+                <w:sz w:val="15"/>
+                <w:szCs w:val="15"/>
                 <w:rtl/>
               </w:rPr>
               <w:t>٢</w:t>
@@ -1115,17 +1110,18 @@
           <w:p>
             <w:pPr>
               <w:bidi/>
-              <w:spacing w:before="0" w:after="0" w:line="246" w:lineRule="exact"/>
+              <w:spacing w:before="0" w:after="0" w:line="216" w:lineRule="exact"/>
               <w:jc w:val="center"/>
             </w:pPr>
             <w:r/>
             <w:r>
               <w:rPr>
-                <w:rFonts w:ascii="Al-Jazeera-Arabic-Bold" w:hAnsi="Al-Jazeera-Arabic-Bold" w:cs="Al-Jazeera-Arabic-Bold" w:eastAsia="Al-Jazeera-Arabic-Bold"/>
-                <w:b w:val="0"/>
+                <w:rFonts w:ascii="Dubai" w:hAnsi="Dubai" w:cs="Dubai" w:eastAsia="Dubai"/>
+                <w:b/>
                 <w:color w:val="355E91"/>
                 <w:sz w:val="16"/>
                 <w:szCs w:val="16"/>
+                <w:bCs/>
                 <w:rtl/>
               </w:rPr>
               <w:t>الاتجاه التدريسي</w:t>
@@ -1141,126 +1137,126 @@
           <w:p>
             <w:pPr>
               <w:bidi/>
-              <w:spacing w:before="0" w:after="0" w:line="298" w:lineRule="exact"/>
+              <w:spacing w:before="0" w:after="0" w:line="262" w:lineRule="exact"/>
             </w:pPr>
             <w:r/>
             <w:r>
               <w:rPr>
-                <w:rFonts w:ascii="Sakkal Majalla" w:hAnsi="Sakkal Majalla" w:cs="Sakkal Majalla" w:eastAsia="Sakkal Majalla"/>
+                <w:rFonts w:ascii="Dubai" w:hAnsi="Dubai" w:cs="Dubai" w:eastAsia="Dubai"/>
                 <w:b w:val="0"/>
                 <w:color w:val="1A1A1A"/>
-                <w:sz w:val="20"/>
-                <w:szCs w:val="20"/>
+                <w:sz w:val="16"/>
+                <w:szCs w:val="16"/>
                 <w:rtl/>
               </w:rPr>
               <w:t>☐ حل المشكلات والمشاريع</w:t>
             </w:r>
             <w:r>
               <w:rPr>
-                <w:rFonts w:ascii="Sakkal Majalla" w:hAnsi="Sakkal Majalla" w:cs="Sakkal Majalla" w:eastAsia="Sakkal Majalla"/>
+                <w:rFonts w:ascii="Dubai" w:hAnsi="Dubai" w:cs="Dubai" w:eastAsia="Dubai"/>
                 <w:b w:val="0"/>
                 <w:color w:val="1A1A1A"/>
-                <w:sz w:val="20"/>
-                <w:szCs w:val="20"/>
+                <w:sz w:val="16"/>
+                <w:szCs w:val="16"/>
                 <w:rtl/>
               </w:rPr>
               <w:t xml:space="preserve">     </w:t>
             </w:r>
             <w:r>
               <w:rPr>
-                <w:rFonts w:ascii="Sakkal Majalla" w:hAnsi="Sakkal Majalla" w:cs="Sakkal Majalla" w:eastAsia="Sakkal Majalla"/>
+                <w:rFonts w:ascii="Dubai" w:hAnsi="Dubai" w:cs="Dubai" w:eastAsia="Dubai"/>
                 <w:b w:val="0"/>
                 <w:color w:val="1A1A1A"/>
-                <w:sz w:val="20"/>
-                <w:szCs w:val="20"/>
+                <w:sz w:val="16"/>
+                <w:szCs w:val="16"/>
                 <w:rtl/>
               </w:rPr>
               <w:t>☐ التعليم المتمايز</w:t>
             </w:r>
             <w:r>
               <w:rPr>
-                <w:rFonts w:ascii="Sakkal Majalla" w:hAnsi="Sakkal Majalla" w:cs="Sakkal Majalla" w:eastAsia="Sakkal Majalla"/>
+                <w:rFonts w:ascii="Dubai" w:hAnsi="Dubai" w:cs="Dubai" w:eastAsia="Dubai"/>
                 <w:b w:val="0"/>
                 <w:color w:val="1A1A1A"/>
-                <w:sz w:val="20"/>
-                <w:szCs w:val="20"/>
+                <w:sz w:val="16"/>
+                <w:szCs w:val="16"/>
                 <w:rtl/>
               </w:rPr>
               <w:t xml:space="preserve">     </w:t>
             </w:r>
             <w:r>
               <w:rPr>
-                <w:rFonts w:ascii="Sakkal Majalla" w:hAnsi="Sakkal Majalla" w:cs="Sakkal Majalla" w:eastAsia="Sakkal Majalla"/>
+                <w:rFonts w:ascii="Dubai" w:hAnsi="Dubai" w:cs="Dubai" w:eastAsia="Dubai"/>
                 <w:b w:val="0"/>
                 <w:color w:val="1A1A1A"/>
-                <w:sz w:val="20"/>
-                <w:szCs w:val="20"/>
+                <w:sz w:val="16"/>
+                <w:szCs w:val="16"/>
                 <w:rtl/>
               </w:rPr>
               <w:t>☐ التفكير الناقد والإبداعي</w:t>
             </w:r>
             <w:r>
               <w:rPr>
-                <w:rFonts w:ascii="Sakkal Majalla" w:hAnsi="Sakkal Majalla" w:cs="Sakkal Majalla" w:eastAsia="Sakkal Majalla"/>
+                <w:rFonts w:ascii="Dubai" w:hAnsi="Dubai" w:cs="Dubai" w:eastAsia="Dubai"/>
                 <w:b w:val="0"/>
                 <w:color w:val="1A1A1A"/>
-                <w:sz w:val="20"/>
-                <w:szCs w:val="20"/>
+                <w:sz w:val="16"/>
+                <w:szCs w:val="16"/>
                 <w:rtl/>
               </w:rPr>
               <w:t xml:space="preserve">     </w:t>
             </w:r>
             <w:r>
               <w:rPr>
-                <w:rFonts w:ascii="Sakkal Majalla" w:hAnsi="Sakkal Majalla" w:cs="Sakkal Majalla" w:eastAsia="Sakkal Majalla"/>
+                <w:rFonts w:ascii="Dubai" w:hAnsi="Dubai" w:cs="Dubai" w:eastAsia="Dubai"/>
                 <w:b w:val="0"/>
                 <w:color w:val="1A1A1A"/>
-                <w:sz w:val="20"/>
-                <w:szCs w:val="20"/>
+                <w:sz w:val="16"/>
+                <w:szCs w:val="16"/>
                 <w:rtl/>
               </w:rPr>
               <w:t>☐ التقويم من أجل التعلم</w:t>
             </w:r>
             <w:r>
               <w:rPr>
-                <w:rFonts w:ascii="Sakkal Majalla" w:hAnsi="Sakkal Majalla" w:cs="Sakkal Majalla" w:eastAsia="Sakkal Majalla"/>
+                <w:rFonts w:ascii="Dubai" w:hAnsi="Dubai" w:cs="Dubai" w:eastAsia="Dubai"/>
                 <w:b w:val="0"/>
                 <w:color w:val="1A1A1A"/>
-                <w:sz w:val="20"/>
-                <w:szCs w:val="20"/>
+                <w:sz w:val="16"/>
+                <w:szCs w:val="16"/>
                 <w:rtl/>
               </w:rPr>
               <w:t xml:space="preserve">     </w:t>
             </w:r>
             <w:r>
               <w:rPr>
-                <w:rFonts w:ascii="Sakkal Majalla" w:hAnsi="Sakkal Majalla" w:cs="Sakkal Majalla" w:eastAsia="Sakkal Majalla"/>
+                <w:rFonts w:ascii="Dubai" w:hAnsi="Dubai" w:cs="Dubai" w:eastAsia="Dubai"/>
                 <w:b w:val="0"/>
                 <w:color w:val="1A1A1A"/>
-                <w:sz w:val="20"/>
-                <w:szCs w:val="20"/>
+                <w:sz w:val="16"/>
+                <w:szCs w:val="16"/>
                 <w:rtl/>
               </w:rPr>
               <w:t>☐ التقنية والذكاء الاصطناعي</w:t>
             </w:r>
             <w:r>
               <w:rPr>
-                <w:rFonts w:ascii="Sakkal Majalla" w:hAnsi="Sakkal Majalla" w:cs="Sakkal Majalla" w:eastAsia="Sakkal Majalla"/>
+                <w:rFonts w:ascii="Dubai" w:hAnsi="Dubai" w:cs="Dubai" w:eastAsia="Dubai"/>
                 <w:b w:val="0"/>
                 <w:color w:val="1A1A1A"/>
-                <w:sz w:val="20"/>
-                <w:szCs w:val="20"/>
+                <w:sz w:val="16"/>
+                <w:szCs w:val="16"/>
                 <w:rtl/>
               </w:rPr>
               <w:t xml:space="preserve">     </w:t>
             </w:r>
             <w:r>
               <w:rPr>
-                <w:rFonts w:ascii="Sakkal Majalla" w:hAnsi="Sakkal Majalla" w:cs="Sakkal Majalla" w:eastAsia="Sakkal Majalla"/>
+                <w:rFonts w:ascii="Dubai" w:hAnsi="Dubai" w:cs="Dubai" w:eastAsia="Dubai"/>
                 <w:b w:val="0"/>
                 <w:color w:val="1A1A1A"/>
-                <w:sz w:val="20"/>
-                <w:szCs w:val="20"/>
+                <w:sz w:val="16"/>
+                <w:szCs w:val="16"/>
                 <w:rtl/>
               </w:rPr>
               <w:t>☐ القيم وبناء الشخصية</w:t>
@@ -1282,17 +1278,18 @@
           <w:p>
             <w:pPr>
               <w:bidi/>
-              <w:spacing w:before="0" w:after="0" w:line="246" w:lineRule="exact"/>
+              <w:spacing w:before="0" w:after="0" w:line="216" w:lineRule="exact"/>
               <w:jc w:val="center"/>
             </w:pPr>
             <w:r/>
             <w:r>
               <w:rPr>
-                <w:rFonts w:ascii="Al-Jazeera-Arabic-Bold" w:hAnsi="Al-Jazeera-Arabic-Bold" w:cs="Al-Jazeera-Arabic-Bold" w:eastAsia="Al-Jazeera-Arabic-Bold"/>
-                <w:b w:val="0"/>
+                <w:rFonts w:ascii="Dubai" w:hAnsi="Dubai" w:cs="Dubai" w:eastAsia="Dubai"/>
+                <w:b/>
                 <w:color w:val="355E91"/>
                 <w:sz w:val="16"/>
                 <w:szCs w:val="16"/>
+                <w:bCs/>
                 <w:rtl/>
               </w:rPr>
               <w:t>عرض الأهداف</w:t>
@@ -1309,60 +1306,60 @@
           <w:p>
             <w:pPr>
               <w:bidi/>
-              <w:spacing w:before="0" w:after="0" w:line="298" w:lineRule="exact"/>
+              <w:spacing w:before="0" w:after="0" w:line="262" w:lineRule="exact"/>
             </w:pPr>
             <w:r/>
             <w:r>
               <w:rPr>
-                <w:rFonts w:ascii="Sakkal Majalla" w:hAnsi="Sakkal Majalla" w:cs="Sakkal Majalla" w:eastAsia="Sakkal Majalla"/>
+                <w:rFonts w:ascii="Dubai" w:hAnsi="Dubai" w:cs="Dubai" w:eastAsia="Dubai"/>
                 <w:b w:val="0"/>
                 <w:color w:val="1A1A1A"/>
-                <w:sz w:val="20"/>
-                <w:szCs w:val="20"/>
+                <w:sz w:val="16"/>
+                <w:szCs w:val="16"/>
                 <w:rtl/>
               </w:rPr>
               <w:t>☐ على السبورة</w:t>
             </w:r>
             <w:r>
               <w:rPr>
-                <w:rFonts w:ascii="Sakkal Majalla" w:hAnsi="Sakkal Majalla" w:cs="Sakkal Majalla" w:eastAsia="Sakkal Majalla"/>
+                <w:rFonts w:ascii="Dubai" w:hAnsi="Dubai" w:cs="Dubai" w:eastAsia="Dubai"/>
                 <w:b w:val="0"/>
                 <w:color w:val="1A1A1A"/>
-                <w:sz w:val="20"/>
-                <w:szCs w:val="20"/>
+                <w:sz w:val="16"/>
+                <w:szCs w:val="16"/>
                 <w:rtl/>
               </w:rPr>
               <w:t xml:space="preserve">     </w:t>
             </w:r>
             <w:r>
               <w:rPr>
-                <w:rFonts w:ascii="Sakkal Majalla" w:hAnsi="Sakkal Majalla" w:cs="Sakkal Majalla" w:eastAsia="Sakkal Majalla"/>
+                <w:rFonts w:ascii="Dubai" w:hAnsi="Dubai" w:cs="Dubai" w:eastAsia="Dubai"/>
                 <w:b w:val="0"/>
                 <w:color w:val="1A1A1A"/>
-                <w:sz w:val="20"/>
-                <w:szCs w:val="20"/>
+                <w:sz w:val="16"/>
+                <w:szCs w:val="16"/>
                 <w:rtl/>
               </w:rPr>
               <w:t>☐ على الشاشة</w:t>
             </w:r>
             <w:r>
               <w:rPr>
-                <w:rFonts w:ascii="Sakkal Majalla" w:hAnsi="Sakkal Majalla" w:cs="Sakkal Majalla" w:eastAsia="Sakkal Majalla"/>
+                <w:rFonts w:ascii="Dubai" w:hAnsi="Dubai" w:cs="Dubai" w:eastAsia="Dubai"/>
                 <w:b w:val="0"/>
                 <w:color w:val="1A1A1A"/>
-                <w:sz w:val="20"/>
-                <w:szCs w:val="20"/>
+                <w:sz w:val="16"/>
+                <w:szCs w:val="16"/>
                 <w:rtl/>
               </w:rPr>
               <w:t xml:space="preserve">     </w:t>
             </w:r>
             <w:r>
               <w:rPr>
-                <w:rFonts w:ascii="Sakkal Majalla" w:hAnsi="Sakkal Majalla" w:cs="Sakkal Majalla" w:eastAsia="Sakkal Majalla"/>
+                <w:rFonts w:ascii="Dubai" w:hAnsi="Dubai" w:cs="Dubai" w:eastAsia="Dubai"/>
                 <w:b w:val="0"/>
                 <w:color w:val="1A1A1A"/>
-                <w:sz w:val="20"/>
-                <w:szCs w:val="20"/>
+                <w:sz w:val="16"/>
+                <w:szCs w:val="16"/>
                 <w:rtl/>
               </w:rPr>
               <w:t>☐ معلنة شفهياً في بداية الحصة</w:t>
@@ -1384,17 +1381,18 @@
           <w:p>
             <w:pPr>
               <w:bidi/>
-              <w:spacing w:before="0" w:after="0" w:line="246" w:lineRule="exact"/>
+              <w:spacing w:before="0" w:after="0" w:line="216" w:lineRule="exact"/>
               <w:jc w:val="center"/>
             </w:pPr>
             <w:r/>
             <w:r>
               <w:rPr>
-                <w:rFonts w:ascii="Al-Jazeera-Arabic-Bold" w:hAnsi="Al-Jazeera-Arabic-Bold" w:cs="Al-Jazeera-Arabic-Bold" w:eastAsia="Al-Jazeera-Arabic-Bold"/>
-                <w:b w:val="0"/>
+                <w:rFonts w:ascii="Dubai" w:hAnsi="Dubai" w:cs="Dubai" w:eastAsia="Dubai"/>
+                <w:b/>
                 <w:color w:val="355E91"/>
                 <w:sz w:val="16"/>
                 <w:szCs w:val="16"/>
+                <w:bCs/>
                 <w:rtl/>
               </w:rPr>
               <w:t>الإستراتيجية</w:t>
@@ -1410,16 +1408,16 @@
           <w:p>
             <w:pPr>
               <w:bidi/>
-              <w:spacing w:before="0" w:after="0" w:line="274" w:lineRule="exact"/>
+              <w:spacing w:before="0" w:after="0" w:line="240" w:lineRule="exact"/>
             </w:pPr>
             <w:r/>
             <w:r>
               <w:rPr>
-                <w:rFonts w:ascii="Sakkal Majalla" w:hAnsi="Sakkal Majalla" w:cs="Sakkal Majalla" w:eastAsia="Sakkal Majalla"/>
+                <w:rFonts w:ascii="Dubai" w:hAnsi="Dubai" w:cs="Dubai" w:eastAsia="Dubai"/>
                 <w:b w:val="0"/>
                 <w:color w:val="7F7F7F"/>
-                <w:sz w:val="18"/>
-                <w:szCs w:val="18"/>
+                <w:sz w:val="15"/>
+                <w:szCs w:val="15"/>
                 <w:rtl/>
               </w:rPr>
               <w:t>من بنك البطاقات التسع عشرة — ومقيَّدةٌ باتجاهك أعلاه</w:t>
@@ -1441,17 +1439,18 @@
           <w:p>
             <w:pPr>
               <w:bidi/>
-              <w:spacing w:before="0" w:after="0" w:line="246" w:lineRule="exact"/>
+              <w:spacing w:before="0" w:after="0" w:line="216" w:lineRule="exact"/>
               <w:jc w:val="center"/>
             </w:pPr>
             <w:r/>
             <w:r>
               <w:rPr>
-                <w:rFonts w:ascii="Al-Jazeera-Arabic-Bold" w:hAnsi="Al-Jazeera-Arabic-Bold" w:cs="Al-Jazeera-Arabic-Bold" w:eastAsia="Al-Jazeera-Arabic-Bold"/>
-                <w:b w:val="0"/>
+                <w:rFonts w:ascii="Dubai" w:hAnsi="Dubai" w:cs="Dubai" w:eastAsia="Dubai"/>
+                <w:b/>
                 <w:color w:val="355E91"/>
                 <w:sz w:val="16"/>
                 <w:szCs w:val="16"/>
+                <w:bCs/>
                 <w:rtl/>
               </w:rPr>
               <w:t>مصادر التعلم</w:t>
@@ -1468,148 +1467,148 @@
           <w:p>
             <w:pPr>
               <w:bidi/>
-              <w:spacing w:before="0" w:after="0" w:line="298" w:lineRule="exact"/>
+              <w:spacing w:before="0" w:after="0" w:line="262" w:lineRule="exact"/>
             </w:pPr>
             <w:r/>
             <w:r>
               <w:rPr>
-                <w:rFonts w:ascii="Sakkal Majalla" w:hAnsi="Sakkal Majalla" w:cs="Sakkal Majalla" w:eastAsia="Sakkal Majalla"/>
+                <w:rFonts w:ascii="Dubai" w:hAnsi="Dubai" w:cs="Dubai" w:eastAsia="Dubai"/>
                 <w:b w:val="0"/>
                 <w:color w:val="1A1A1A"/>
-                <w:sz w:val="20"/>
-                <w:szCs w:val="20"/>
+                <w:sz w:val="16"/>
+                <w:szCs w:val="16"/>
                 <w:rtl/>
               </w:rPr>
               <w:t>☐ سمعي</w:t>
             </w:r>
             <w:r>
               <w:rPr>
-                <w:rFonts w:ascii="Sakkal Majalla" w:hAnsi="Sakkal Majalla" w:cs="Sakkal Majalla" w:eastAsia="Sakkal Majalla"/>
+                <w:rFonts w:ascii="Dubai" w:hAnsi="Dubai" w:cs="Dubai" w:eastAsia="Dubai"/>
                 <w:b w:val="0"/>
                 <w:color w:val="1A1A1A"/>
-                <w:sz w:val="20"/>
-                <w:szCs w:val="20"/>
+                <w:sz w:val="16"/>
+                <w:szCs w:val="16"/>
                 <w:rtl/>
               </w:rPr>
               <w:t xml:space="preserve">     </w:t>
             </w:r>
             <w:r>
               <w:rPr>
-                <w:rFonts w:ascii="Sakkal Majalla" w:hAnsi="Sakkal Majalla" w:cs="Sakkal Majalla" w:eastAsia="Sakkal Majalla"/>
+                <w:rFonts w:ascii="Dubai" w:hAnsi="Dubai" w:cs="Dubai" w:eastAsia="Dubai"/>
                 <w:b w:val="0"/>
                 <w:color w:val="1A1A1A"/>
-                <w:sz w:val="20"/>
-                <w:szCs w:val="20"/>
+                <w:sz w:val="16"/>
+                <w:szCs w:val="16"/>
                 <w:rtl/>
               </w:rPr>
               <w:t>☐ بصري</w:t>
             </w:r>
             <w:r>
               <w:rPr>
-                <w:rFonts w:ascii="Sakkal Majalla" w:hAnsi="Sakkal Majalla" w:cs="Sakkal Majalla" w:eastAsia="Sakkal Majalla"/>
+                <w:rFonts w:ascii="Dubai" w:hAnsi="Dubai" w:cs="Dubai" w:eastAsia="Dubai"/>
                 <w:b w:val="0"/>
                 <w:color w:val="1A1A1A"/>
-                <w:sz w:val="20"/>
-                <w:szCs w:val="20"/>
+                <w:sz w:val="16"/>
+                <w:szCs w:val="16"/>
                 <w:rtl/>
               </w:rPr>
               <w:t xml:space="preserve">     </w:t>
             </w:r>
             <w:r>
               <w:rPr>
-                <w:rFonts w:ascii="Sakkal Majalla" w:hAnsi="Sakkal Majalla" w:cs="Sakkal Majalla" w:eastAsia="Sakkal Majalla"/>
+                <w:rFonts w:ascii="Dubai" w:hAnsi="Dubai" w:cs="Dubai" w:eastAsia="Dubai"/>
                 <w:b w:val="0"/>
                 <w:color w:val="1A1A1A"/>
-                <w:sz w:val="20"/>
-                <w:szCs w:val="20"/>
+                <w:sz w:val="16"/>
+                <w:szCs w:val="16"/>
                 <w:rtl/>
               </w:rPr>
               <w:t>☐ حسّي/محسوسات</w:t>
             </w:r>
             <w:r>
               <w:rPr>
-                <w:rFonts w:ascii="Sakkal Majalla" w:hAnsi="Sakkal Majalla" w:cs="Sakkal Majalla" w:eastAsia="Sakkal Majalla"/>
+                <w:rFonts w:ascii="Dubai" w:hAnsi="Dubai" w:cs="Dubai" w:eastAsia="Dubai"/>
                 <w:b w:val="0"/>
                 <w:color w:val="1A1A1A"/>
-                <w:sz w:val="20"/>
-                <w:szCs w:val="20"/>
+                <w:sz w:val="16"/>
+                <w:szCs w:val="16"/>
                 <w:rtl/>
               </w:rPr>
               <w:t xml:space="preserve">     </w:t>
             </w:r>
             <w:r>
               <w:rPr>
-                <w:rFonts w:ascii="Sakkal Majalla" w:hAnsi="Sakkal Majalla" w:cs="Sakkal Majalla" w:eastAsia="Sakkal Majalla"/>
+                <w:rFonts w:ascii="Dubai" w:hAnsi="Dubai" w:cs="Dubai" w:eastAsia="Dubai"/>
                 <w:b w:val="0"/>
                 <w:color w:val="1A1A1A"/>
-                <w:sz w:val="20"/>
-                <w:szCs w:val="20"/>
+                <w:sz w:val="16"/>
+                <w:szCs w:val="16"/>
                 <w:rtl/>
               </w:rPr>
               <w:t>☐ فيديو</w:t>
             </w:r>
             <w:r>
               <w:rPr>
-                <w:rFonts w:ascii="Sakkal Majalla" w:hAnsi="Sakkal Majalla" w:cs="Sakkal Majalla" w:eastAsia="Sakkal Majalla"/>
+                <w:rFonts w:ascii="Dubai" w:hAnsi="Dubai" w:cs="Dubai" w:eastAsia="Dubai"/>
                 <w:b w:val="0"/>
                 <w:color w:val="1A1A1A"/>
-                <w:sz w:val="20"/>
-                <w:szCs w:val="20"/>
+                <w:sz w:val="16"/>
+                <w:szCs w:val="16"/>
                 <w:rtl/>
               </w:rPr>
               <w:t xml:space="preserve">     </w:t>
             </w:r>
             <w:r>
               <w:rPr>
-                <w:rFonts w:ascii="Sakkal Majalla" w:hAnsi="Sakkal Majalla" w:cs="Sakkal Majalla" w:eastAsia="Sakkal Majalla"/>
+                <w:rFonts w:ascii="Dubai" w:hAnsi="Dubai" w:cs="Dubai" w:eastAsia="Dubai"/>
                 <w:b w:val="0"/>
                 <w:color w:val="1A1A1A"/>
-                <w:sz w:val="20"/>
-                <w:szCs w:val="20"/>
+                <w:sz w:val="16"/>
+                <w:szCs w:val="16"/>
                 <w:rtl/>
               </w:rPr>
               <w:t>☐ مختبر افتراضي</w:t>
             </w:r>
             <w:r>
               <w:rPr>
-                <w:rFonts w:ascii="Sakkal Majalla" w:hAnsi="Sakkal Majalla" w:cs="Sakkal Majalla" w:eastAsia="Sakkal Majalla"/>
+                <w:rFonts w:ascii="Dubai" w:hAnsi="Dubai" w:cs="Dubai" w:eastAsia="Dubai"/>
                 <w:b w:val="0"/>
                 <w:color w:val="1A1A1A"/>
-                <w:sz w:val="20"/>
-                <w:szCs w:val="20"/>
+                <w:sz w:val="16"/>
+                <w:szCs w:val="16"/>
                 <w:rtl/>
               </w:rPr>
               <w:t xml:space="preserve">     </w:t>
             </w:r>
             <w:r>
               <w:rPr>
-                <w:rFonts w:ascii="Sakkal Majalla" w:hAnsi="Sakkal Majalla" w:cs="Sakkal Majalla" w:eastAsia="Sakkal Majalla"/>
+                <w:rFonts w:ascii="Dubai" w:hAnsi="Dubai" w:cs="Dubai" w:eastAsia="Dubai"/>
                 <w:b w:val="0"/>
                 <w:color w:val="1A1A1A"/>
-                <w:sz w:val="20"/>
-                <w:szCs w:val="20"/>
+                <w:sz w:val="16"/>
+                <w:szCs w:val="16"/>
                 <w:rtl/>
               </w:rPr>
               <w:t>☐ Flash cards</w:t>
             </w:r>
             <w:r>
               <w:rPr>
-                <w:rFonts w:ascii="Sakkal Majalla" w:hAnsi="Sakkal Majalla" w:cs="Sakkal Majalla" w:eastAsia="Sakkal Majalla"/>
+                <w:rFonts w:ascii="Dubai" w:hAnsi="Dubai" w:cs="Dubai" w:eastAsia="Dubai"/>
                 <w:b w:val="0"/>
                 <w:color w:val="1A1A1A"/>
-                <w:sz w:val="20"/>
-                <w:szCs w:val="20"/>
+                <w:sz w:val="16"/>
+                <w:szCs w:val="16"/>
                 <w:rtl/>
               </w:rPr>
               <w:t xml:space="preserve">     </w:t>
             </w:r>
             <w:r>
               <w:rPr>
-                <w:rFonts w:ascii="Sakkal Majalla" w:hAnsi="Sakkal Majalla" w:cs="Sakkal Majalla" w:eastAsia="Sakkal Majalla"/>
+                <w:rFonts w:ascii="Dubai" w:hAnsi="Dubai" w:cs="Dubai" w:eastAsia="Dubai"/>
                 <w:b w:val="0"/>
                 <w:color w:val="1A1A1A"/>
-                <w:sz w:val="20"/>
-                <w:szCs w:val="20"/>
+                <w:sz w:val="16"/>
+                <w:szCs w:val="16"/>
                 <w:rtl/>
               </w:rPr>
               <w:t>☐ أدوات مادية</w:t>
@@ -1631,17 +1630,18 @@
           <w:p>
             <w:pPr>
               <w:bidi/>
-              <w:spacing w:before="0" w:after="0" w:line="246" w:lineRule="exact"/>
+              <w:spacing w:before="0" w:after="0" w:line="216" w:lineRule="exact"/>
               <w:jc w:val="center"/>
             </w:pPr>
             <w:r/>
             <w:r>
               <w:rPr>
-                <w:rFonts w:ascii="Al-Jazeera-Arabic-Bold" w:hAnsi="Al-Jazeera-Arabic-Bold" w:cs="Al-Jazeera-Arabic-Bold" w:eastAsia="Al-Jazeera-Arabic-Bold"/>
-                <w:b w:val="0"/>
+                <w:rFonts w:ascii="Dubai" w:hAnsi="Dubai" w:cs="Dubai" w:eastAsia="Dubai"/>
+                <w:b/>
                 <w:color w:val="355E91"/>
                 <w:sz w:val="16"/>
                 <w:szCs w:val="16"/>
+                <w:bCs/>
                 <w:rtl/>
               </w:rPr>
               <w:t>داعمات البيئة</w:t>
@@ -1657,60 +1657,60 @@
           <w:p>
             <w:pPr>
               <w:bidi/>
-              <w:spacing w:before="0" w:after="0" w:line="298" w:lineRule="exact"/>
+              <w:spacing w:before="0" w:after="0" w:line="262" w:lineRule="exact"/>
             </w:pPr>
             <w:r/>
             <w:r>
               <w:rPr>
-                <w:rFonts w:ascii="Sakkal Majalla" w:hAnsi="Sakkal Majalla" w:cs="Sakkal Majalla" w:eastAsia="Sakkal Majalla"/>
+                <w:rFonts w:ascii="Dubai" w:hAnsi="Dubai" w:cs="Dubai" w:eastAsia="Dubai"/>
                 <w:b w:val="0"/>
                 <w:color w:val="1A1A1A"/>
-                <w:sz w:val="20"/>
-                <w:szCs w:val="20"/>
+                <w:sz w:val="16"/>
+                <w:szCs w:val="16"/>
                 <w:rtl/>
               </w:rPr>
               <w:t>☐ مصدر للقراءة والكتابة في الصف</w:t>
             </w:r>
             <w:r>
               <w:rPr>
-                <w:rFonts w:ascii="Sakkal Majalla" w:hAnsi="Sakkal Majalla" w:cs="Sakkal Majalla" w:eastAsia="Sakkal Majalla"/>
+                <w:rFonts w:ascii="Dubai" w:hAnsi="Dubai" w:cs="Dubai" w:eastAsia="Dubai"/>
                 <w:b w:val="0"/>
                 <w:color w:val="1A1A1A"/>
-                <w:sz w:val="20"/>
-                <w:szCs w:val="20"/>
+                <w:sz w:val="16"/>
+                <w:szCs w:val="16"/>
                 <w:rtl/>
               </w:rPr>
               <w:t xml:space="preserve">     </w:t>
             </w:r>
             <w:r>
               <w:rPr>
-                <w:rFonts w:ascii="Sakkal Majalla" w:hAnsi="Sakkal Majalla" w:cs="Sakkal Majalla" w:eastAsia="Sakkal Majalla"/>
+                <w:rFonts w:ascii="Dubai" w:hAnsi="Dubai" w:cs="Dubai" w:eastAsia="Dubai"/>
                 <w:b w:val="0"/>
                 <w:color w:val="1A1A1A"/>
-                <w:sz w:val="20"/>
-                <w:szCs w:val="20"/>
+                <w:sz w:val="16"/>
+                <w:szCs w:val="16"/>
                 <w:rtl/>
               </w:rPr>
               <w:t>☐ مصدر أو محسوس للحساب</w:t>
             </w:r>
             <w:r>
               <w:rPr>
-                <w:rFonts w:ascii="Sakkal Majalla" w:hAnsi="Sakkal Majalla" w:cs="Sakkal Majalla" w:eastAsia="Sakkal Majalla"/>
+                <w:rFonts w:ascii="Dubai" w:hAnsi="Dubai" w:cs="Dubai" w:eastAsia="Dubai"/>
                 <w:b w:val="0"/>
                 <w:color w:val="1A1A1A"/>
-                <w:sz w:val="20"/>
-                <w:szCs w:val="20"/>
+                <w:sz w:val="16"/>
+                <w:szCs w:val="16"/>
                 <w:rtl/>
               </w:rPr>
               <w:t xml:space="preserve">     </w:t>
             </w:r>
             <w:r>
               <w:rPr>
-                <w:rFonts w:ascii="Sakkal Majalla" w:hAnsi="Sakkal Majalla" w:cs="Sakkal Majalla" w:eastAsia="Sakkal Majalla"/>
+                <w:rFonts w:ascii="Dubai" w:hAnsi="Dubai" w:cs="Dubai" w:eastAsia="Dubai"/>
                 <w:b w:val="0"/>
                 <w:color w:val="1A1A1A"/>
-                <w:sz w:val="20"/>
-                <w:szCs w:val="20"/>
+                <w:sz w:val="16"/>
+                <w:szCs w:val="16"/>
                 <w:rtl/>
               </w:rPr>
               <w:t>☐ مقاعد مهيّأة للعمل التعاوني</w:t>
@@ -1732,17 +1732,18 @@
           <w:p>
             <w:pPr>
               <w:bidi/>
-              <w:spacing w:before="0" w:after="0" w:line="246" w:lineRule="exact"/>
+              <w:spacing w:before="0" w:after="0" w:line="216" w:lineRule="exact"/>
               <w:jc w:val="center"/>
             </w:pPr>
             <w:r/>
             <w:r>
               <w:rPr>
-                <w:rFonts w:ascii="Al-Jazeera-Arabic-Bold" w:hAnsi="Al-Jazeera-Arabic-Bold" w:cs="Al-Jazeera-Arabic-Bold" w:eastAsia="Al-Jazeera-Arabic-Bold"/>
-                <w:b w:val="0"/>
+                <w:rFonts w:ascii="Dubai" w:hAnsi="Dubai" w:cs="Dubai" w:eastAsia="Dubai"/>
+                <w:b/>
                 <w:color w:val="355E91"/>
                 <w:sz w:val="16"/>
                 <w:szCs w:val="16"/>
+                <w:bCs/>
                 <w:rtl/>
               </w:rPr>
               <w:t>أوراق العمل</w:t>
@@ -1759,82 +1760,82 @@
           <w:p>
             <w:pPr>
               <w:bidi/>
-              <w:spacing w:before="0" w:after="0" w:line="298" w:lineRule="exact"/>
+              <w:spacing w:before="0" w:after="0" w:line="262" w:lineRule="exact"/>
             </w:pPr>
             <w:r/>
             <w:r>
               <w:rPr>
-                <w:rFonts w:ascii="Sakkal Majalla" w:hAnsi="Sakkal Majalla" w:cs="Sakkal Majalla" w:eastAsia="Sakkal Majalla"/>
+                <w:rFonts w:ascii="Dubai" w:hAnsi="Dubai" w:cs="Dubai" w:eastAsia="Dubai"/>
                 <w:b w:val="0"/>
                 <w:color w:val="1A1A1A"/>
-                <w:sz w:val="20"/>
-                <w:szCs w:val="20"/>
+                <w:sz w:val="16"/>
+                <w:szCs w:val="16"/>
                 <w:rtl/>
               </w:rPr>
               <w:t>☐ فردية</w:t>
             </w:r>
             <w:r>
               <w:rPr>
-                <w:rFonts w:ascii="Sakkal Majalla" w:hAnsi="Sakkal Majalla" w:cs="Sakkal Majalla" w:eastAsia="Sakkal Majalla"/>
+                <w:rFonts w:ascii="Dubai" w:hAnsi="Dubai" w:cs="Dubai" w:eastAsia="Dubai"/>
                 <w:b w:val="0"/>
                 <w:color w:val="1A1A1A"/>
-                <w:sz w:val="20"/>
-                <w:szCs w:val="20"/>
+                <w:sz w:val="16"/>
+                <w:szCs w:val="16"/>
                 <w:rtl/>
               </w:rPr>
               <w:t xml:space="preserve">     </w:t>
             </w:r>
             <w:r>
               <w:rPr>
-                <w:rFonts w:ascii="Sakkal Majalla" w:hAnsi="Sakkal Majalla" w:cs="Sakkal Majalla" w:eastAsia="Sakkal Majalla"/>
+                <w:rFonts w:ascii="Dubai" w:hAnsi="Dubai" w:cs="Dubai" w:eastAsia="Dubai"/>
                 <w:b w:val="0"/>
                 <w:color w:val="1A1A1A"/>
-                <w:sz w:val="20"/>
-                <w:szCs w:val="20"/>
+                <w:sz w:val="16"/>
+                <w:szCs w:val="16"/>
                 <w:rtl/>
               </w:rPr>
               <w:t>☐ زوجية</w:t>
             </w:r>
             <w:r>
               <w:rPr>
-                <w:rFonts w:ascii="Sakkal Majalla" w:hAnsi="Sakkal Majalla" w:cs="Sakkal Majalla" w:eastAsia="Sakkal Majalla"/>
+                <w:rFonts w:ascii="Dubai" w:hAnsi="Dubai" w:cs="Dubai" w:eastAsia="Dubai"/>
                 <w:b w:val="0"/>
                 <w:color w:val="1A1A1A"/>
-                <w:sz w:val="20"/>
-                <w:szCs w:val="20"/>
+                <w:sz w:val="16"/>
+                <w:szCs w:val="16"/>
                 <w:rtl/>
               </w:rPr>
               <w:t xml:space="preserve">     </w:t>
             </w:r>
             <w:r>
               <w:rPr>
-                <w:rFonts w:ascii="Sakkal Majalla" w:hAnsi="Sakkal Majalla" w:cs="Sakkal Majalla" w:eastAsia="Sakkal Majalla"/>
+                <w:rFonts w:ascii="Dubai" w:hAnsi="Dubai" w:cs="Dubai" w:eastAsia="Dubai"/>
                 <w:b w:val="0"/>
                 <w:color w:val="1A1A1A"/>
-                <w:sz w:val="20"/>
-                <w:szCs w:val="20"/>
+                <w:sz w:val="16"/>
+                <w:szCs w:val="16"/>
                 <w:rtl/>
               </w:rPr>
               <w:t>☐ مجموعات تعاونية</w:t>
             </w:r>
             <w:r>
               <w:rPr>
-                <w:rFonts w:ascii="Sakkal Majalla" w:hAnsi="Sakkal Majalla" w:cs="Sakkal Majalla" w:eastAsia="Sakkal Majalla"/>
+                <w:rFonts w:ascii="Dubai" w:hAnsi="Dubai" w:cs="Dubai" w:eastAsia="Dubai"/>
                 <w:b w:val="0"/>
                 <w:color w:val="1A1A1A"/>
-                <w:sz w:val="20"/>
-                <w:szCs w:val="20"/>
+                <w:sz w:val="16"/>
+                <w:szCs w:val="16"/>
                 <w:rtl/>
               </w:rPr>
               <w:t xml:space="preserve">     </w:t>
             </w:r>
             <w:r>
               <w:rPr>
-                <w:rFonts w:ascii="Sakkal Majalla" w:hAnsi="Sakkal Majalla" w:cs="Sakkal Majalla" w:eastAsia="Sakkal Majalla"/>
+                <w:rFonts w:ascii="Dubai" w:hAnsi="Dubai" w:cs="Dubai" w:eastAsia="Dubai"/>
                 <w:b w:val="0"/>
                 <w:color w:val="1A1A1A"/>
-                <w:sz w:val="20"/>
-                <w:szCs w:val="20"/>
+                <w:sz w:val="16"/>
+                <w:szCs w:val="16"/>
                 <w:rtl/>
               </w:rPr>
               <w:t>☐ مستويات متدرّجة</w:t>
@@ -1846,7 +1847,7 @@
     <w:p>
       <w:pPr>
         <w:bidi/>
-        <w:spacing w:before="0" w:after="0" w:line="80" w:lineRule="exact"/>
+        <w:spacing w:before="0" w:after="0" w:line="70" w:lineRule="exact"/>
       </w:pPr>
     </w:p>
     <w:tbl>
@@ -1892,17 +1893,18 @@
           <w:p>
             <w:pPr>
               <w:bidi/>
-              <w:spacing w:before="0" w:after="0" w:line="234" w:lineRule="exact"/>
+              <w:spacing w:before="0" w:after="0" w:line="206" w:lineRule="exact"/>
               <w:jc w:val="center"/>
             </w:pPr>
             <w:r/>
             <w:r>
               <w:rPr>
-                <w:rFonts w:ascii="Al-Jazeera-Arabic-Bold" w:hAnsi="Al-Jazeera-Arabic-Bold" w:cs="Al-Jazeera-Arabic-Bold" w:eastAsia="Al-Jazeera-Arabic-Bold"/>
-                <w:b w:val="0"/>
+                <w:rFonts w:ascii="Dubai" w:hAnsi="Dubai" w:cs="Dubai" w:eastAsia="Dubai"/>
+                <w:b/>
                 <w:color w:val="355E91"/>
                 <w:sz w:val="15"/>
                 <w:szCs w:val="15"/>
+                <w:bCs/>
                 <w:rtl/>
               </w:rPr>
               <w:t>التهيئة</w:t>
@@ -1918,17 +1920,18 @@
           <w:p>
             <w:pPr>
               <w:bidi/>
-              <w:spacing w:before="0" w:after="0" w:line="234" w:lineRule="exact"/>
+              <w:spacing w:before="0" w:after="0" w:line="206" w:lineRule="exact"/>
               <w:jc w:val="center"/>
             </w:pPr>
             <w:r/>
             <w:r>
               <w:rPr>
-                <w:rFonts w:ascii="Al-Jazeera-Arabic-Bold" w:hAnsi="Al-Jazeera-Arabic-Bold" w:cs="Al-Jazeera-Arabic-Bold" w:eastAsia="Al-Jazeera-Arabic-Bold"/>
-                <w:b w:val="0"/>
+                <w:rFonts w:ascii="Dubai" w:hAnsi="Dubai" w:cs="Dubai" w:eastAsia="Dubai"/>
+                <w:b/>
                 <w:color w:val="355E91"/>
                 <w:sz w:val="15"/>
                 <w:szCs w:val="15"/>
+                <w:bCs/>
                 <w:rtl/>
               </w:rPr>
               <w:t>التنفيذ</w:t>
@@ -1944,17 +1947,18 @@
           <w:p>
             <w:pPr>
               <w:bidi/>
-              <w:spacing w:before="0" w:after="0" w:line="234" w:lineRule="exact"/>
+              <w:spacing w:before="0" w:after="0" w:line="206" w:lineRule="exact"/>
               <w:jc w:val="center"/>
             </w:pPr>
             <w:r/>
             <w:r>
               <w:rPr>
-                <w:rFonts w:ascii="Al-Jazeera-Arabic-Bold" w:hAnsi="Al-Jazeera-Arabic-Bold" w:cs="Al-Jazeera-Arabic-Bold" w:eastAsia="Al-Jazeera-Arabic-Bold"/>
-                <w:b w:val="0"/>
+                <w:rFonts w:ascii="Dubai" w:hAnsi="Dubai" w:cs="Dubai" w:eastAsia="Dubai"/>
+                <w:b/>
                 <w:color w:val="355E91"/>
                 <w:sz w:val="15"/>
                 <w:szCs w:val="15"/>
+                <w:bCs/>
                 <w:rtl/>
               </w:rPr>
               <w:t>التقويم</w:t>
@@ -1970,17 +1974,18 @@
           <w:p>
             <w:pPr>
               <w:bidi/>
-              <w:spacing w:before="0" w:after="0" w:line="234" w:lineRule="exact"/>
+              <w:spacing w:before="0" w:after="0" w:line="206" w:lineRule="exact"/>
               <w:jc w:val="center"/>
             </w:pPr>
             <w:r/>
             <w:r>
               <w:rPr>
-                <w:rFonts w:ascii="Al-Jazeera-Arabic-Bold" w:hAnsi="Al-Jazeera-Arabic-Bold" w:cs="Al-Jazeera-Arabic-Bold" w:eastAsia="Al-Jazeera-Arabic-Bold"/>
-                <w:b w:val="0"/>
+                <w:rFonts w:ascii="Dubai" w:hAnsi="Dubai" w:cs="Dubai" w:eastAsia="Dubai"/>
+                <w:b/>
                 <w:color w:val="355E91"/>
                 <w:sz w:val="15"/>
                 <w:szCs w:val="15"/>
+                <w:bCs/>
                 <w:rtl/>
               </w:rPr>
               <w:t>الغلق</w:t>
@@ -1996,17 +2001,18 @@
           <w:p>
             <w:pPr>
               <w:bidi/>
-              <w:spacing w:before="0" w:after="0" w:line="234" w:lineRule="exact"/>
+              <w:spacing w:before="0" w:after="0" w:line="206" w:lineRule="exact"/>
               <w:jc w:val="center"/>
             </w:pPr>
             <w:r/>
             <w:r>
               <w:rPr>
-                <w:rFonts w:ascii="Al-Jazeera-Arabic-Bold" w:hAnsi="Al-Jazeera-Arabic-Bold" w:cs="Al-Jazeera-Arabic-Bold" w:eastAsia="Al-Jazeera-Arabic-Bold"/>
-                <w:b w:val="0"/>
+                <w:rFonts w:ascii="Dubai" w:hAnsi="Dubai" w:cs="Dubai" w:eastAsia="Dubai"/>
+                <w:b/>
                 <w:color w:val="355E91"/>
                 <w:sz w:val="15"/>
                 <w:szCs w:val="15"/>
+                <w:bCs/>
                 <w:rtl/>
               </w:rPr>
               <w:t>المجموع = زمن الحصة</w:t>
@@ -2027,17 +2033,17 @@
           <w:p>
             <w:pPr>
               <w:bidi/>
-              <w:spacing w:before="0" w:after="0" w:line="242" w:lineRule="exact"/>
+              <w:spacing w:before="0" w:after="0" w:line="212" w:lineRule="exact"/>
               <w:jc w:val="end"/>
             </w:pPr>
             <w:r/>
             <w:r>
               <w:rPr>
-                <w:rFonts w:ascii="Sakkal Majalla" w:hAnsi="Sakkal Majalla" w:cs="Sakkal Majalla" w:eastAsia="Sakkal Majalla"/>
+                <w:rFonts w:ascii="Dubai" w:hAnsi="Dubai" w:cs="Dubai" w:eastAsia="Dubai"/>
                 <w:b w:val="0"/>
                 <w:color w:val="7F7F7F"/>
-                <w:sz w:val="20"/>
-                <w:szCs w:val="20"/>
+                <w:sz w:val="16"/>
+                <w:szCs w:val="16"/>
                 <w:rtl/>
               </w:rPr>
               <w:t>د</w:t>
@@ -2052,17 +2058,17 @@
           <w:p>
             <w:pPr>
               <w:bidi/>
-              <w:spacing w:before="0" w:after="0" w:line="242" w:lineRule="exact"/>
+              <w:spacing w:before="0" w:after="0" w:line="212" w:lineRule="exact"/>
               <w:jc w:val="end"/>
             </w:pPr>
             <w:r/>
             <w:r>
               <w:rPr>
-                <w:rFonts w:ascii="Sakkal Majalla" w:hAnsi="Sakkal Majalla" w:cs="Sakkal Majalla" w:eastAsia="Sakkal Majalla"/>
+                <w:rFonts w:ascii="Dubai" w:hAnsi="Dubai" w:cs="Dubai" w:eastAsia="Dubai"/>
                 <w:b w:val="0"/>
                 <w:color w:val="7F7F7F"/>
-                <w:sz w:val="20"/>
-                <w:szCs w:val="20"/>
+                <w:sz w:val="16"/>
+                <w:szCs w:val="16"/>
                 <w:rtl/>
               </w:rPr>
               <w:t>د</w:t>
@@ -2077,17 +2083,17 @@
           <w:p>
             <w:pPr>
               <w:bidi/>
-              <w:spacing w:before="0" w:after="0" w:line="242" w:lineRule="exact"/>
+              <w:spacing w:before="0" w:after="0" w:line="212" w:lineRule="exact"/>
               <w:jc w:val="end"/>
             </w:pPr>
             <w:r/>
             <w:r>
               <w:rPr>
-                <w:rFonts w:ascii="Sakkal Majalla" w:hAnsi="Sakkal Majalla" w:cs="Sakkal Majalla" w:eastAsia="Sakkal Majalla"/>
+                <w:rFonts w:ascii="Dubai" w:hAnsi="Dubai" w:cs="Dubai" w:eastAsia="Dubai"/>
                 <w:b w:val="0"/>
                 <w:color w:val="7F7F7F"/>
-                <w:sz w:val="20"/>
-                <w:szCs w:val="20"/>
+                <w:sz w:val="16"/>
+                <w:szCs w:val="16"/>
                 <w:rtl/>
               </w:rPr>
               <w:t>د</w:t>
@@ -2102,17 +2108,17 @@
           <w:p>
             <w:pPr>
               <w:bidi/>
-              <w:spacing w:before="0" w:after="0" w:line="242" w:lineRule="exact"/>
+              <w:spacing w:before="0" w:after="0" w:line="212" w:lineRule="exact"/>
               <w:jc w:val="end"/>
             </w:pPr>
             <w:r/>
             <w:r>
               <w:rPr>
-                <w:rFonts w:ascii="Sakkal Majalla" w:hAnsi="Sakkal Majalla" w:cs="Sakkal Majalla" w:eastAsia="Sakkal Majalla"/>
+                <w:rFonts w:ascii="Dubai" w:hAnsi="Dubai" w:cs="Dubai" w:eastAsia="Dubai"/>
                 <w:b w:val="0"/>
                 <w:color w:val="7F7F7F"/>
-                <w:sz w:val="20"/>
-                <w:szCs w:val="20"/>
+                <w:sz w:val="16"/>
+                <w:szCs w:val="16"/>
                 <w:rtl/>
               </w:rPr>
               <w:t>د</w:t>
@@ -2127,17 +2133,17 @@
           <w:p>
             <w:pPr>
               <w:bidi/>
-              <w:spacing w:before="0" w:after="0" w:line="242" w:lineRule="exact"/>
+              <w:spacing w:before="0" w:after="0" w:line="212" w:lineRule="exact"/>
               <w:jc w:val="end"/>
             </w:pPr>
             <w:r/>
             <w:r>
               <w:rPr>
-                <w:rFonts w:ascii="Sakkal Majalla" w:hAnsi="Sakkal Majalla" w:cs="Sakkal Majalla" w:eastAsia="Sakkal Majalla"/>
+                <w:rFonts w:ascii="Dubai" w:hAnsi="Dubai" w:cs="Dubai" w:eastAsia="Dubai"/>
                 <w:b w:val="0"/>
                 <w:color w:val="7F7F7F"/>
-                <w:sz w:val="20"/>
-                <w:szCs w:val="20"/>
+                <w:sz w:val="16"/>
+                <w:szCs w:val="16"/>
                 <w:rtl/>
               </w:rPr>
               <w:t>د</w:t>
@@ -2149,7 +2155,7 @@
     <w:p>
       <w:pPr>
         <w:bidi/>
-        <w:spacing w:before="0" w:after="0" w:line="68" w:lineRule="exact"/>
+        <w:spacing w:before="0" w:after="0" w:line="60" w:lineRule="exact"/>
       </w:pPr>
     </w:p>
     <w:p>
@@ -2158,11 +2164,12 @@
       </w:pPr>
       <w:r>
         <w:rPr>
-          <w:rFonts w:ascii="Al-Jazeera-Arabic-Bold" w:hAnsi="Al-Jazeera-Arabic-Bold" w:cs="Al-Jazeera-Arabic-Bold" w:eastAsia="Al-Jazeera-Arabic-Bold"/>
-          <w:b w:val="0"/>
+          <w:rFonts w:ascii="Dubai" w:hAnsi="Dubai" w:cs="Dubai" w:eastAsia="Dubai"/>
+          <w:b/>
           <w:color w:val="2F7F95"/>
           <w:sz w:val="15"/>
           <w:szCs w:val="15"/>
+          <w:bCs/>
           <w:rtl/>
         </w:rPr>
         <w:t>ومن زمن التنفيذ — داخلَه لا يُضافان إليه:</w:t>
@@ -2208,17 +2215,18 @@
           <w:p>
             <w:pPr>
               <w:bidi/>
-              <w:spacing w:before="0" w:after="0" w:line="234" w:lineRule="exact"/>
+              <w:spacing w:before="0" w:after="0" w:line="206" w:lineRule="exact"/>
               <w:jc w:val="center"/>
             </w:pPr>
             <w:r/>
             <w:r>
               <w:rPr>
-                <w:rFonts w:ascii="Al-Jazeera-Arabic-Bold" w:hAnsi="Al-Jazeera-Arabic-Bold" w:cs="Al-Jazeera-Arabic-Bold" w:eastAsia="Al-Jazeera-Arabic-Bold"/>
-                <w:b w:val="0"/>
+                <w:rFonts w:ascii="Dubai" w:hAnsi="Dubai" w:cs="Dubai" w:eastAsia="Dubai"/>
+                <w:b/>
                 <w:color w:val="2F7F95"/>
                 <w:sz w:val="15"/>
                 <w:szCs w:val="15"/>
+                <w:bCs/>
                 <w:rtl/>
               </w:rPr>
               <w:t>زمن الأولى بالرعاية</w:t>
@@ -2234,17 +2242,18 @@
           <w:p>
             <w:pPr>
               <w:bidi/>
-              <w:spacing w:before="0" w:after="0" w:line="234" w:lineRule="exact"/>
+              <w:spacing w:before="0" w:after="0" w:line="206" w:lineRule="exact"/>
               <w:jc w:val="center"/>
             </w:pPr>
             <w:r/>
             <w:r>
               <w:rPr>
-                <w:rFonts w:ascii="Al-Jazeera-Arabic-Bold" w:hAnsi="Al-Jazeera-Arabic-Bold" w:cs="Al-Jazeera-Arabic-Bold" w:eastAsia="Al-Jazeera-Arabic-Bold"/>
-                <w:b w:val="0"/>
+                <w:rFonts w:ascii="Dubai" w:hAnsi="Dubai" w:cs="Dubai" w:eastAsia="Dubai"/>
+                <w:b/>
                 <w:color w:val="2F7F95"/>
                 <w:sz w:val="15"/>
                 <w:szCs w:val="15"/>
+                <w:bCs/>
                 <w:rtl/>
               </w:rPr>
               <w:t>زمن الموهوبات</w:t>
@@ -2266,17 +2275,17 @@
           <w:p>
             <w:pPr>
               <w:bidi/>
-              <w:spacing w:before="0" w:after="0" w:line="242" w:lineRule="exact"/>
+              <w:spacing w:before="0" w:after="0" w:line="212" w:lineRule="exact"/>
               <w:jc w:val="end"/>
             </w:pPr>
             <w:r/>
             <w:r>
               <w:rPr>
-                <w:rFonts w:ascii="Sakkal Majalla" w:hAnsi="Sakkal Majalla" w:cs="Sakkal Majalla" w:eastAsia="Sakkal Majalla"/>
+                <w:rFonts w:ascii="Dubai" w:hAnsi="Dubai" w:cs="Dubai" w:eastAsia="Dubai"/>
                 <w:b w:val="0"/>
                 <w:color w:val="7F7F7F"/>
-                <w:sz w:val="20"/>
-                <w:szCs w:val="20"/>
+                <w:sz w:val="16"/>
+                <w:szCs w:val="16"/>
                 <w:rtl/>
               </w:rPr>
               <w:t>د</w:t>
@@ -2292,17 +2301,17 @@
           <w:p>
             <w:pPr>
               <w:bidi/>
-              <w:spacing w:before="0" w:after="0" w:line="242" w:lineRule="exact"/>
+              <w:spacing w:before="0" w:after="0" w:line="212" w:lineRule="exact"/>
               <w:jc w:val="end"/>
             </w:pPr>
             <w:r/>
             <w:r>
               <w:rPr>
-                <w:rFonts w:ascii="Sakkal Majalla" w:hAnsi="Sakkal Majalla" w:cs="Sakkal Majalla" w:eastAsia="Sakkal Majalla"/>
+                <w:rFonts w:ascii="Dubai" w:hAnsi="Dubai" w:cs="Dubai" w:eastAsia="Dubai"/>
                 <w:b w:val="0"/>
                 <w:color w:val="7F7F7F"/>
-                <w:sz w:val="20"/>
-                <w:szCs w:val="20"/>
+                <w:sz w:val="16"/>
+                <w:szCs w:val="16"/>
                 <w:rtl/>
               </w:rPr>
               <w:t>د</w:t>
@@ -2314,7 +2323,7 @@
     <w:p>
       <w:pPr>
         <w:bidi/>
-        <w:spacing w:before="0" w:after="0" w:line="114" w:lineRule="exact"/>
+        <w:spacing w:before="0" w:after="0" w:line="100" w:lineRule="exact"/>
       </w:pPr>
     </w:p>
     <w:tbl>
@@ -2360,76 +2369,31 @@
           <w:p>
             <w:pPr>
               <w:bidi/>
-              <w:spacing w:before="0" w:after="0" w:line="274" w:lineRule="exact"/>
+              <w:spacing w:before="0" w:after="0" w:line="240" w:lineRule="exact"/>
             </w:pPr>
             <w:r/>
             <w:r>
               <w:rPr>
-                <w:rFonts w:ascii="Al-Jazeera-Arabic-Bold" w:hAnsi="Al-Jazeera-Arabic-Bold" w:cs="Al-Jazeera-Arabic-Bold" w:eastAsia="Al-Jazeera-Arabic-Bold"/>
-                <w:b w:val="0"/>
+                <w:rFonts w:ascii="Dubai" w:hAnsi="Dubai" w:cs="Dubai" w:eastAsia="Dubai"/>
+                <w:b/>
                 <w:color w:val="FFFFFF"/>
                 <w:sz w:val="18"/>
                 <w:szCs w:val="18"/>
+                <w:bCs/>
                 <w:rtl/>
               </w:rPr>
-              <w:t xml:space="preserve">المجالان </w:t>
+              <w:t>المجال ٢  ·  العرض وإدارة الحصة</w:t>
             </w:r>
             <w:r>
               <w:rPr>
-                <w:rFonts w:ascii="Sakkal Majalla" w:hAnsi="Sakkal Majalla" w:cs="Sakkal Majalla" w:eastAsia="Sakkal Majalla"/>
-                <w:b/>
-                <w:color w:val="FFFFFF"/>
-                <w:sz w:val="23"/>
-                <w:szCs w:val="23"/>
-                <w:bCs/>
+                <w:rFonts w:ascii="Dubai Light" w:hAnsi="Dubai Light" w:cs="Dubai Light" w:eastAsia="Dubai Light"/>
+                <w:b w:val="0"/>
+                <w:color w:val="DCE6F1"/>
+                <w:sz w:val="15"/>
+                <w:szCs w:val="15"/>
                 <w:rtl/>
               </w:rPr>
-              <w:t>٢</w:t>
-            </w:r>
-            <w:r>
-              <w:rPr>
-                <w:rFonts w:ascii="Al-Jazeera-Arabic-Bold" w:hAnsi="Al-Jazeera-Arabic-Bold" w:cs="Al-Jazeera-Arabic-Bold" w:eastAsia="Al-Jazeera-Arabic-Bold"/>
-                <w:b w:val="0"/>
-                <w:color w:val="FFFFFF"/>
-                <w:sz w:val="18"/>
-                <w:szCs w:val="18"/>
-                <w:rtl/>
-              </w:rPr>
-              <w:t xml:space="preserve"> و</w:t>
-            </w:r>
-            <w:r>
-              <w:rPr>
-                <w:rFonts w:ascii="Sakkal Majalla" w:hAnsi="Sakkal Majalla" w:cs="Sakkal Majalla" w:eastAsia="Sakkal Majalla"/>
-                <w:b/>
-                <w:color w:val="FFFFFF"/>
-                <w:sz w:val="23"/>
-                <w:szCs w:val="23"/>
-                <w:bCs/>
-                <w:rtl/>
-              </w:rPr>
-              <w:t>٣</w:t>
-            </w:r>
-            <w:r>
-              <w:rPr>
-                <w:rFonts w:ascii="Al-Jazeera-Arabic-Bold" w:hAnsi="Al-Jazeera-Arabic-Bold" w:cs="Al-Jazeera-Arabic-Bold" w:eastAsia="Al-Jazeera-Arabic-Bold"/>
-                <w:b w:val="0"/>
-                <w:color w:val="FFFFFF"/>
-                <w:sz w:val="18"/>
-                <w:szCs w:val="18"/>
-                <w:rtl/>
-              </w:rPr>
-              <w:t xml:space="preserve">  ·  العرض وإدارة الحصة · مشاركة المتعلمات واندماجهم</w:t>
-            </w:r>
-            <w:r>
-              <w:rPr>
-                <w:rFonts w:ascii="Sakkal Majalla" w:hAnsi="Sakkal Majalla" w:cs="Sakkal Majalla" w:eastAsia="Sakkal Majalla"/>
-                <w:b w:val="0"/>
-                <w:color w:val="DCE6F1"/>
-                <w:sz w:val="18"/>
-                <w:szCs w:val="18"/>
-                <w:rtl/>
-              </w:rPr>
-              <w:t xml:space="preserve">   — يقابله في الاستمارة المجالان ٢ و٣</w:t>
+              <w:t xml:space="preserve">   — يقابله في الاستمارة المجال ٢</w:t>
             </w:r>
           </w:p>
         </w:tc>
@@ -2448,17 +2412,18 @@
           <w:p>
             <w:pPr>
               <w:bidi/>
-              <w:spacing w:before="0" w:after="0" w:line="246" w:lineRule="exact"/>
+              <w:spacing w:before="0" w:after="0" w:line="216" w:lineRule="exact"/>
               <w:jc w:val="center"/>
             </w:pPr>
             <w:r/>
             <w:r>
               <w:rPr>
-                <w:rFonts w:ascii="Al-Jazeera-Arabic-Bold" w:hAnsi="Al-Jazeera-Arabic-Bold" w:cs="Al-Jazeera-Arabic-Bold" w:eastAsia="Al-Jazeera-Arabic-Bold"/>
-                <w:b w:val="0"/>
+                <w:rFonts w:ascii="Dubai" w:hAnsi="Dubai" w:cs="Dubai" w:eastAsia="Dubai"/>
+                <w:b/>
                 <w:color w:val="355E91"/>
                 <w:sz w:val="16"/>
                 <w:szCs w:val="16"/>
+                <w:bCs/>
                 <w:rtl/>
               </w:rPr>
               <w:t>المرحلة</w:t>
@@ -2474,17 +2439,18 @@
           <w:p>
             <w:pPr>
               <w:bidi/>
-              <w:spacing w:before="0" w:after="0" w:line="246" w:lineRule="exact"/>
+              <w:spacing w:before="0" w:after="0" w:line="216" w:lineRule="exact"/>
               <w:jc w:val="center"/>
             </w:pPr>
             <w:r/>
             <w:r>
               <w:rPr>
-                <w:rFonts w:ascii="Al-Jazeera-Arabic-Bold" w:hAnsi="Al-Jazeera-Arabic-Bold" w:cs="Al-Jazeera-Arabic-Bold" w:eastAsia="Al-Jazeera-Arabic-Bold"/>
-                <w:b w:val="0"/>
+                <w:rFonts w:ascii="Dubai" w:hAnsi="Dubai" w:cs="Dubai" w:eastAsia="Dubai"/>
+                <w:b/>
                 <w:color w:val="355E91"/>
                 <w:sz w:val="16"/>
                 <w:szCs w:val="16"/>
+                <w:bCs/>
                 <w:rtl/>
               </w:rPr>
               <w:t>ما تفعله المعلمة</w:t>
@@ -2500,17 +2466,18 @@
           <w:p>
             <w:pPr>
               <w:bidi/>
-              <w:spacing w:before="0" w:after="0" w:line="246" w:lineRule="exact"/>
+              <w:spacing w:before="0" w:after="0" w:line="216" w:lineRule="exact"/>
               <w:jc w:val="center"/>
             </w:pPr>
             <w:r/>
             <w:r>
               <w:rPr>
-                <w:rFonts w:ascii="Al-Jazeera-Arabic-Bold" w:hAnsi="Al-Jazeera-Arabic-Bold" w:cs="Al-Jazeera-Arabic-Bold" w:eastAsia="Al-Jazeera-Arabic-Bold"/>
-                <w:b w:val="0"/>
+                <w:rFonts w:ascii="Dubai" w:hAnsi="Dubai" w:cs="Dubai" w:eastAsia="Dubai"/>
+                <w:b/>
                 <w:color w:val="2F7F95"/>
                 <w:sz w:val="16"/>
                 <w:szCs w:val="16"/>
+                <w:bCs/>
                 <w:rtl/>
               </w:rPr>
               <w:t>ما تفعله المتعلمة — فعلٌ يُرى</w:t>
@@ -2526,17 +2493,18 @@
           <w:p>
             <w:pPr>
               <w:bidi/>
-              <w:spacing w:before="0" w:after="0" w:line="246" w:lineRule="exact"/>
+              <w:spacing w:before="0" w:after="0" w:line="216" w:lineRule="exact"/>
               <w:jc w:val="center"/>
             </w:pPr>
             <w:r/>
             <w:r>
               <w:rPr>
-                <w:rFonts w:ascii="Al-Jazeera-Arabic-Bold" w:hAnsi="Al-Jazeera-Arabic-Bold" w:cs="Al-Jazeera-Arabic-Bold" w:eastAsia="Al-Jazeera-Arabic-Bold"/>
-                <w:b w:val="0"/>
+                <w:rFonts w:ascii="Dubai" w:hAnsi="Dubai" w:cs="Dubai" w:eastAsia="Dubai"/>
+                <w:b/>
                 <w:color w:val="355E91"/>
                 <w:sz w:val="16"/>
                 <w:szCs w:val="16"/>
+                <w:bCs/>
                 <w:rtl/>
               </w:rPr>
               <w:t>نمط العمل وتقويمه</w:t>
@@ -2558,17 +2526,18 @@
           <w:p>
             <w:pPr>
               <w:bidi/>
-              <w:spacing w:before="0" w:after="20" w:line="246" w:lineRule="exact"/>
+              <w:spacing w:before="0" w:after="20" w:line="216" w:lineRule="exact"/>
               <w:jc w:val="center"/>
             </w:pPr>
             <w:r/>
             <w:r>
               <w:rPr>
-                <w:rFonts w:ascii="Al-Jazeera-Arabic-Bold" w:hAnsi="Al-Jazeera-Arabic-Bold" w:cs="Al-Jazeera-Arabic-Bold" w:eastAsia="Al-Jazeera-Arabic-Bold"/>
-                <w:b w:val="0"/>
+                <w:rFonts w:ascii="Dubai" w:hAnsi="Dubai" w:cs="Dubai" w:eastAsia="Dubai"/>
+                <w:b/>
                 <w:color w:val="355E91"/>
                 <w:sz w:val="16"/>
                 <w:szCs w:val="16"/>
+                <w:bCs/>
                 <w:rtl/>
               </w:rPr>
               <w:t>التهيئة</w:t>
@@ -2577,16 +2546,17 @@
           <w:p>
             <w:pPr>
               <w:bidi/>
-              <w:spacing w:before="0" w:after="20" w:line="246" w:lineRule="exact"/>
+              <w:spacing w:before="0" w:after="20" w:line="216" w:lineRule="exact"/>
               <w:jc w:val="center"/>
             </w:pPr>
             <w:r>
               <w:rPr>
-                <w:rFonts w:ascii="Al-Jazeera-Arabic-Bold" w:hAnsi="Al-Jazeera-Arabic-Bold" w:cs="Al-Jazeera-Arabic-Bold" w:eastAsia="Al-Jazeera-Arabic-Bold"/>
-                <w:b w:val="0"/>
+                <w:rFonts w:ascii="Dubai" w:hAnsi="Dubai" w:cs="Dubai" w:eastAsia="Dubai"/>
+                <w:b/>
                 <w:color w:val="355E91"/>
                 <w:sz w:val="16"/>
                 <w:szCs w:val="16"/>
+                <w:bCs/>
                 <w:rtl/>
               </w:rPr>
               <w:t>مدخل الحصة</w:t>
@@ -2595,16 +2565,16 @@
           <w:p>
             <w:pPr>
               <w:bidi/>
-              <w:spacing w:before="0" w:after="0" w:line="246" w:lineRule="exact"/>
+              <w:spacing w:before="0" w:after="0" w:line="216" w:lineRule="exact"/>
               <w:jc w:val="center"/>
             </w:pPr>
             <w:r>
               <w:rPr>
-                <w:rFonts w:ascii="Sakkal Majalla" w:hAnsi="Sakkal Majalla" w:cs="Sakkal Majalla" w:eastAsia="Sakkal Majalla"/>
+                <w:rFonts w:ascii="Dubai" w:hAnsi="Dubai" w:cs="Dubai" w:eastAsia="Dubai"/>
                 <w:b w:val="0"/>
                 <w:color w:val="355E91"/>
-                <w:sz w:val="20"/>
-                <w:szCs w:val="20"/>
+                <w:sz w:val="16"/>
+                <w:szCs w:val="16"/>
                 <w:rtl/>
               </w:rPr>
               <w:t>الزمن: .... د</w:t>
@@ -2619,7 +2589,7 @@
           <w:p>
             <w:pPr>
               <w:bidi/>
-              <w:spacing w:before="0" w:after="0" w:line="150" w:lineRule="exact"/>
+              <w:spacing w:before="0" w:after="0" w:line="132" w:lineRule="exact"/>
             </w:pPr>
             <w:r/>
           </w:p>
@@ -2633,7 +2603,7 @@
           <w:p>
             <w:pPr>
               <w:bidi/>
-              <w:spacing w:before="0" w:after="0" w:line="150" w:lineRule="exact"/>
+              <w:spacing w:before="0" w:after="0" w:line="132" w:lineRule="exact"/>
             </w:pPr>
             <w:r/>
           </w:p>
@@ -2646,61 +2616,61 @@
           <w:p>
             <w:pPr>
               <w:bidi/>
-              <w:spacing w:before="0" w:after="100" w:line="256" w:lineRule="exact"/>
+              <w:spacing w:before="0" w:after="100" w:line="224" w:lineRule="exact"/>
               <w:jc w:val="center"/>
             </w:pPr>
             <w:r/>
             <w:r>
               <w:rPr>
-                <w:rFonts w:ascii="Sakkal Majalla" w:hAnsi="Sakkal Majalla" w:cs="Sakkal Majalla" w:eastAsia="Sakkal Majalla"/>
+                <w:rFonts w:ascii="Dubai" w:hAnsi="Dubai" w:cs="Dubai" w:eastAsia="Dubai"/>
                 <w:b w:val="0"/>
                 <w:color w:val="1A1A1A"/>
-                <w:sz w:val="17"/>
-                <w:szCs w:val="17"/>
+                <w:sz w:val="14"/>
+                <w:szCs w:val="14"/>
                 <w:rtl/>
               </w:rPr>
               <w:t>☐ فردي</w:t>
             </w:r>
             <w:r>
               <w:rPr>
-                <w:rFonts w:ascii="Sakkal Majalla" w:hAnsi="Sakkal Majalla" w:cs="Sakkal Majalla" w:eastAsia="Sakkal Majalla"/>
+                <w:rFonts w:ascii="Dubai" w:hAnsi="Dubai" w:cs="Dubai" w:eastAsia="Dubai"/>
                 <w:b w:val="0"/>
                 <w:color w:val="1A1A1A"/>
-                <w:sz w:val="17"/>
-                <w:szCs w:val="17"/>
+                <w:sz w:val="14"/>
+                <w:szCs w:val="14"/>
                 <w:rtl/>
               </w:rPr>
               <w:t xml:space="preserve">   </w:t>
             </w:r>
             <w:r>
               <w:rPr>
-                <w:rFonts w:ascii="Sakkal Majalla" w:hAnsi="Sakkal Majalla" w:cs="Sakkal Majalla" w:eastAsia="Sakkal Majalla"/>
+                <w:rFonts w:ascii="Dubai" w:hAnsi="Dubai" w:cs="Dubai" w:eastAsia="Dubai"/>
                 <w:b w:val="0"/>
                 <w:color w:val="1A1A1A"/>
-                <w:sz w:val="17"/>
-                <w:szCs w:val="17"/>
+                <w:sz w:val="14"/>
+                <w:szCs w:val="14"/>
                 <w:rtl/>
               </w:rPr>
               <w:t>☐ ثنائي</w:t>
             </w:r>
             <w:r>
               <w:rPr>
-                <w:rFonts w:ascii="Sakkal Majalla" w:hAnsi="Sakkal Majalla" w:cs="Sakkal Majalla" w:eastAsia="Sakkal Majalla"/>
+                <w:rFonts w:ascii="Dubai" w:hAnsi="Dubai" w:cs="Dubai" w:eastAsia="Dubai"/>
                 <w:b w:val="0"/>
                 <w:color w:val="1A1A1A"/>
-                <w:sz w:val="17"/>
-                <w:szCs w:val="17"/>
+                <w:sz w:val="14"/>
+                <w:szCs w:val="14"/>
                 <w:rtl/>
               </w:rPr>
               <w:t xml:space="preserve">   </w:t>
             </w:r>
             <w:r>
               <w:rPr>
-                <w:rFonts w:ascii="Sakkal Majalla" w:hAnsi="Sakkal Majalla" w:cs="Sakkal Majalla" w:eastAsia="Sakkal Majalla"/>
+                <w:rFonts w:ascii="Dubai" w:hAnsi="Dubai" w:cs="Dubai" w:eastAsia="Dubai"/>
                 <w:b w:val="0"/>
                 <w:color w:val="1A1A1A"/>
-                <w:sz w:val="17"/>
-                <w:szCs w:val="17"/>
+                <w:sz w:val="14"/>
+                <w:szCs w:val="14"/>
                 <w:rtl/>
               </w:rPr>
               <w:t>☐ جماعي</w:t>
@@ -2709,38 +2679,38 @@
           <w:p>
             <w:pPr>
               <w:bidi/>
-              <w:spacing w:before="0" w:after="100" w:line="256" w:lineRule="exact"/>
+              <w:spacing w:before="0" w:after="100" w:line="224" w:lineRule="exact"/>
               <w:jc w:val="center"/>
             </w:pPr>
             <w:r>
               <w:rPr>
-                <w:rFonts w:ascii="Sakkal Majalla" w:hAnsi="Sakkal Majalla" w:cs="Sakkal Majalla" w:eastAsia="Sakkal Majalla"/>
+                <w:rFonts w:ascii="Dubai" w:hAnsi="Dubai" w:cs="Dubai" w:eastAsia="Dubai"/>
                 <w:b w:val="0"/>
                 <w:color w:val="1A1A1A"/>
-                <w:sz w:val="17"/>
-                <w:szCs w:val="17"/>
+                <w:sz w:val="14"/>
+                <w:szCs w:val="14"/>
                 <w:rtl/>
               </w:rPr>
               <w:t>☐ تقويم ذاتي</w:t>
             </w:r>
             <w:r>
               <w:rPr>
-                <w:rFonts w:ascii="Sakkal Majalla" w:hAnsi="Sakkal Majalla" w:cs="Sakkal Majalla" w:eastAsia="Sakkal Majalla"/>
+                <w:rFonts w:ascii="Dubai" w:hAnsi="Dubai" w:cs="Dubai" w:eastAsia="Dubai"/>
                 <w:b w:val="0"/>
                 <w:color w:val="1A1A1A"/>
-                <w:sz w:val="17"/>
-                <w:szCs w:val="17"/>
+                <w:sz w:val="14"/>
+                <w:szCs w:val="14"/>
                 <w:rtl/>
               </w:rPr>
               <w:t xml:space="preserve">   </w:t>
             </w:r>
             <w:r>
               <w:rPr>
-                <w:rFonts w:ascii="Sakkal Majalla" w:hAnsi="Sakkal Majalla" w:cs="Sakkal Majalla" w:eastAsia="Sakkal Majalla"/>
+                <w:rFonts w:ascii="Dubai" w:hAnsi="Dubai" w:cs="Dubai" w:eastAsia="Dubai"/>
                 <w:b w:val="0"/>
                 <w:color w:val="1A1A1A"/>
-                <w:sz w:val="17"/>
-                <w:szCs w:val="17"/>
+                <w:sz w:val="14"/>
+                <w:szCs w:val="14"/>
                 <w:rtl/>
               </w:rPr>
               <w:t>☐ تقويم أقران</w:t>
@@ -2749,38 +2719,38 @@
           <w:p>
             <w:pPr>
               <w:bidi/>
-              <w:spacing w:before="0" w:after="0" w:line="256" w:lineRule="exact"/>
+              <w:spacing w:before="0" w:after="0" w:line="224" w:lineRule="exact"/>
               <w:jc w:val="center"/>
             </w:pPr>
             <w:r>
               <w:rPr>
-                <w:rFonts w:ascii="Sakkal Majalla" w:hAnsi="Sakkal Majalla" w:cs="Sakkal Majalla" w:eastAsia="Sakkal Majalla"/>
+                <w:rFonts w:ascii="Dubai" w:hAnsi="Dubai" w:cs="Dubai" w:eastAsia="Dubai"/>
                 <w:b w:val="0"/>
                 <w:color w:val="1A1A1A"/>
-                <w:sz w:val="17"/>
-                <w:szCs w:val="17"/>
+                <w:sz w:val="14"/>
+                <w:szCs w:val="14"/>
                 <w:rtl/>
               </w:rPr>
               <w:t>☐ تقويم بنائي</w:t>
             </w:r>
             <w:r>
               <w:rPr>
-                <w:rFonts w:ascii="Sakkal Majalla" w:hAnsi="Sakkal Majalla" w:cs="Sakkal Majalla" w:eastAsia="Sakkal Majalla"/>
+                <w:rFonts w:ascii="Dubai" w:hAnsi="Dubai" w:cs="Dubai" w:eastAsia="Dubai"/>
                 <w:b w:val="0"/>
                 <w:color w:val="1A1A1A"/>
-                <w:sz w:val="17"/>
-                <w:szCs w:val="17"/>
+                <w:sz w:val="14"/>
+                <w:szCs w:val="14"/>
                 <w:rtl/>
               </w:rPr>
               <w:t xml:space="preserve">   </w:t>
             </w:r>
             <w:r>
               <w:rPr>
-                <w:rFonts w:ascii="Sakkal Majalla" w:hAnsi="Sakkal Majalla" w:cs="Sakkal Majalla" w:eastAsia="Sakkal Majalla"/>
+                <w:rFonts w:ascii="Dubai" w:hAnsi="Dubai" w:cs="Dubai" w:eastAsia="Dubai"/>
                 <w:b w:val="0"/>
                 <w:color w:val="1A1A1A"/>
-                <w:sz w:val="17"/>
-                <w:szCs w:val="17"/>
+                <w:sz w:val="14"/>
+                <w:szCs w:val="14"/>
                 <w:rtl/>
               </w:rPr>
               <w:t>☐ علاجي</w:t>
@@ -2802,17 +2772,18 @@
           <w:p>
             <w:pPr>
               <w:bidi/>
-              <w:spacing w:before="0" w:after="20" w:line="246" w:lineRule="exact"/>
+              <w:spacing w:before="0" w:after="20" w:line="216" w:lineRule="exact"/>
               <w:jc w:val="center"/>
             </w:pPr>
             <w:r/>
             <w:r>
               <w:rPr>
-                <w:rFonts w:ascii="Al-Jazeera-Arabic-Bold" w:hAnsi="Al-Jazeera-Arabic-Bold" w:cs="Al-Jazeera-Arabic-Bold" w:eastAsia="Al-Jazeera-Arabic-Bold"/>
-                <w:b w:val="0"/>
+                <w:rFonts w:ascii="Dubai" w:hAnsi="Dubai" w:cs="Dubai" w:eastAsia="Dubai"/>
+                <w:b/>
                 <w:color w:val="355E91"/>
                 <w:sz w:val="16"/>
                 <w:szCs w:val="16"/>
+                <w:bCs/>
                 <w:rtl/>
               </w:rPr>
               <w:t>النشاط الأول</w:t>
@@ -2821,16 +2792,16 @@
           <w:p>
             <w:pPr>
               <w:bidi/>
-              <w:spacing w:before="0" w:after="0" w:line="246" w:lineRule="exact"/>
+              <w:spacing w:before="0" w:after="0" w:line="216" w:lineRule="exact"/>
               <w:jc w:val="center"/>
             </w:pPr>
             <w:r>
               <w:rPr>
-                <w:rFonts w:ascii="Sakkal Majalla" w:hAnsi="Sakkal Majalla" w:cs="Sakkal Majalla" w:eastAsia="Sakkal Majalla"/>
+                <w:rFonts w:ascii="Dubai" w:hAnsi="Dubai" w:cs="Dubai" w:eastAsia="Dubai"/>
                 <w:b w:val="0"/>
                 <w:color w:val="355E91"/>
-                <w:sz w:val="20"/>
-                <w:szCs w:val="20"/>
+                <w:sz w:val="16"/>
+                <w:szCs w:val="16"/>
                 <w:rtl/>
               </w:rPr>
               <w:t>الزمن: .... د</w:t>
@@ -2845,7 +2816,7 @@
           <w:p>
             <w:pPr>
               <w:bidi/>
-              <w:spacing w:before="0" w:after="0" w:line="150" w:lineRule="exact"/>
+              <w:spacing w:before="0" w:after="0" w:line="132" w:lineRule="exact"/>
             </w:pPr>
             <w:r/>
           </w:p>
@@ -2859,7 +2830,7 @@
           <w:p>
             <w:pPr>
               <w:bidi/>
-              <w:spacing w:before="0" w:after="0" w:line="150" w:lineRule="exact"/>
+              <w:spacing w:before="0" w:after="0" w:line="132" w:lineRule="exact"/>
             </w:pPr>
             <w:r/>
           </w:p>
@@ -2872,61 +2843,61 @@
           <w:p>
             <w:pPr>
               <w:bidi/>
-              <w:spacing w:before="0" w:after="100" w:line="256" w:lineRule="exact"/>
+              <w:spacing w:before="0" w:after="100" w:line="224" w:lineRule="exact"/>
               <w:jc w:val="center"/>
             </w:pPr>
             <w:r/>
             <w:r>
               <w:rPr>
-                <w:rFonts w:ascii="Sakkal Majalla" w:hAnsi="Sakkal Majalla" w:cs="Sakkal Majalla" w:eastAsia="Sakkal Majalla"/>
+                <w:rFonts w:ascii="Dubai" w:hAnsi="Dubai" w:cs="Dubai" w:eastAsia="Dubai"/>
                 <w:b w:val="0"/>
                 <w:color w:val="1A1A1A"/>
-                <w:sz w:val="17"/>
-                <w:szCs w:val="17"/>
+                <w:sz w:val="14"/>
+                <w:szCs w:val="14"/>
                 <w:rtl/>
               </w:rPr>
               <w:t>☐ فردي</w:t>
             </w:r>
             <w:r>
               <w:rPr>
-                <w:rFonts w:ascii="Sakkal Majalla" w:hAnsi="Sakkal Majalla" w:cs="Sakkal Majalla" w:eastAsia="Sakkal Majalla"/>
+                <w:rFonts w:ascii="Dubai" w:hAnsi="Dubai" w:cs="Dubai" w:eastAsia="Dubai"/>
                 <w:b w:val="0"/>
                 <w:color w:val="1A1A1A"/>
-                <w:sz w:val="17"/>
-                <w:szCs w:val="17"/>
+                <w:sz w:val="14"/>
+                <w:szCs w:val="14"/>
                 <w:rtl/>
               </w:rPr>
               <w:t xml:space="preserve">   </w:t>
             </w:r>
             <w:r>
               <w:rPr>
-                <w:rFonts w:ascii="Sakkal Majalla" w:hAnsi="Sakkal Majalla" w:cs="Sakkal Majalla" w:eastAsia="Sakkal Majalla"/>
+                <w:rFonts w:ascii="Dubai" w:hAnsi="Dubai" w:cs="Dubai" w:eastAsia="Dubai"/>
                 <w:b w:val="0"/>
                 <w:color w:val="1A1A1A"/>
-                <w:sz w:val="17"/>
-                <w:szCs w:val="17"/>
+                <w:sz w:val="14"/>
+                <w:szCs w:val="14"/>
                 <w:rtl/>
               </w:rPr>
               <w:t>☐ ثنائي</w:t>
             </w:r>
             <w:r>
               <w:rPr>
-                <w:rFonts w:ascii="Sakkal Majalla" w:hAnsi="Sakkal Majalla" w:cs="Sakkal Majalla" w:eastAsia="Sakkal Majalla"/>
+                <w:rFonts w:ascii="Dubai" w:hAnsi="Dubai" w:cs="Dubai" w:eastAsia="Dubai"/>
                 <w:b w:val="0"/>
                 <w:color w:val="1A1A1A"/>
-                <w:sz w:val="17"/>
-                <w:szCs w:val="17"/>
+                <w:sz w:val="14"/>
+                <w:szCs w:val="14"/>
                 <w:rtl/>
               </w:rPr>
               <w:t xml:space="preserve">   </w:t>
             </w:r>
             <w:r>
               <w:rPr>
-                <w:rFonts w:ascii="Sakkal Majalla" w:hAnsi="Sakkal Majalla" w:cs="Sakkal Majalla" w:eastAsia="Sakkal Majalla"/>
+                <w:rFonts w:ascii="Dubai" w:hAnsi="Dubai" w:cs="Dubai" w:eastAsia="Dubai"/>
                 <w:b w:val="0"/>
                 <w:color w:val="1A1A1A"/>
-                <w:sz w:val="17"/>
-                <w:szCs w:val="17"/>
+                <w:sz w:val="14"/>
+                <w:szCs w:val="14"/>
                 <w:rtl/>
               </w:rPr>
               <w:t>☐ جماعي</w:t>
@@ -2935,38 +2906,38 @@
           <w:p>
             <w:pPr>
               <w:bidi/>
-              <w:spacing w:before="0" w:after="100" w:line="256" w:lineRule="exact"/>
+              <w:spacing w:before="0" w:after="100" w:line="224" w:lineRule="exact"/>
               <w:jc w:val="center"/>
             </w:pPr>
             <w:r>
               <w:rPr>
-                <w:rFonts w:ascii="Sakkal Majalla" w:hAnsi="Sakkal Majalla" w:cs="Sakkal Majalla" w:eastAsia="Sakkal Majalla"/>
+                <w:rFonts w:ascii="Dubai" w:hAnsi="Dubai" w:cs="Dubai" w:eastAsia="Dubai"/>
                 <w:b w:val="0"/>
                 <w:color w:val="1A1A1A"/>
-                <w:sz w:val="17"/>
-                <w:szCs w:val="17"/>
+                <w:sz w:val="14"/>
+                <w:szCs w:val="14"/>
                 <w:rtl/>
               </w:rPr>
               <w:t>☐ تقويم ذاتي</w:t>
             </w:r>
             <w:r>
               <w:rPr>
-                <w:rFonts w:ascii="Sakkal Majalla" w:hAnsi="Sakkal Majalla" w:cs="Sakkal Majalla" w:eastAsia="Sakkal Majalla"/>
+                <w:rFonts w:ascii="Dubai" w:hAnsi="Dubai" w:cs="Dubai" w:eastAsia="Dubai"/>
                 <w:b w:val="0"/>
                 <w:color w:val="1A1A1A"/>
-                <w:sz w:val="17"/>
-                <w:szCs w:val="17"/>
+                <w:sz w:val="14"/>
+                <w:szCs w:val="14"/>
                 <w:rtl/>
               </w:rPr>
               <w:t xml:space="preserve">   </w:t>
             </w:r>
             <w:r>
               <w:rPr>
-                <w:rFonts w:ascii="Sakkal Majalla" w:hAnsi="Sakkal Majalla" w:cs="Sakkal Majalla" w:eastAsia="Sakkal Majalla"/>
+                <w:rFonts w:ascii="Dubai" w:hAnsi="Dubai" w:cs="Dubai" w:eastAsia="Dubai"/>
                 <w:b w:val="0"/>
                 <w:color w:val="1A1A1A"/>
-                <w:sz w:val="17"/>
-                <w:szCs w:val="17"/>
+                <w:sz w:val="14"/>
+                <w:szCs w:val="14"/>
                 <w:rtl/>
               </w:rPr>
               <w:t>☐ تقويم أقران</w:t>
@@ -2975,38 +2946,38 @@
           <w:p>
             <w:pPr>
               <w:bidi/>
-              <w:spacing w:before="0" w:after="0" w:line="256" w:lineRule="exact"/>
+              <w:spacing w:before="0" w:after="0" w:line="224" w:lineRule="exact"/>
               <w:jc w:val="center"/>
             </w:pPr>
             <w:r>
               <w:rPr>
-                <w:rFonts w:ascii="Sakkal Majalla" w:hAnsi="Sakkal Majalla" w:cs="Sakkal Majalla" w:eastAsia="Sakkal Majalla"/>
+                <w:rFonts w:ascii="Dubai" w:hAnsi="Dubai" w:cs="Dubai" w:eastAsia="Dubai"/>
                 <w:b w:val="0"/>
                 <w:color w:val="1A1A1A"/>
-                <w:sz w:val="17"/>
-                <w:szCs w:val="17"/>
+                <w:sz w:val="14"/>
+                <w:szCs w:val="14"/>
                 <w:rtl/>
               </w:rPr>
               <w:t>☐ تقويم بنائي</w:t>
             </w:r>
             <w:r>
               <w:rPr>
-                <w:rFonts w:ascii="Sakkal Majalla" w:hAnsi="Sakkal Majalla" w:cs="Sakkal Majalla" w:eastAsia="Sakkal Majalla"/>
+                <w:rFonts w:ascii="Dubai" w:hAnsi="Dubai" w:cs="Dubai" w:eastAsia="Dubai"/>
                 <w:b w:val="0"/>
                 <w:color w:val="1A1A1A"/>
-                <w:sz w:val="17"/>
-                <w:szCs w:val="17"/>
+                <w:sz w:val="14"/>
+                <w:szCs w:val="14"/>
                 <w:rtl/>
               </w:rPr>
               <w:t xml:space="preserve">   </w:t>
             </w:r>
             <w:r>
               <w:rPr>
-                <w:rFonts w:ascii="Sakkal Majalla" w:hAnsi="Sakkal Majalla" w:cs="Sakkal Majalla" w:eastAsia="Sakkal Majalla"/>
+                <w:rFonts w:ascii="Dubai" w:hAnsi="Dubai" w:cs="Dubai" w:eastAsia="Dubai"/>
                 <w:b w:val="0"/>
                 <w:color w:val="1A1A1A"/>
-                <w:sz w:val="17"/>
-                <w:szCs w:val="17"/>
+                <w:sz w:val="14"/>
+                <w:szCs w:val="14"/>
                 <w:rtl/>
               </w:rPr>
               <w:t>☐ علاجي</w:t>
@@ -3028,17 +2999,18 @@
           <w:p>
             <w:pPr>
               <w:bidi/>
-              <w:spacing w:before="0" w:after="20" w:line="246" w:lineRule="exact"/>
+              <w:spacing w:before="0" w:after="20" w:line="216" w:lineRule="exact"/>
               <w:jc w:val="center"/>
             </w:pPr>
             <w:r/>
             <w:r>
               <w:rPr>
-                <w:rFonts w:ascii="Al-Jazeera-Arabic-Bold" w:hAnsi="Al-Jazeera-Arabic-Bold" w:cs="Al-Jazeera-Arabic-Bold" w:eastAsia="Al-Jazeera-Arabic-Bold"/>
-                <w:b w:val="0"/>
+                <w:rFonts w:ascii="Dubai" w:hAnsi="Dubai" w:cs="Dubai" w:eastAsia="Dubai"/>
+                <w:b/>
                 <w:color w:val="355E91"/>
                 <w:sz w:val="16"/>
                 <w:szCs w:val="16"/>
+                <w:bCs/>
                 <w:rtl/>
               </w:rPr>
               <w:t>النشاط الثاني</w:t>
@@ -3047,16 +3019,16 @@
           <w:p>
             <w:pPr>
               <w:bidi/>
-              <w:spacing w:before="0" w:after="0" w:line="246" w:lineRule="exact"/>
+              <w:spacing w:before="0" w:after="0" w:line="216" w:lineRule="exact"/>
               <w:jc w:val="center"/>
             </w:pPr>
             <w:r>
               <w:rPr>
-                <w:rFonts w:ascii="Sakkal Majalla" w:hAnsi="Sakkal Majalla" w:cs="Sakkal Majalla" w:eastAsia="Sakkal Majalla"/>
+                <w:rFonts w:ascii="Dubai" w:hAnsi="Dubai" w:cs="Dubai" w:eastAsia="Dubai"/>
                 <w:b w:val="0"/>
                 <w:color w:val="355E91"/>
-                <w:sz w:val="20"/>
-                <w:szCs w:val="20"/>
+                <w:sz w:val="16"/>
+                <w:szCs w:val="16"/>
                 <w:rtl/>
               </w:rPr>
               <w:t>الزمن: .... د</w:t>
@@ -3071,7 +3043,7 @@
           <w:p>
             <w:pPr>
               <w:bidi/>
-              <w:spacing w:before="0" w:after="0" w:line="150" w:lineRule="exact"/>
+              <w:spacing w:before="0" w:after="0" w:line="132" w:lineRule="exact"/>
             </w:pPr>
             <w:r/>
           </w:p>
@@ -3085,7 +3057,7 @@
           <w:p>
             <w:pPr>
               <w:bidi/>
-              <w:spacing w:before="0" w:after="0" w:line="150" w:lineRule="exact"/>
+              <w:spacing w:before="0" w:after="0" w:line="132" w:lineRule="exact"/>
             </w:pPr>
             <w:r/>
           </w:p>
@@ -3098,61 +3070,61 @@
           <w:p>
             <w:pPr>
               <w:bidi/>
-              <w:spacing w:before="0" w:after="100" w:line="256" w:lineRule="exact"/>
+              <w:spacing w:before="0" w:after="100" w:line="224" w:lineRule="exact"/>
               <w:jc w:val="center"/>
             </w:pPr>
             <w:r/>
             <w:r>
               <w:rPr>
-                <w:rFonts w:ascii="Sakkal Majalla" w:hAnsi="Sakkal Majalla" w:cs="Sakkal Majalla" w:eastAsia="Sakkal Majalla"/>
+                <w:rFonts w:ascii="Dubai" w:hAnsi="Dubai" w:cs="Dubai" w:eastAsia="Dubai"/>
                 <w:b w:val="0"/>
                 <w:color w:val="1A1A1A"/>
-                <w:sz w:val="17"/>
-                <w:szCs w:val="17"/>
+                <w:sz w:val="14"/>
+                <w:szCs w:val="14"/>
                 <w:rtl/>
               </w:rPr>
               <w:t>☐ فردي</w:t>
             </w:r>
             <w:r>
               <w:rPr>
-                <w:rFonts w:ascii="Sakkal Majalla" w:hAnsi="Sakkal Majalla" w:cs="Sakkal Majalla" w:eastAsia="Sakkal Majalla"/>
+                <w:rFonts w:ascii="Dubai" w:hAnsi="Dubai" w:cs="Dubai" w:eastAsia="Dubai"/>
                 <w:b w:val="0"/>
                 <w:color w:val="1A1A1A"/>
-                <w:sz w:val="17"/>
-                <w:szCs w:val="17"/>
+                <w:sz w:val="14"/>
+                <w:szCs w:val="14"/>
                 <w:rtl/>
               </w:rPr>
               <w:t xml:space="preserve">   </w:t>
             </w:r>
             <w:r>
               <w:rPr>
-                <w:rFonts w:ascii="Sakkal Majalla" w:hAnsi="Sakkal Majalla" w:cs="Sakkal Majalla" w:eastAsia="Sakkal Majalla"/>
+                <w:rFonts w:ascii="Dubai" w:hAnsi="Dubai" w:cs="Dubai" w:eastAsia="Dubai"/>
                 <w:b w:val="0"/>
                 <w:color w:val="1A1A1A"/>
-                <w:sz w:val="17"/>
-                <w:szCs w:val="17"/>
+                <w:sz w:val="14"/>
+                <w:szCs w:val="14"/>
                 <w:rtl/>
               </w:rPr>
               <w:t>☐ ثنائي</w:t>
             </w:r>
             <w:r>
               <w:rPr>
-                <w:rFonts w:ascii="Sakkal Majalla" w:hAnsi="Sakkal Majalla" w:cs="Sakkal Majalla" w:eastAsia="Sakkal Majalla"/>
+                <w:rFonts w:ascii="Dubai" w:hAnsi="Dubai" w:cs="Dubai" w:eastAsia="Dubai"/>
                 <w:b w:val="0"/>
                 <w:color w:val="1A1A1A"/>
-                <w:sz w:val="17"/>
-                <w:szCs w:val="17"/>
+                <w:sz w:val="14"/>
+                <w:szCs w:val="14"/>
                 <w:rtl/>
               </w:rPr>
               <w:t xml:space="preserve">   </w:t>
             </w:r>
             <w:r>
               <w:rPr>
-                <w:rFonts w:ascii="Sakkal Majalla" w:hAnsi="Sakkal Majalla" w:cs="Sakkal Majalla" w:eastAsia="Sakkal Majalla"/>
+                <w:rFonts w:ascii="Dubai" w:hAnsi="Dubai" w:cs="Dubai" w:eastAsia="Dubai"/>
                 <w:b w:val="0"/>
                 <w:color w:val="1A1A1A"/>
-                <w:sz w:val="17"/>
-                <w:szCs w:val="17"/>
+                <w:sz w:val="14"/>
+                <w:szCs w:val="14"/>
                 <w:rtl/>
               </w:rPr>
               <w:t>☐ جماعي</w:t>
@@ -3161,38 +3133,38 @@
           <w:p>
             <w:pPr>
               <w:bidi/>
-              <w:spacing w:before="0" w:after="100" w:line="256" w:lineRule="exact"/>
+              <w:spacing w:before="0" w:after="100" w:line="224" w:lineRule="exact"/>
               <w:jc w:val="center"/>
             </w:pPr>
             <w:r>
               <w:rPr>
-                <w:rFonts w:ascii="Sakkal Majalla" w:hAnsi="Sakkal Majalla" w:cs="Sakkal Majalla" w:eastAsia="Sakkal Majalla"/>
+                <w:rFonts w:ascii="Dubai" w:hAnsi="Dubai" w:cs="Dubai" w:eastAsia="Dubai"/>
                 <w:b w:val="0"/>
                 <w:color w:val="1A1A1A"/>
-                <w:sz w:val="17"/>
-                <w:szCs w:val="17"/>
+                <w:sz w:val="14"/>
+                <w:szCs w:val="14"/>
                 <w:rtl/>
               </w:rPr>
               <w:t>☐ تقويم ذاتي</w:t>
             </w:r>
             <w:r>
               <w:rPr>
-                <w:rFonts w:ascii="Sakkal Majalla" w:hAnsi="Sakkal Majalla" w:cs="Sakkal Majalla" w:eastAsia="Sakkal Majalla"/>
+                <w:rFonts w:ascii="Dubai" w:hAnsi="Dubai" w:cs="Dubai" w:eastAsia="Dubai"/>
                 <w:b w:val="0"/>
                 <w:color w:val="1A1A1A"/>
-                <w:sz w:val="17"/>
-                <w:szCs w:val="17"/>
+                <w:sz w:val="14"/>
+                <w:szCs w:val="14"/>
                 <w:rtl/>
               </w:rPr>
               <w:t xml:space="preserve">   </w:t>
             </w:r>
             <w:r>
               <w:rPr>
-                <w:rFonts w:ascii="Sakkal Majalla" w:hAnsi="Sakkal Majalla" w:cs="Sakkal Majalla" w:eastAsia="Sakkal Majalla"/>
+                <w:rFonts w:ascii="Dubai" w:hAnsi="Dubai" w:cs="Dubai" w:eastAsia="Dubai"/>
                 <w:b w:val="0"/>
                 <w:color w:val="1A1A1A"/>
-                <w:sz w:val="17"/>
-                <w:szCs w:val="17"/>
+                <w:sz w:val="14"/>
+                <w:szCs w:val="14"/>
                 <w:rtl/>
               </w:rPr>
               <w:t>☐ تقويم أقران</w:t>
@@ -3201,38 +3173,38 @@
           <w:p>
             <w:pPr>
               <w:bidi/>
-              <w:spacing w:before="0" w:after="0" w:line="256" w:lineRule="exact"/>
+              <w:spacing w:before="0" w:after="0" w:line="224" w:lineRule="exact"/>
               <w:jc w:val="center"/>
             </w:pPr>
             <w:r>
               <w:rPr>
-                <w:rFonts w:ascii="Sakkal Majalla" w:hAnsi="Sakkal Majalla" w:cs="Sakkal Majalla" w:eastAsia="Sakkal Majalla"/>
+                <w:rFonts w:ascii="Dubai" w:hAnsi="Dubai" w:cs="Dubai" w:eastAsia="Dubai"/>
                 <w:b w:val="0"/>
                 <w:color w:val="1A1A1A"/>
-                <w:sz w:val="17"/>
-                <w:szCs w:val="17"/>
+                <w:sz w:val="14"/>
+                <w:szCs w:val="14"/>
                 <w:rtl/>
               </w:rPr>
               <w:t>☐ تقويم بنائي</w:t>
             </w:r>
             <w:r>
               <w:rPr>
-                <w:rFonts w:ascii="Sakkal Majalla" w:hAnsi="Sakkal Majalla" w:cs="Sakkal Majalla" w:eastAsia="Sakkal Majalla"/>
+                <w:rFonts w:ascii="Dubai" w:hAnsi="Dubai" w:cs="Dubai" w:eastAsia="Dubai"/>
                 <w:b w:val="0"/>
                 <w:color w:val="1A1A1A"/>
-                <w:sz w:val="17"/>
-                <w:szCs w:val="17"/>
+                <w:sz w:val="14"/>
+                <w:szCs w:val="14"/>
                 <w:rtl/>
               </w:rPr>
               <w:t xml:space="preserve">   </w:t>
             </w:r>
             <w:r>
               <w:rPr>
-                <w:rFonts w:ascii="Sakkal Majalla" w:hAnsi="Sakkal Majalla" w:cs="Sakkal Majalla" w:eastAsia="Sakkal Majalla"/>
+                <w:rFonts w:ascii="Dubai" w:hAnsi="Dubai" w:cs="Dubai" w:eastAsia="Dubai"/>
                 <w:b w:val="0"/>
                 <w:color w:val="1A1A1A"/>
-                <w:sz w:val="17"/>
-                <w:szCs w:val="17"/>
+                <w:sz w:val="14"/>
+                <w:szCs w:val="14"/>
                 <w:rtl/>
               </w:rPr>
               <w:t>☐ علاجي</w:t>
@@ -3254,17 +3226,18 @@
           <w:p>
             <w:pPr>
               <w:bidi/>
-              <w:spacing w:before="0" w:after="20" w:line="246" w:lineRule="exact"/>
+              <w:spacing w:before="0" w:after="20" w:line="216" w:lineRule="exact"/>
               <w:jc w:val="center"/>
             </w:pPr>
             <w:r/>
             <w:r>
               <w:rPr>
-                <w:rFonts w:ascii="Al-Jazeera-Arabic-Bold" w:hAnsi="Al-Jazeera-Arabic-Bold" w:cs="Al-Jazeera-Arabic-Bold" w:eastAsia="Al-Jazeera-Arabic-Bold"/>
-                <w:b w:val="0"/>
+                <w:rFonts w:ascii="Dubai" w:hAnsi="Dubai" w:cs="Dubai" w:eastAsia="Dubai"/>
+                <w:b/>
                 <w:color w:val="355E91"/>
                 <w:sz w:val="16"/>
                 <w:szCs w:val="16"/>
+                <w:bCs/>
                 <w:rtl/>
               </w:rPr>
               <w:t>الغلق</w:t>
@@ -3273,16 +3246,17 @@
           <w:p>
             <w:pPr>
               <w:bidi/>
-              <w:spacing w:before="0" w:after="20" w:line="246" w:lineRule="exact"/>
+              <w:spacing w:before="0" w:after="20" w:line="216" w:lineRule="exact"/>
               <w:jc w:val="center"/>
             </w:pPr>
             <w:r>
               <w:rPr>
-                <w:rFonts w:ascii="Al-Jazeera-Arabic-Bold" w:hAnsi="Al-Jazeera-Arabic-Bold" w:cs="Al-Jazeera-Arabic-Bold" w:eastAsia="Al-Jazeera-Arabic-Bold"/>
-                <w:b w:val="0"/>
+                <w:rFonts w:ascii="Dubai" w:hAnsi="Dubai" w:cs="Dubai" w:eastAsia="Dubai"/>
+                <w:b/>
                 <w:color w:val="355E91"/>
                 <w:sz w:val="16"/>
                 <w:szCs w:val="16"/>
+                <w:bCs/>
                 <w:rtl/>
               </w:rPr>
               <w:t>علم بالقلم</w:t>
@@ -3291,16 +3265,16 @@
           <w:p>
             <w:pPr>
               <w:bidi/>
-              <w:spacing w:before="0" w:after="0" w:line="246" w:lineRule="exact"/>
+              <w:spacing w:before="0" w:after="0" w:line="216" w:lineRule="exact"/>
               <w:jc w:val="center"/>
             </w:pPr>
             <w:r>
               <w:rPr>
-                <w:rFonts w:ascii="Sakkal Majalla" w:hAnsi="Sakkal Majalla" w:cs="Sakkal Majalla" w:eastAsia="Sakkal Majalla"/>
+                <w:rFonts w:ascii="Dubai" w:hAnsi="Dubai" w:cs="Dubai" w:eastAsia="Dubai"/>
                 <w:b w:val="0"/>
                 <w:color w:val="355E91"/>
-                <w:sz w:val="20"/>
-                <w:szCs w:val="20"/>
+                <w:sz w:val="16"/>
+                <w:szCs w:val="16"/>
                 <w:rtl/>
               </w:rPr>
               <w:t>الزمن: .... د</w:t>
@@ -3315,7 +3289,7 @@
           <w:p>
             <w:pPr>
               <w:bidi/>
-              <w:spacing w:before="0" w:after="0" w:line="150" w:lineRule="exact"/>
+              <w:spacing w:before="0" w:after="0" w:line="132" w:lineRule="exact"/>
             </w:pPr>
             <w:r/>
           </w:p>
@@ -3329,7 +3303,7 @@
           <w:p>
             <w:pPr>
               <w:bidi/>
-              <w:spacing w:before="0" w:after="0" w:line="150" w:lineRule="exact"/>
+              <w:spacing w:before="0" w:after="0" w:line="132" w:lineRule="exact"/>
             </w:pPr>
             <w:r/>
           </w:p>
@@ -3342,61 +3316,61 @@
           <w:p>
             <w:pPr>
               <w:bidi/>
-              <w:spacing w:before="0" w:after="100" w:line="256" w:lineRule="exact"/>
+              <w:spacing w:before="0" w:after="100" w:line="224" w:lineRule="exact"/>
               <w:jc w:val="center"/>
             </w:pPr>
             <w:r/>
             <w:r>
               <w:rPr>
-                <w:rFonts w:ascii="Sakkal Majalla" w:hAnsi="Sakkal Majalla" w:cs="Sakkal Majalla" w:eastAsia="Sakkal Majalla"/>
+                <w:rFonts w:ascii="Dubai" w:hAnsi="Dubai" w:cs="Dubai" w:eastAsia="Dubai"/>
                 <w:b w:val="0"/>
                 <w:color w:val="1A1A1A"/>
-                <w:sz w:val="17"/>
-                <w:szCs w:val="17"/>
+                <w:sz w:val="14"/>
+                <w:szCs w:val="14"/>
                 <w:rtl/>
               </w:rPr>
               <w:t>☐ فردي</w:t>
             </w:r>
             <w:r>
               <w:rPr>
-                <w:rFonts w:ascii="Sakkal Majalla" w:hAnsi="Sakkal Majalla" w:cs="Sakkal Majalla" w:eastAsia="Sakkal Majalla"/>
+                <w:rFonts w:ascii="Dubai" w:hAnsi="Dubai" w:cs="Dubai" w:eastAsia="Dubai"/>
                 <w:b w:val="0"/>
                 <w:color w:val="1A1A1A"/>
-                <w:sz w:val="17"/>
-                <w:szCs w:val="17"/>
+                <w:sz w:val="14"/>
+                <w:szCs w:val="14"/>
                 <w:rtl/>
               </w:rPr>
               <w:t xml:space="preserve">   </w:t>
             </w:r>
             <w:r>
               <w:rPr>
-                <w:rFonts w:ascii="Sakkal Majalla" w:hAnsi="Sakkal Majalla" w:cs="Sakkal Majalla" w:eastAsia="Sakkal Majalla"/>
+                <w:rFonts w:ascii="Dubai" w:hAnsi="Dubai" w:cs="Dubai" w:eastAsia="Dubai"/>
                 <w:b w:val="0"/>
                 <w:color w:val="1A1A1A"/>
-                <w:sz w:val="17"/>
-                <w:szCs w:val="17"/>
+                <w:sz w:val="14"/>
+                <w:szCs w:val="14"/>
                 <w:rtl/>
               </w:rPr>
               <w:t>☐ ثنائي</w:t>
             </w:r>
             <w:r>
               <w:rPr>
-                <w:rFonts w:ascii="Sakkal Majalla" w:hAnsi="Sakkal Majalla" w:cs="Sakkal Majalla" w:eastAsia="Sakkal Majalla"/>
+                <w:rFonts w:ascii="Dubai" w:hAnsi="Dubai" w:cs="Dubai" w:eastAsia="Dubai"/>
                 <w:b w:val="0"/>
                 <w:color w:val="1A1A1A"/>
-                <w:sz w:val="17"/>
-                <w:szCs w:val="17"/>
+                <w:sz w:val="14"/>
+                <w:szCs w:val="14"/>
                 <w:rtl/>
               </w:rPr>
               <w:t xml:space="preserve">   </w:t>
             </w:r>
             <w:r>
               <w:rPr>
-                <w:rFonts w:ascii="Sakkal Majalla" w:hAnsi="Sakkal Majalla" w:cs="Sakkal Majalla" w:eastAsia="Sakkal Majalla"/>
+                <w:rFonts w:ascii="Dubai" w:hAnsi="Dubai" w:cs="Dubai" w:eastAsia="Dubai"/>
                 <w:b w:val="0"/>
                 <w:color w:val="1A1A1A"/>
-                <w:sz w:val="17"/>
-                <w:szCs w:val="17"/>
+                <w:sz w:val="14"/>
+                <w:szCs w:val="14"/>
                 <w:rtl/>
               </w:rPr>
               <w:t>☐ جماعي</w:t>
@@ -3405,38 +3379,38 @@
           <w:p>
             <w:pPr>
               <w:bidi/>
-              <w:spacing w:before="0" w:after="100" w:line="256" w:lineRule="exact"/>
+              <w:spacing w:before="0" w:after="100" w:line="224" w:lineRule="exact"/>
               <w:jc w:val="center"/>
             </w:pPr>
             <w:r>
               <w:rPr>
-                <w:rFonts w:ascii="Sakkal Majalla" w:hAnsi="Sakkal Majalla" w:cs="Sakkal Majalla" w:eastAsia="Sakkal Majalla"/>
+                <w:rFonts w:ascii="Dubai" w:hAnsi="Dubai" w:cs="Dubai" w:eastAsia="Dubai"/>
                 <w:b w:val="0"/>
                 <w:color w:val="1A1A1A"/>
-                <w:sz w:val="17"/>
-                <w:szCs w:val="17"/>
+                <w:sz w:val="14"/>
+                <w:szCs w:val="14"/>
                 <w:rtl/>
               </w:rPr>
               <w:t>☐ تقويم ذاتي</w:t>
             </w:r>
             <w:r>
               <w:rPr>
-                <w:rFonts w:ascii="Sakkal Majalla" w:hAnsi="Sakkal Majalla" w:cs="Sakkal Majalla" w:eastAsia="Sakkal Majalla"/>
+                <w:rFonts w:ascii="Dubai" w:hAnsi="Dubai" w:cs="Dubai" w:eastAsia="Dubai"/>
                 <w:b w:val="0"/>
                 <w:color w:val="1A1A1A"/>
-                <w:sz w:val="17"/>
-                <w:szCs w:val="17"/>
+                <w:sz w:val="14"/>
+                <w:szCs w:val="14"/>
                 <w:rtl/>
               </w:rPr>
               <w:t xml:space="preserve">   </w:t>
             </w:r>
             <w:r>
               <w:rPr>
-                <w:rFonts w:ascii="Sakkal Majalla" w:hAnsi="Sakkal Majalla" w:cs="Sakkal Majalla" w:eastAsia="Sakkal Majalla"/>
+                <w:rFonts w:ascii="Dubai" w:hAnsi="Dubai" w:cs="Dubai" w:eastAsia="Dubai"/>
                 <w:b w:val="0"/>
                 <w:color w:val="1A1A1A"/>
-                <w:sz w:val="17"/>
-                <w:szCs w:val="17"/>
+                <w:sz w:val="14"/>
+                <w:szCs w:val="14"/>
                 <w:rtl/>
               </w:rPr>
               <w:t>☐ تقويم أقران</w:t>
@@ -3445,38 +3419,38 @@
           <w:p>
             <w:pPr>
               <w:bidi/>
-              <w:spacing w:before="0" w:after="0" w:line="256" w:lineRule="exact"/>
+              <w:spacing w:before="0" w:after="0" w:line="224" w:lineRule="exact"/>
               <w:jc w:val="center"/>
             </w:pPr>
             <w:r>
               <w:rPr>
-                <w:rFonts w:ascii="Sakkal Majalla" w:hAnsi="Sakkal Majalla" w:cs="Sakkal Majalla" w:eastAsia="Sakkal Majalla"/>
+                <w:rFonts w:ascii="Dubai" w:hAnsi="Dubai" w:cs="Dubai" w:eastAsia="Dubai"/>
                 <w:b w:val="0"/>
                 <w:color w:val="1A1A1A"/>
-                <w:sz w:val="17"/>
-                <w:szCs w:val="17"/>
+                <w:sz w:val="14"/>
+                <w:szCs w:val="14"/>
                 <w:rtl/>
               </w:rPr>
               <w:t>☐ تقويم بنائي</w:t>
             </w:r>
             <w:r>
               <w:rPr>
-                <w:rFonts w:ascii="Sakkal Majalla" w:hAnsi="Sakkal Majalla" w:cs="Sakkal Majalla" w:eastAsia="Sakkal Majalla"/>
+                <w:rFonts w:ascii="Dubai" w:hAnsi="Dubai" w:cs="Dubai" w:eastAsia="Dubai"/>
                 <w:b w:val="0"/>
                 <w:color w:val="1A1A1A"/>
-                <w:sz w:val="17"/>
-                <w:szCs w:val="17"/>
+                <w:sz w:val="14"/>
+                <w:szCs w:val="14"/>
                 <w:rtl/>
               </w:rPr>
               <w:t xml:space="preserve">   </w:t>
             </w:r>
             <w:r>
               <w:rPr>
-                <w:rFonts w:ascii="Sakkal Majalla" w:hAnsi="Sakkal Majalla" w:cs="Sakkal Majalla" w:eastAsia="Sakkal Majalla"/>
+                <w:rFonts w:ascii="Dubai" w:hAnsi="Dubai" w:cs="Dubai" w:eastAsia="Dubai"/>
                 <w:b w:val="0"/>
                 <w:color w:val="1A1A1A"/>
-                <w:sz w:val="17"/>
-                <w:szCs w:val="17"/>
+                <w:sz w:val="14"/>
+                <w:szCs w:val="14"/>
                 <w:rtl/>
               </w:rPr>
               <w:t>☐ علاجي</w:t>
@@ -3489,7 +3463,7 @@
       <w:pPr>
         <w:pageBreakBefore/>
         <w:bidi/>
-        <w:spacing w:before="0" w:after="0" w:line="46" w:lineRule="exact"/>
+        <w:spacing w:before="0" w:after="0" w:line="40" w:lineRule="exact"/>
       </w:pPr>
     </w:p>
     <w:tbl>
@@ -3538,76 +3512,31 @@
           <w:p>
             <w:pPr>
               <w:bidi/>
-              <w:spacing w:before="0" w:after="0" w:line="274" w:lineRule="exact"/>
+              <w:spacing w:before="0" w:after="0" w:line="240" w:lineRule="exact"/>
             </w:pPr>
             <w:r/>
             <w:r>
               <w:rPr>
-                <w:rFonts w:ascii="Al-Jazeera-Arabic-Bold" w:hAnsi="Al-Jazeera-Arabic-Bold" w:cs="Al-Jazeera-Arabic-Bold" w:eastAsia="Al-Jazeera-Arabic-Bold"/>
-                <w:b w:val="0"/>
+                <w:rFonts w:ascii="Dubai" w:hAnsi="Dubai" w:cs="Dubai" w:eastAsia="Dubai"/>
+                <w:b/>
                 <w:color w:val="FFFFFF"/>
                 <w:sz w:val="18"/>
                 <w:szCs w:val="18"/>
+                <w:bCs/>
                 <w:rtl/>
               </w:rPr>
-              <w:t xml:space="preserve">المجالان </w:t>
+              <w:t>المجال ٢  ·  تابع: التمايز والتحفيز والربط بالحياة</w:t>
             </w:r>
             <w:r>
               <w:rPr>
-                <w:rFonts w:ascii="Sakkal Majalla" w:hAnsi="Sakkal Majalla" w:cs="Sakkal Majalla" w:eastAsia="Sakkal Majalla"/>
-                <w:b/>
-                <w:color w:val="FFFFFF"/>
-                <w:sz w:val="23"/>
-                <w:szCs w:val="23"/>
-                <w:bCs/>
+                <w:rFonts w:ascii="Dubai Light" w:hAnsi="Dubai Light" w:cs="Dubai Light" w:eastAsia="Dubai Light"/>
+                <w:b w:val="0"/>
+                <w:color w:val="DCE6F1"/>
+                <w:sz w:val="15"/>
+                <w:szCs w:val="15"/>
                 <w:rtl/>
               </w:rPr>
-              <w:t>٢</w:t>
-            </w:r>
-            <w:r>
-              <w:rPr>
-                <w:rFonts w:ascii="Al-Jazeera-Arabic-Bold" w:hAnsi="Al-Jazeera-Arabic-Bold" w:cs="Al-Jazeera-Arabic-Bold" w:eastAsia="Al-Jazeera-Arabic-Bold"/>
-                <w:b w:val="0"/>
-                <w:color w:val="FFFFFF"/>
-                <w:sz w:val="18"/>
-                <w:szCs w:val="18"/>
-                <w:rtl/>
-              </w:rPr>
-              <w:t xml:space="preserve"> و</w:t>
-            </w:r>
-            <w:r>
-              <w:rPr>
-                <w:rFonts w:ascii="Sakkal Majalla" w:hAnsi="Sakkal Majalla" w:cs="Sakkal Majalla" w:eastAsia="Sakkal Majalla"/>
-                <w:b/>
-                <w:color w:val="FFFFFF"/>
-                <w:sz w:val="23"/>
-                <w:szCs w:val="23"/>
-                <w:bCs/>
-                <w:rtl/>
-              </w:rPr>
-              <w:t>٣</w:t>
-            </w:r>
-            <w:r>
-              <w:rPr>
-                <w:rFonts w:ascii="Al-Jazeera-Arabic-Bold" w:hAnsi="Al-Jazeera-Arabic-Bold" w:cs="Al-Jazeera-Arabic-Bold" w:eastAsia="Al-Jazeera-Arabic-Bold"/>
-                <w:b w:val="0"/>
-                <w:color w:val="FFFFFF"/>
-                <w:sz w:val="18"/>
-                <w:szCs w:val="18"/>
-                <w:rtl/>
-              </w:rPr>
-              <w:t xml:space="preserve">  ·  تابع: التمايز والتحفيز والربط بالحياة</w:t>
-            </w:r>
-            <w:r>
-              <w:rPr>
-                <w:rFonts w:ascii="Sakkal Majalla" w:hAnsi="Sakkal Majalla" w:cs="Sakkal Majalla" w:eastAsia="Sakkal Majalla"/>
-                <w:b w:val="0"/>
-                <w:color w:val="DCE6F1"/>
-                <w:sz w:val="18"/>
-                <w:szCs w:val="18"/>
-                <w:rtl/>
-              </w:rPr>
-              <w:t xml:space="preserve">   — يقابله في الاستمارة المجالان ٢ و٣</w:t>
+              <w:t xml:space="preserve">   — يقابله في الاستمارة المجال ٢</w:t>
             </w:r>
           </w:p>
         </w:tc>
@@ -3626,17 +3555,18 @@
           <w:p>
             <w:pPr>
               <w:bidi/>
-              <w:spacing w:before="0" w:after="0" w:line="246" w:lineRule="exact"/>
+              <w:spacing w:before="0" w:after="0" w:line="216" w:lineRule="exact"/>
               <w:jc w:val="center"/>
             </w:pPr>
             <w:r/>
             <w:r>
               <w:rPr>
-                <w:rFonts w:ascii="Al-Jazeera-Arabic-Bold" w:hAnsi="Al-Jazeera-Arabic-Bold" w:cs="Al-Jazeera-Arabic-Bold" w:eastAsia="Al-Jazeera-Arabic-Bold"/>
-                <w:b w:val="0"/>
+                <w:rFonts w:ascii="Dubai" w:hAnsi="Dubai" w:cs="Dubai" w:eastAsia="Dubai"/>
+                <w:b/>
                 <w:color w:val="355E91"/>
                 <w:sz w:val="16"/>
                 <w:szCs w:val="16"/>
+                <w:bCs/>
                 <w:rtl/>
               </w:rPr>
               <w:t>المهمة المكيَّفة</w:t>
@@ -3652,16 +3582,16 @@
           <w:p>
             <w:pPr>
               <w:bidi/>
-              <w:spacing w:before="0" w:after="0" w:line="274" w:lineRule="exact"/>
+              <w:spacing w:before="0" w:after="0" w:line="240" w:lineRule="exact"/>
             </w:pPr>
             <w:r/>
             <w:r>
               <w:rPr>
-                <w:rFonts w:ascii="Sakkal Majalla" w:hAnsi="Sakkal Majalla" w:cs="Sakkal Majalla" w:eastAsia="Sakkal Majalla"/>
+                <w:rFonts w:ascii="Dubai" w:hAnsi="Dubai" w:cs="Dubai" w:eastAsia="Dubai"/>
                 <w:b w:val="0"/>
                 <w:color w:val="7F7F7F"/>
-                <w:sz w:val="18"/>
-                <w:szCs w:val="18"/>
+                <w:sz w:val="15"/>
+                <w:szCs w:val="15"/>
                 <w:rtl/>
               </w:rPr>
               <w:t>للفئات الأولى بالرعاية — ما هي، ولمن، ومتى تُسلَّم:</w:t>
@@ -3683,17 +3613,18 @@
           <w:p>
             <w:pPr>
               <w:bidi/>
-              <w:spacing w:before="0" w:after="0" w:line="246" w:lineRule="exact"/>
+              <w:spacing w:before="0" w:after="0" w:line="216" w:lineRule="exact"/>
               <w:jc w:val="center"/>
             </w:pPr>
             <w:r/>
             <w:r>
               <w:rPr>
-                <w:rFonts w:ascii="Al-Jazeera-Arabic-Bold" w:hAnsi="Al-Jazeera-Arabic-Bold" w:cs="Al-Jazeera-Arabic-Bold" w:eastAsia="Al-Jazeera-Arabic-Bold"/>
-                <w:b w:val="0"/>
+                <w:rFonts w:ascii="Dubai" w:hAnsi="Dubai" w:cs="Dubai" w:eastAsia="Dubai"/>
+                <w:b/>
                 <w:color w:val="355E91"/>
                 <w:sz w:val="16"/>
                 <w:szCs w:val="16"/>
+                <w:bCs/>
                 <w:rtl/>
               </w:rPr>
               <w:t>المهمة الإثرائية</w:t>
@@ -3710,16 +3641,16 @@
           <w:p>
             <w:pPr>
               <w:bidi/>
-              <w:spacing w:before="0" w:after="0" w:line="274" w:lineRule="exact"/>
+              <w:spacing w:before="0" w:after="0" w:line="240" w:lineRule="exact"/>
             </w:pPr>
             <w:r/>
             <w:r>
               <w:rPr>
-                <w:rFonts w:ascii="Sakkal Majalla" w:hAnsi="Sakkal Majalla" w:cs="Sakkal Majalla" w:eastAsia="Sakkal Majalla"/>
+                <w:rFonts w:ascii="Dubai" w:hAnsi="Dubai" w:cs="Dubai" w:eastAsia="Dubai"/>
                 <w:b w:val="0"/>
                 <w:color w:val="7F7F7F"/>
-                <w:sz w:val="18"/>
-                <w:szCs w:val="18"/>
+                <w:sz w:val="15"/>
+                <w:szCs w:val="15"/>
                 <w:rtl/>
               </w:rPr>
               <w:t>لسريعات التعلم والموهوبات — تنمّي تفكيراً أعلى لا مزيداً من التمارين:</w:t>
@@ -3741,17 +3672,18 @@
           <w:p>
             <w:pPr>
               <w:bidi/>
-              <w:spacing w:before="0" w:after="0" w:line="246" w:lineRule="exact"/>
+              <w:spacing w:before="0" w:after="0" w:line="216" w:lineRule="exact"/>
               <w:jc w:val="center"/>
             </w:pPr>
             <w:r/>
             <w:r>
               <w:rPr>
-                <w:rFonts w:ascii="Al-Jazeera-Arabic-Bold" w:hAnsi="Al-Jazeera-Arabic-Bold" w:cs="Al-Jazeera-Arabic-Bold" w:eastAsia="Al-Jazeera-Arabic-Bold"/>
-                <w:b w:val="0"/>
+                <w:rFonts w:ascii="Dubai" w:hAnsi="Dubai" w:cs="Dubai" w:eastAsia="Dubai"/>
+                <w:b/>
                 <w:color w:val="355E91"/>
                 <w:sz w:val="16"/>
                 <w:szCs w:val="16"/>
+                <w:bCs/>
                 <w:rtl/>
               </w:rPr>
               <w:t>التحفيز والمشاركة</w:t>
@@ -3767,104 +3699,104 @@
           <w:p>
             <w:pPr>
               <w:bidi/>
-              <w:spacing w:before="0" w:after="0" w:line="298" w:lineRule="exact"/>
+              <w:spacing w:before="0" w:after="0" w:line="262" w:lineRule="exact"/>
             </w:pPr>
             <w:r/>
             <w:r>
               <w:rPr>
-                <w:rFonts w:ascii="Sakkal Majalla" w:hAnsi="Sakkal Majalla" w:cs="Sakkal Majalla" w:eastAsia="Sakkal Majalla"/>
+                <w:rFonts w:ascii="Dubai" w:hAnsi="Dubai" w:cs="Dubai" w:eastAsia="Dubai"/>
                 <w:b w:val="0"/>
                 <w:color w:val="1A1A1A"/>
-                <w:sz w:val="20"/>
-                <w:szCs w:val="20"/>
+                <w:sz w:val="16"/>
+                <w:szCs w:val="16"/>
                 <w:rtl/>
               </w:rPr>
               <w:t>☐ تعزيز لفظي محدد</w:t>
             </w:r>
             <w:r>
               <w:rPr>
-                <w:rFonts w:ascii="Sakkal Majalla" w:hAnsi="Sakkal Majalla" w:cs="Sakkal Majalla" w:eastAsia="Sakkal Majalla"/>
+                <w:rFonts w:ascii="Dubai" w:hAnsi="Dubai" w:cs="Dubai" w:eastAsia="Dubai"/>
                 <w:b w:val="0"/>
                 <w:color w:val="1A1A1A"/>
-                <w:sz w:val="20"/>
-                <w:szCs w:val="20"/>
+                <w:sz w:val="16"/>
+                <w:szCs w:val="16"/>
                 <w:rtl/>
               </w:rPr>
               <w:t xml:space="preserve">     </w:t>
             </w:r>
             <w:r>
               <w:rPr>
-                <w:rFonts w:ascii="Sakkal Majalla" w:hAnsi="Sakkal Majalla" w:cs="Sakkal Majalla" w:eastAsia="Sakkal Majalla"/>
+                <w:rFonts w:ascii="Dubai" w:hAnsi="Dubai" w:cs="Dubai" w:eastAsia="Dubai"/>
                 <w:b w:val="0"/>
                 <w:color w:val="1A1A1A"/>
-                <w:sz w:val="20"/>
-                <w:szCs w:val="20"/>
+                <w:sz w:val="16"/>
+                <w:szCs w:val="16"/>
                 <w:rtl/>
               </w:rPr>
               <w:t>☐ منافسة/لعبة</w:t>
             </w:r>
             <w:r>
               <w:rPr>
-                <w:rFonts w:ascii="Sakkal Majalla" w:hAnsi="Sakkal Majalla" w:cs="Sakkal Majalla" w:eastAsia="Sakkal Majalla"/>
+                <w:rFonts w:ascii="Dubai" w:hAnsi="Dubai" w:cs="Dubai" w:eastAsia="Dubai"/>
                 <w:b w:val="0"/>
                 <w:color w:val="1A1A1A"/>
-                <w:sz w:val="20"/>
-                <w:szCs w:val="20"/>
+                <w:sz w:val="16"/>
+                <w:szCs w:val="16"/>
                 <w:rtl/>
               </w:rPr>
               <w:t xml:space="preserve">     </w:t>
             </w:r>
             <w:r>
               <w:rPr>
-                <w:rFonts w:ascii="Sakkal Majalla" w:hAnsi="Sakkal Majalla" w:cs="Sakkal Majalla" w:eastAsia="Sakkal Majalla"/>
+                <w:rFonts w:ascii="Dubai" w:hAnsi="Dubai" w:cs="Dubai" w:eastAsia="Dubai"/>
                 <w:b w:val="0"/>
                 <w:color w:val="1A1A1A"/>
-                <w:sz w:val="20"/>
-                <w:szCs w:val="20"/>
+                <w:sz w:val="16"/>
+                <w:szCs w:val="16"/>
                 <w:rtl/>
               </w:rPr>
               <w:t>☐ احتفاء بالمنجز</w:t>
             </w:r>
             <w:r>
               <w:rPr>
-                <w:rFonts w:ascii="Sakkal Majalla" w:hAnsi="Sakkal Majalla" w:cs="Sakkal Majalla" w:eastAsia="Sakkal Majalla"/>
+                <w:rFonts w:ascii="Dubai" w:hAnsi="Dubai" w:cs="Dubai" w:eastAsia="Dubai"/>
                 <w:b w:val="0"/>
                 <w:color w:val="1A1A1A"/>
-                <w:sz w:val="20"/>
-                <w:szCs w:val="20"/>
+                <w:sz w:val="16"/>
+                <w:szCs w:val="16"/>
                 <w:rtl/>
               </w:rPr>
               <w:t xml:space="preserve">     </w:t>
             </w:r>
             <w:r>
               <w:rPr>
-                <w:rFonts w:ascii="Sakkal Majalla" w:hAnsi="Sakkal Majalla" w:cs="Sakkal Majalla" w:eastAsia="Sakkal Majalla"/>
+                <w:rFonts w:ascii="Dubai" w:hAnsi="Dubai" w:cs="Dubai" w:eastAsia="Dubai"/>
                 <w:b w:val="0"/>
                 <w:color w:val="1A1A1A"/>
-                <w:sz w:val="20"/>
-                <w:szCs w:val="20"/>
+                <w:sz w:val="16"/>
+                <w:szCs w:val="16"/>
                 <w:rtl/>
               </w:rPr>
               <w:t>☐ توزيع الأدوار بالأسماء</w:t>
             </w:r>
             <w:r>
               <w:rPr>
-                <w:rFonts w:ascii="Sakkal Majalla" w:hAnsi="Sakkal Majalla" w:cs="Sakkal Majalla" w:eastAsia="Sakkal Majalla"/>
+                <w:rFonts w:ascii="Dubai" w:hAnsi="Dubai" w:cs="Dubai" w:eastAsia="Dubai"/>
                 <w:b w:val="0"/>
                 <w:color w:val="1A1A1A"/>
-                <w:sz w:val="20"/>
-                <w:szCs w:val="20"/>
+                <w:sz w:val="16"/>
+                <w:szCs w:val="16"/>
                 <w:rtl/>
               </w:rPr>
               <w:t xml:space="preserve">     </w:t>
             </w:r>
             <w:r>
               <w:rPr>
-                <w:rFonts w:ascii="Sakkal Majalla" w:hAnsi="Sakkal Majalla" w:cs="Sakkal Majalla" w:eastAsia="Sakkal Majalla"/>
+                <w:rFonts w:ascii="Dubai" w:hAnsi="Dubai" w:cs="Dubai" w:eastAsia="Dubai"/>
                 <w:b w:val="0"/>
                 <w:color w:val="1A1A1A"/>
-                <w:sz w:val="20"/>
-                <w:szCs w:val="20"/>
+                <w:sz w:val="16"/>
+                <w:szCs w:val="16"/>
                 <w:rtl/>
               </w:rPr>
               <w:t>☐ أسئلة لمن لم تشارك</w:t>
@@ -3886,17 +3818,18 @@
           <w:p>
             <w:pPr>
               <w:bidi/>
-              <w:spacing w:before="0" w:after="0" w:line="246" w:lineRule="exact"/>
+              <w:spacing w:before="0" w:after="0" w:line="216" w:lineRule="exact"/>
               <w:jc w:val="center"/>
             </w:pPr>
             <w:r/>
             <w:r>
               <w:rPr>
-                <w:rFonts w:ascii="Al-Jazeera-Arabic-Bold" w:hAnsi="Al-Jazeera-Arabic-Bold" w:cs="Al-Jazeera-Arabic-Bold" w:eastAsia="Al-Jazeera-Arabic-Bold"/>
-                <w:b w:val="0"/>
+                <w:rFonts w:ascii="Dubai" w:hAnsi="Dubai" w:cs="Dubai" w:eastAsia="Dubai"/>
+                <w:b/>
                 <w:color w:val="355E91"/>
                 <w:sz w:val="16"/>
                 <w:szCs w:val="16"/>
+                <w:bCs/>
                 <w:rtl/>
               </w:rPr>
               <w:t>الربط بالحياة</w:t>
@@ -3913,16 +3846,16 @@
           <w:p>
             <w:pPr>
               <w:bidi/>
-              <w:spacing w:before="0" w:after="0" w:line="274" w:lineRule="exact"/>
+              <w:spacing w:before="0" w:after="0" w:line="240" w:lineRule="exact"/>
             </w:pPr>
             <w:r/>
             <w:r>
               <w:rPr>
-                <w:rFonts w:ascii="Sakkal Majalla" w:hAnsi="Sakkal Majalla" w:cs="Sakkal Majalla" w:eastAsia="Sakkal Majalla"/>
+                <w:rFonts w:ascii="Dubai" w:hAnsi="Dubai" w:cs="Dubai" w:eastAsia="Dubai"/>
                 <w:b w:val="0"/>
                 <w:color w:val="7F7F7F"/>
-                <w:sz w:val="18"/>
-                <w:szCs w:val="18"/>
+                <w:sz w:val="15"/>
+                <w:szCs w:val="15"/>
                 <w:rtl/>
               </w:rPr>
               <w:t>مثال أو تطبيق من حياة الطالبات:</w:t>
@@ -3934,7 +3867,7 @@
     <w:p>
       <w:pPr>
         <w:bidi/>
-        <w:spacing w:before="0" w:after="0" w:line="114" w:lineRule="exact"/>
+        <w:spacing w:before="0" w:after="0" w:line="100" w:lineRule="exact"/>
       </w:pPr>
     </w:p>
     <w:tbl>
@@ -3983,50 +3916,28 @@
           <w:p>
             <w:pPr>
               <w:bidi/>
-              <w:spacing w:before="0" w:after="0" w:line="274" w:lineRule="exact"/>
+              <w:spacing w:before="0" w:after="0" w:line="240" w:lineRule="exact"/>
             </w:pPr>
             <w:r/>
             <w:r>
               <w:rPr>
-                <w:rFonts w:ascii="Al-Jazeera-Arabic-Bold" w:hAnsi="Al-Jazeera-Arabic-Bold" w:cs="Al-Jazeera-Arabic-Bold" w:eastAsia="Al-Jazeera-Arabic-Bold"/>
-                <w:b w:val="0"/>
+                <w:rFonts w:ascii="Dubai" w:hAnsi="Dubai" w:cs="Dubai" w:eastAsia="Dubai"/>
+                <w:b/>
                 <w:color w:val="FFFFFF"/>
                 <w:sz w:val="18"/>
                 <w:szCs w:val="18"/>
+                <w:bCs/>
                 <w:rtl/>
               </w:rPr>
-              <w:t xml:space="preserve">المجال </w:t>
+              <w:t>المجال ٣  ·  مشاركة المتعلمات واندماجهن — تُرصد على الطالبة، فخطّطي لها</w:t>
             </w:r>
             <w:r>
               <w:rPr>
-                <w:rFonts w:ascii="Sakkal Majalla" w:hAnsi="Sakkal Majalla" w:cs="Sakkal Majalla" w:eastAsia="Sakkal Majalla"/>
-                <w:b/>
-                <w:color w:val="FFFFFF"/>
-                <w:sz w:val="23"/>
-                <w:szCs w:val="23"/>
-                <w:bCs/>
-                <w:rtl/>
-              </w:rPr>
-              <w:t>٣</w:t>
-            </w:r>
-            <w:r>
-              <w:rPr>
-                <w:rFonts w:ascii="Al-Jazeera-Arabic-Bold" w:hAnsi="Al-Jazeera-Arabic-Bold" w:cs="Al-Jazeera-Arabic-Bold" w:eastAsia="Al-Jazeera-Arabic-Bold"/>
-                <w:b w:val="0"/>
-                <w:color w:val="FFFFFF"/>
-                <w:sz w:val="18"/>
-                <w:szCs w:val="18"/>
-                <w:rtl/>
-              </w:rPr>
-              <w:t xml:space="preserve">  ·  مشاركة المتعلمات واندماجهن — تُرصد على الطالبة، فخطّطي لها</w:t>
-            </w:r>
-            <w:r>
-              <w:rPr>
-                <w:rFonts w:ascii="Sakkal Majalla" w:hAnsi="Sakkal Majalla" w:cs="Sakkal Majalla" w:eastAsia="Sakkal Majalla"/>
+                <w:rFonts w:ascii="Dubai Light" w:hAnsi="Dubai Light" w:cs="Dubai Light" w:eastAsia="Dubai Light"/>
                 <w:b w:val="0"/>
                 <w:color w:val="DCE6F1"/>
-                <w:sz w:val="18"/>
-                <w:szCs w:val="18"/>
+                <w:sz w:val="15"/>
+                <w:szCs w:val="15"/>
                 <w:rtl/>
               </w:rPr>
               <w:t xml:space="preserve">   — يقابله في الاستمارة المجال ٣</w:t>
@@ -4048,17 +3959,18 @@
           <w:p>
             <w:pPr>
               <w:bidi/>
-              <w:spacing w:before="0" w:after="0" w:line="246" w:lineRule="exact"/>
+              <w:spacing w:before="0" w:after="0" w:line="216" w:lineRule="exact"/>
               <w:jc w:val="center"/>
             </w:pPr>
             <w:r/>
             <w:r>
               <w:rPr>
-                <w:rFonts w:ascii="Al-Jazeera-Arabic-Bold" w:hAnsi="Al-Jazeera-Arabic-Bold" w:cs="Al-Jazeera-Arabic-Bold" w:eastAsia="Al-Jazeera-Arabic-Bold"/>
-                <w:b w:val="0"/>
+                <w:rFonts w:ascii="Dubai" w:hAnsi="Dubai" w:cs="Dubai" w:eastAsia="Dubai"/>
+                <w:b/>
                 <w:color w:val="355E91"/>
                 <w:sz w:val="16"/>
                 <w:szCs w:val="16"/>
+                <w:bCs/>
                 <w:rtl/>
               </w:rPr>
               <w:t>ما ستقوله المتعلمة وتفعله</w:t>
@@ -4074,16 +3986,16 @@
           <w:p>
             <w:pPr>
               <w:bidi/>
-              <w:spacing w:before="0" w:after="0" w:line="274" w:lineRule="exact"/>
+              <w:spacing w:before="0" w:after="0" w:line="240" w:lineRule="exact"/>
             </w:pPr>
             <w:r/>
             <w:r>
               <w:rPr>
-                <w:rFonts w:ascii="Sakkal Majalla" w:hAnsi="Sakkal Majalla" w:cs="Sakkal Majalla" w:eastAsia="Sakkal Majalla"/>
+                <w:rFonts w:ascii="Dubai" w:hAnsi="Dubai" w:cs="Dubai" w:eastAsia="Dubai"/>
                 <w:b w:val="0"/>
                 <w:color w:val="7F7F7F"/>
-                <w:sz w:val="18"/>
-                <w:szCs w:val="18"/>
+                <w:sz w:val="15"/>
+                <w:szCs w:val="15"/>
                 <w:rtl/>
               </w:rPr>
               <w:t>أفعالٌ تُرى وتُسمع: تصوغ · تناقش · تسأل · تعرض — لا «تستمع» ولا «تنتبه»:</w:t>
@@ -4105,17 +4017,18 @@
           <w:p>
             <w:pPr>
               <w:bidi/>
-              <w:spacing w:before="0" w:after="0" w:line="246" w:lineRule="exact"/>
+              <w:spacing w:before="0" w:after="0" w:line="216" w:lineRule="exact"/>
               <w:jc w:val="center"/>
             </w:pPr>
             <w:r/>
             <w:r>
               <w:rPr>
-                <w:rFonts w:ascii="Al-Jazeera-Arabic-Bold" w:hAnsi="Al-Jazeera-Arabic-Bold" w:cs="Al-Jazeera-Arabic-Bold" w:eastAsia="Al-Jazeera-Arabic-Bold"/>
-                <w:b w:val="0"/>
+                <w:rFonts w:ascii="Dubai" w:hAnsi="Dubai" w:cs="Dubai" w:eastAsia="Dubai"/>
+                <w:b/>
                 <w:color w:val="355E91"/>
                 <w:sz w:val="16"/>
                 <w:szCs w:val="16"/>
+                <w:bCs/>
                 <w:rtl/>
               </w:rPr>
               <w:t>عدالة المشاركة</w:t>
@@ -4132,16 +4045,16 @@
           <w:p>
             <w:pPr>
               <w:bidi/>
-              <w:spacing w:before="0" w:after="0" w:line="274" w:lineRule="exact"/>
+              <w:spacing w:before="0" w:after="0" w:line="240" w:lineRule="exact"/>
             </w:pPr>
             <w:r/>
             <w:r>
               <w:rPr>
-                <w:rFonts w:ascii="Sakkal Majalla" w:hAnsi="Sakkal Majalla" w:cs="Sakkal Majalla" w:eastAsia="Sakkal Majalla"/>
+                <w:rFonts w:ascii="Dubai" w:hAnsi="Dubai" w:cs="Dubai" w:eastAsia="Dubai"/>
                 <w:b w:val="0"/>
                 <w:color w:val="7F7F7F"/>
-                <w:sz w:val="18"/>
-                <w:szCs w:val="18"/>
+                <w:sz w:val="15"/>
+                <w:szCs w:val="15"/>
                 <w:rtl/>
               </w:rPr>
               <w:t>من تبدأ، وكيف تُشرَك من لم تشارك، وتوزيعُ الأدوار بالأسماء:</w:t>
@@ -4163,17 +4076,18 @@
           <w:p>
             <w:pPr>
               <w:bidi/>
-              <w:spacing w:before="0" w:after="0" w:line="246" w:lineRule="exact"/>
+              <w:spacing w:before="0" w:after="0" w:line="216" w:lineRule="exact"/>
               <w:jc w:val="center"/>
             </w:pPr>
             <w:r/>
             <w:r>
               <w:rPr>
-                <w:rFonts w:ascii="Al-Jazeera-Arabic-Bold" w:hAnsi="Al-Jazeera-Arabic-Bold" w:cs="Al-Jazeera-Arabic-Bold" w:eastAsia="Al-Jazeera-Arabic-Bold"/>
-                <w:b w:val="0"/>
+                <w:rFonts w:ascii="Dubai" w:hAnsi="Dubai" w:cs="Dubai" w:eastAsia="Dubai"/>
+                <w:b/>
                 <w:color w:val="355E91"/>
                 <w:sz w:val="16"/>
                 <w:szCs w:val="16"/>
+                <w:bCs/>
                 <w:rtl/>
               </w:rPr>
               <w:t>العمل التعاوني وقواعد الحوار</w:t>
@@ -4189,16 +4103,16 @@
           <w:p>
             <w:pPr>
               <w:bidi/>
-              <w:spacing w:before="0" w:after="0" w:line="274" w:lineRule="exact"/>
+              <w:spacing w:before="0" w:after="0" w:line="240" w:lineRule="exact"/>
             </w:pPr>
             <w:r/>
             <w:r>
               <w:rPr>
-                <w:rFonts w:ascii="Sakkal Majalla" w:hAnsi="Sakkal Majalla" w:cs="Sakkal Majalla" w:eastAsia="Sakkal Majalla"/>
+                <w:rFonts w:ascii="Dubai" w:hAnsi="Dubai" w:cs="Dubai" w:eastAsia="Dubai"/>
                 <w:b w:val="0"/>
                 <w:color w:val="7F7F7F"/>
-                <w:sz w:val="18"/>
-                <w:szCs w:val="18"/>
+                <w:sz w:val="15"/>
+                <w:szCs w:val="15"/>
                 <w:rtl/>
               </w:rPr>
               <w:t>كيف تعمل الطالبات معاً، وقاعدةُ الحوار المعلنة: تقبّل الرأي والمبادرة بالدعم:</w:t>
@@ -4210,7 +4124,7 @@
     <w:p>
       <w:pPr>
         <w:bidi/>
-        <w:spacing w:before="0" w:after="0" w:line="114" w:lineRule="exact"/>
+        <w:spacing w:before="0" w:after="0" w:line="100" w:lineRule="exact"/>
       </w:pPr>
     </w:p>
     <w:tbl>
@@ -4259,50 +4173,28 @@
           <w:p>
             <w:pPr>
               <w:bidi/>
-              <w:spacing w:before="0" w:after="0" w:line="274" w:lineRule="exact"/>
+              <w:spacing w:before="0" w:after="0" w:line="240" w:lineRule="exact"/>
             </w:pPr>
             <w:r/>
             <w:r>
               <w:rPr>
-                <w:rFonts w:ascii="Al-Jazeera-Arabic-Bold" w:hAnsi="Al-Jazeera-Arabic-Bold" w:cs="Al-Jazeera-Arabic-Bold" w:eastAsia="Al-Jazeera-Arabic-Bold"/>
-                <w:b w:val="0"/>
+                <w:rFonts w:ascii="Dubai" w:hAnsi="Dubai" w:cs="Dubai" w:eastAsia="Dubai"/>
+                <w:b/>
                 <w:color w:val="FFFFFF"/>
                 <w:sz w:val="18"/>
                 <w:szCs w:val="18"/>
+                <w:bCs/>
                 <w:rtl/>
               </w:rPr>
-              <w:t xml:space="preserve">المجال </w:t>
+              <w:t>المجال ٤  ·  المهارات المستهدفة</w:t>
             </w:r>
             <w:r>
               <w:rPr>
-                <w:rFonts w:ascii="Sakkal Majalla" w:hAnsi="Sakkal Majalla" w:cs="Sakkal Majalla" w:eastAsia="Sakkal Majalla"/>
-                <w:b/>
-                <w:color w:val="FFFFFF"/>
-                <w:sz w:val="23"/>
-                <w:szCs w:val="23"/>
-                <w:bCs/>
-                <w:rtl/>
-              </w:rPr>
-              <w:t>٤</w:t>
-            </w:r>
-            <w:r>
-              <w:rPr>
-                <w:rFonts w:ascii="Al-Jazeera-Arabic-Bold" w:hAnsi="Al-Jazeera-Arabic-Bold" w:cs="Al-Jazeera-Arabic-Bold" w:eastAsia="Al-Jazeera-Arabic-Bold"/>
-                <w:b w:val="0"/>
-                <w:color w:val="FFFFFF"/>
-                <w:sz w:val="18"/>
-                <w:szCs w:val="18"/>
-                <w:rtl/>
-              </w:rPr>
-              <w:t xml:space="preserve">  ·  المهارات المستهدفة</w:t>
-            </w:r>
-            <w:r>
-              <w:rPr>
-                <w:rFonts w:ascii="Sakkal Majalla" w:hAnsi="Sakkal Majalla" w:cs="Sakkal Majalla" w:eastAsia="Sakkal Majalla"/>
+                <w:rFonts w:ascii="Dubai Light" w:hAnsi="Dubai Light" w:cs="Dubai Light" w:eastAsia="Dubai Light"/>
                 <w:b w:val="0"/>
                 <w:color w:val="DCE6F1"/>
-                <w:sz w:val="18"/>
-                <w:szCs w:val="18"/>
+                <w:sz w:val="15"/>
+                <w:szCs w:val="15"/>
                 <w:rtl/>
               </w:rPr>
               <w:t xml:space="preserve">   — يقابله في الاستمارة المجال ٤</w:t>
@@ -4324,17 +4216,18 @@
           <w:p>
             <w:pPr>
               <w:bidi/>
-              <w:spacing w:before="0" w:after="0" w:line="246" w:lineRule="exact"/>
+              <w:spacing w:before="0" w:after="0" w:line="216" w:lineRule="exact"/>
               <w:jc w:val="center"/>
             </w:pPr>
             <w:r/>
             <w:r>
               <w:rPr>
-                <w:rFonts w:ascii="Al-Jazeera-Arabic-Bold" w:hAnsi="Al-Jazeera-Arabic-Bold" w:cs="Al-Jazeera-Arabic-Bold" w:eastAsia="Al-Jazeera-Arabic-Bold"/>
-                <w:b w:val="0"/>
+                <w:rFonts w:ascii="Dubai" w:hAnsi="Dubai" w:cs="Dubai" w:eastAsia="Dubai"/>
+                <w:b/>
                 <w:color w:val="355E91"/>
                 <w:sz w:val="16"/>
                 <w:szCs w:val="16"/>
+                <w:bCs/>
                 <w:rtl/>
               </w:rPr>
               <w:t>القراءة والكتابة</w:t>
@@ -4350,38 +4243,38 @@
           <w:p>
             <w:pPr>
               <w:bidi/>
-              <w:spacing w:before="0" w:after="0" w:line="298" w:lineRule="exact"/>
+              <w:spacing w:before="0" w:after="0" w:line="262" w:lineRule="exact"/>
             </w:pPr>
             <w:r/>
             <w:r>
               <w:rPr>
-                <w:rFonts w:ascii="Sakkal Majalla" w:hAnsi="Sakkal Majalla" w:cs="Sakkal Majalla" w:eastAsia="Sakkal Majalla"/>
+                <w:rFonts w:ascii="Dubai" w:hAnsi="Dubai" w:cs="Dubai" w:eastAsia="Dubai"/>
                 <w:b w:val="0"/>
                 <w:color w:val="1A1A1A"/>
-                <w:sz w:val="20"/>
-                <w:szCs w:val="20"/>
+                <w:sz w:val="16"/>
+                <w:szCs w:val="16"/>
                 <w:rtl/>
               </w:rPr>
               <w:t>☐ نص تقرؤه الطالبات</w:t>
             </w:r>
             <w:r>
               <w:rPr>
-                <w:rFonts w:ascii="Sakkal Majalla" w:hAnsi="Sakkal Majalla" w:cs="Sakkal Majalla" w:eastAsia="Sakkal Majalla"/>
+                <w:rFonts w:ascii="Dubai" w:hAnsi="Dubai" w:cs="Dubai" w:eastAsia="Dubai"/>
                 <w:b w:val="0"/>
                 <w:color w:val="1A1A1A"/>
-                <w:sz w:val="20"/>
-                <w:szCs w:val="20"/>
+                <w:sz w:val="16"/>
+                <w:szCs w:val="16"/>
                 <w:rtl/>
               </w:rPr>
               <w:t xml:space="preserve">     </w:t>
             </w:r>
             <w:r>
               <w:rPr>
-                <w:rFonts w:ascii="Sakkal Majalla" w:hAnsi="Sakkal Majalla" w:cs="Sakkal Majalla" w:eastAsia="Sakkal Majalla"/>
+                <w:rFonts w:ascii="Dubai" w:hAnsi="Dubai" w:cs="Dubai" w:eastAsia="Dubai"/>
                 <w:b w:val="0"/>
                 <w:color w:val="1A1A1A"/>
-                <w:sz w:val="20"/>
-                <w:szCs w:val="20"/>
+                <w:sz w:val="16"/>
+                <w:szCs w:val="16"/>
                 <w:rtl/>
               </w:rPr>
               <w:t>☐ كتابة إجابة أو جملة</w:t>
@@ -4397,16 +4290,16 @@
           <w:p>
             <w:pPr>
               <w:bidi/>
-              <w:spacing w:before="0" w:after="0" w:line="274" w:lineRule="exact"/>
+              <w:spacing w:before="0" w:after="0" w:line="240" w:lineRule="exact"/>
             </w:pPr>
             <w:r/>
             <w:r>
               <w:rPr>
-                <w:rFonts w:ascii="Sakkal Majalla" w:hAnsi="Sakkal Majalla" w:cs="Sakkal Majalla" w:eastAsia="Sakkal Majalla"/>
+                <w:rFonts w:ascii="Dubai" w:hAnsi="Dubai" w:cs="Dubai" w:eastAsia="Dubai"/>
                 <w:b w:val="0"/>
                 <w:color w:val="7F7F7F"/>
-                <w:sz w:val="18"/>
-                <w:szCs w:val="18"/>
+                <w:sz w:val="15"/>
+                <w:szCs w:val="15"/>
                 <w:rtl/>
               </w:rPr>
               <w:t>كيف:</w:t>
@@ -4428,17 +4321,18 @@
           <w:p>
             <w:pPr>
               <w:bidi/>
-              <w:spacing w:before="0" w:after="0" w:line="246" w:lineRule="exact"/>
+              <w:spacing w:before="0" w:after="0" w:line="216" w:lineRule="exact"/>
               <w:jc w:val="center"/>
             </w:pPr>
             <w:r/>
             <w:r>
               <w:rPr>
-                <w:rFonts w:ascii="Al-Jazeera-Arabic-Bold" w:hAnsi="Al-Jazeera-Arabic-Bold" w:cs="Al-Jazeera-Arabic-Bold" w:eastAsia="Al-Jazeera-Arabic-Bold"/>
-                <w:b w:val="0"/>
+                <w:rFonts w:ascii="Dubai" w:hAnsi="Dubai" w:cs="Dubai" w:eastAsia="Dubai"/>
+                <w:b/>
                 <w:color w:val="355E91"/>
                 <w:sz w:val="16"/>
                 <w:szCs w:val="16"/>
+                <w:bCs/>
                 <w:rtl/>
               </w:rPr>
               <w:t>المهارات العددية</w:t>
@@ -4455,38 +4349,38 @@
           <w:p>
             <w:pPr>
               <w:bidi/>
-              <w:spacing w:before="0" w:after="0" w:line="298" w:lineRule="exact"/>
+              <w:spacing w:before="0" w:after="0" w:line="262" w:lineRule="exact"/>
             </w:pPr>
             <w:r/>
             <w:r>
               <w:rPr>
-                <w:rFonts w:ascii="Sakkal Majalla" w:hAnsi="Sakkal Majalla" w:cs="Sakkal Majalla" w:eastAsia="Sakkal Majalla"/>
+                <w:rFonts w:ascii="Dubai" w:hAnsi="Dubai" w:cs="Dubai" w:eastAsia="Dubai"/>
                 <w:b w:val="0"/>
                 <w:color w:val="1A1A1A"/>
-                <w:sz w:val="20"/>
-                <w:szCs w:val="20"/>
+                <w:sz w:val="16"/>
+                <w:szCs w:val="16"/>
                 <w:rtl/>
               </w:rPr>
               <w:t>☐ حساب تنفّذه الطالبات</w:t>
             </w:r>
             <w:r>
               <w:rPr>
-                <w:rFonts w:ascii="Sakkal Majalla" w:hAnsi="Sakkal Majalla" w:cs="Sakkal Majalla" w:eastAsia="Sakkal Majalla"/>
+                <w:rFonts w:ascii="Dubai" w:hAnsi="Dubai" w:cs="Dubai" w:eastAsia="Dubai"/>
                 <w:b w:val="0"/>
                 <w:color w:val="1A1A1A"/>
-                <w:sz w:val="20"/>
-                <w:szCs w:val="20"/>
+                <w:sz w:val="16"/>
+                <w:szCs w:val="16"/>
                 <w:rtl/>
               </w:rPr>
               <w:t xml:space="preserve">     </w:t>
             </w:r>
             <w:r>
               <w:rPr>
-                <w:rFonts w:ascii="Sakkal Majalla" w:hAnsi="Sakkal Majalla" w:cs="Sakkal Majalla" w:eastAsia="Sakkal Majalla"/>
+                <w:rFonts w:ascii="Dubai" w:hAnsi="Dubai" w:cs="Dubai" w:eastAsia="Dubai"/>
                 <w:b w:val="0"/>
                 <w:color w:val="1A1A1A"/>
-                <w:sz w:val="20"/>
-                <w:szCs w:val="20"/>
+                <w:sz w:val="16"/>
+                <w:szCs w:val="16"/>
                 <w:rtl/>
               </w:rPr>
               <w:t>☐ قراءة بيانات</w:t>
@@ -4503,16 +4397,16 @@
           <w:p>
             <w:pPr>
               <w:bidi/>
-              <w:spacing w:before="0" w:after="0" w:line="274" w:lineRule="exact"/>
+              <w:spacing w:before="0" w:after="0" w:line="240" w:lineRule="exact"/>
             </w:pPr>
             <w:r/>
             <w:r>
               <w:rPr>
-                <w:rFonts w:ascii="Sakkal Majalla" w:hAnsi="Sakkal Majalla" w:cs="Sakkal Majalla" w:eastAsia="Sakkal Majalla"/>
+                <w:rFonts w:ascii="Dubai" w:hAnsi="Dubai" w:cs="Dubai" w:eastAsia="Dubai"/>
                 <w:b w:val="0"/>
                 <w:color w:val="7F7F7F"/>
-                <w:sz w:val="18"/>
-                <w:szCs w:val="18"/>
+                <w:sz w:val="15"/>
+                <w:szCs w:val="15"/>
                 <w:rtl/>
               </w:rPr>
               <w:t>كيف:</w:t>
@@ -4534,17 +4428,18 @@
           <w:p>
             <w:pPr>
               <w:bidi/>
-              <w:spacing w:before="0" w:after="0" w:line="246" w:lineRule="exact"/>
+              <w:spacing w:before="0" w:after="0" w:line="216" w:lineRule="exact"/>
               <w:jc w:val="center"/>
             </w:pPr>
             <w:r/>
             <w:r>
               <w:rPr>
-                <w:rFonts w:ascii="Al-Jazeera-Arabic-Bold" w:hAnsi="Al-Jazeera-Arabic-Bold" w:cs="Al-Jazeera-Arabic-Bold" w:eastAsia="Al-Jazeera-Arabic-Bold"/>
-                <w:b w:val="0"/>
+                <w:rFonts w:ascii="Dubai" w:hAnsi="Dubai" w:cs="Dubai" w:eastAsia="Dubai"/>
+                <w:b/>
                 <w:color w:val="355E91"/>
                 <w:sz w:val="16"/>
                 <w:szCs w:val="16"/>
+                <w:bCs/>
                 <w:rtl/>
               </w:rPr>
               <w:t>مهارات التفكير</w:t>
@@ -4560,60 +4455,60 @@
           <w:p>
             <w:pPr>
               <w:bidi/>
-              <w:spacing w:before="0" w:after="0" w:line="298" w:lineRule="exact"/>
+              <w:spacing w:before="0" w:after="0" w:line="262" w:lineRule="exact"/>
             </w:pPr>
             <w:r/>
             <w:r>
               <w:rPr>
-                <w:rFonts w:ascii="Sakkal Majalla" w:hAnsi="Sakkal Majalla" w:cs="Sakkal Majalla" w:eastAsia="Sakkal Majalla"/>
+                <w:rFonts w:ascii="Dubai" w:hAnsi="Dubai" w:cs="Dubai" w:eastAsia="Dubai"/>
                 <w:b w:val="0"/>
                 <w:color w:val="1A1A1A"/>
-                <w:sz w:val="20"/>
-                <w:szCs w:val="20"/>
+                <w:sz w:val="16"/>
+                <w:szCs w:val="16"/>
                 <w:rtl/>
               </w:rPr>
               <w:t>☐ ناقد: تحليل · استنتاج · تقويم</w:t>
             </w:r>
             <w:r>
               <w:rPr>
-                <w:rFonts w:ascii="Sakkal Majalla" w:hAnsi="Sakkal Majalla" w:cs="Sakkal Majalla" w:eastAsia="Sakkal Majalla"/>
+                <w:rFonts w:ascii="Dubai" w:hAnsi="Dubai" w:cs="Dubai" w:eastAsia="Dubai"/>
                 <w:b w:val="0"/>
                 <w:color w:val="1A1A1A"/>
-                <w:sz w:val="20"/>
-                <w:szCs w:val="20"/>
+                <w:sz w:val="16"/>
+                <w:szCs w:val="16"/>
                 <w:rtl/>
               </w:rPr>
               <w:t xml:space="preserve">     </w:t>
             </w:r>
             <w:r>
               <w:rPr>
-                <w:rFonts w:ascii="Sakkal Majalla" w:hAnsi="Sakkal Majalla" w:cs="Sakkal Majalla" w:eastAsia="Sakkal Majalla"/>
+                <w:rFonts w:ascii="Dubai" w:hAnsi="Dubai" w:cs="Dubai" w:eastAsia="Dubai"/>
                 <w:b w:val="0"/>
                 <w:color w:val="1A1A1A"/>
-                <w:sz w:val="20"/>
-                <w:szCs w:val="20"/>
+                <w:sz w:val="16"/>
+                <w:szCs w:val="16"/>
                 <w:rtl/>
               </w:rPr>
               <w:t>☐ إبداعي: طلاقة · مرونة · أصالة</w:t>
             </w:r>
             <w:r>
               <w:rPr>
-                <w:rFonts w:ascii="Sakkal Majalla" w:hAnsi="Sakkal Majalla" w:cs="Sakkal Majalla" w:eastAsia="Sakkal Majalla"/>
+                <w:rFonts w:ascii="Dubai" w:hAnsi="Dubai" w:cs="Dubai" w:eastAsia="Dubai"/>
                 <w:b w:val="0"/>
                 <w:color w:val="1A1A1A"/>
-                <w:sz w:val="20"/>
-                <w:szCs w:val="20"/>
+                <w:sz w:val="16"/>
+                <w:szCs w:val="16"/>
                 <w:rtl/>
               </w:rPr>
               <w:t xml:space="preserve">     </w:t>
             </w:r>
             <w:r>
               <w:rPr>
-                <w:rFonts w:ascii="Sakkal Majalla" w:hAnsi="Sakkal Majalla" w:cs="Sakkal Majalla" w:eastAsia="Sakkal Majalla"/>
+                <w:rFonts w:ascii="Dubai" w:hAnsi="Dubai" w:cs="Dubai" w:eastAsia="Dubai"/>
                 <w:b w:val="0"/>
                 <w:color w:val="1A1A1A"/>
-                <w:sz w:val="20"/>
-                <w:szCs w:val="20"/>
+                <w:sz w:val="16"/>
+                <w:szCs w:val="16"/>
                 <w:rtl/>
               </w:rPr>
               <w:t>☐ حل مشكلات</w:t>
@@ -4635,17 +4530,18 @@
           <w:p>
             <w:pPr>
               <w:bidi/>
-              <w:spacing w:before="0" w:after="0" w:line="246" w:lineRule="exact"/>
+              <w:spacing w:before="0" w:after="0" w:line="216" w:lineRule="exact"/>
               <w:jc w:val="center"/>
             </w:pPr>
             <w:r/>
             <w:r>
               <w:rPr>
-                <w:rFonts w:ascii="Al-Jazeera-Arabic-Bold" w:hAnsi="Al-Jazeera-Arabic-Bold" w:cs="Al-Jazeera-Arabic-Bold" w:eastAsia="Al-Jazeera-Arabic-Bold"/>
-                <w:b w:val="0"/>
+                <w:rFonts w:ascii="Dubai" w:hAnsi="Dubai" w:cs="Dubai" w:eastAsia="Dubai"/>
+                <w:b/>
                 <w:color w:val="355E91"/>
                 <w:sz w:val="16"/>
                 <w:szCs w:val="16"/>
+                <w:bCs/>
                 <w:rtl/>
               </w:rPr>
               <w:t>نشاط التفكير</w:t>
@@ -4662,16 +4558,16 @@
           <w:p>
             <w:pPr>
               <w:bidi/>
-              <w:spacing w:before="0" w:after="0" w:line="274" w:lineRule="exact"/>
+              <w:spacing w:before="0" w:after="0" w:line="240" w:lineRule="exact"/>
             </w:pPr>
             <w:r/>
             <w:r>
               <w:rPr>
-                <w:rFonts w:ascii="Sakkal Majalla" w:hAnsi="Sakkal Majalla" w:cs="Sakkal Majalla" w:eastAsia="Sakkal Majalla"/>
+                <w:rFonts w:ascii="Dubai" w:hAnsi="Dubai" w:cs="Dubai" w:eastAsia="Dubai"/>
                 <w:b w:val="0"/>
                 <w:color w:val="7F7F7F"/>
-                <w:sz w:val="18"/>
-                <w:szCs w:val="18"/>
+                <w:sz w:val="15"/>
+                <w:szCs w:val="15"/>
                 <w:rtl/>
               </w:rPr>
               <w:t>السؤال أو المهمة التي تنمّي التفكير:</w:t>
@@ -4683,7 +4579,7 @@
     <w:p>
       <w:pPr>
         <w:bidi/>
-        <w:spacing w:before="0" w:after="0" w:line="114" w:lineRule="exact"/>
+        <w:spacing w:before="0" w:after="0" w:line="100" w:lineRule="exact"/>
       </w:pPr>
     </w:p>
     <w:tbl>
@@ -4732,50 +4628,28 @@
           <w:p>
             <w:pPr>
               <w:bidi/>
-              <w:spacing w:before="0" w:after="0" w:line="274" w:lineRule="exact"/>
+              <w:spacing w:before="0" w:after="0" w:line="240" w:lineRule="exact"/>
             </w:pPr>
             <w:r/>
             <w:r>
               <w:rPr>
-                <w:rFonts w:ascii="Al-Jazeera-Arabic-Bold" w:hAnsi="Al-Jazeera-Arabic-Bold" w:cs="Al-Jazeera-Arabic-Bold" w:eastAsia="Al-Jazeera-Arabic-Bold"/>
-                <w:b w:val="0"/>
+                <w:rFonts w:ascii="Dubai" w:hAnsi="Dubai" w:cs="Dubai" w:eastAsia="Dubai"/>
+                <w:b/>
                 <w:color w:val="FFFFFF"/>
                 <w:sz w:val="18"/>
                 <w:szCs w:val="18"/>
+                <w:bCs/>
                 <w:rtl/>
               </w:rPr>
-              <w:t xml:space="preserve">المجال </w:t>
+              <w:t>المجال ٥  ·  التقنية والتعلم الإلكتروني</w:t>
             </w:r>
             <w:r>
               <w:rPr>
-                <w:rFonts w:ascii="Sakkal Majalla" w:hAnsi="Sakkal Majalla" w:cs="Sakkal Majalla" w:eastAsia="Sakkal Majalla"/>
-                <w:b/>
-                <w:color w:val="FFFFFF"/>
-                <w:sz w:val="23"/>
-                <w:szCs w:val="23"/>
-                <w:bCs/>
-                <w:rtl/>
-              </w:rPr>
-              <w:t>٥</w:t>
-            </w:r>
-            <w:r>
-              <w:rPr>
-                <w:rFonts w:ascii="Al-Jazeera-Arabic-Bold" w:hAnsi="Al-Jazeera-Arabic-Bold" w:cs="Al-Jazeera-Arabic-Bold" w:eastAsia="Al-Jazeera-Arabic-Bold"/>
-                <w:b w:val="0"/>
-                <w:color w:val="FFFFFF"/>
-                <w:sz w:val="18"/>
-                <w:szCs w:val="18"/>
-                <w:rtl/>
-              </w:rPr>
-              <w:t xml:space="preserve">  ·  التقنية والتعلم الإلكتروني</w:t>
-            </w:r>
-            <w:r>
-              <w:rPr>
-                <w:rFonts w:ascii="Sakkal Majalla" w:hAnsi="Sakkal Majalla" w:cs="Sakkal Majalla" w:eastAsia="Sakkal Majalla"/>
+                <w:rFonts w:ascii="Dubai Light" w:hAnsi="Dubai Light" w:cs="Dubai Light" w:eastAsia="Dubai Light"/>
                 <w:b w:val="0"/>
                 <w:color w:val="DCE6F1"/>
-                <w:sz w:val="18"/>
-                <w:szCs w:val="18"/>
+                <w:sz w:val="15"/>
+                <w:szCs w:val="15"/>
                 <w:rtl/>
               </w:rPr>
               <w:t xml:space="preserve">   — يقابله في الاستمارة المجال ٥</w:t>
@@ -4797,17 +4671,18 @@
           <w:p>
             <w:pPr>
               <w:bidi/>
-              <w:spacing w:before="0" w:after="0" w:line="246" w:lineRule="exact"/>
+              <w:spacing w:before="0" w:after="0" w:line="216" w:lineRule="exact"/>
               <w:jc w:val="center"/>
             </w:pPr>
             <w:r/>
             <w:r>
               <w:rPr>
-                <w:rFonts w:ascii="Al-Jazeera-Arabic-Bold" w:hAnsi="Al-Jazeera-Arabic-Bold" w:cs="Al-Jazeera-Arabic-Bold" w:eastAsia="Al-Jazeera-Arabic-Bold"/>
-                <w:b w:val="0"/>
+                <w:rFonts w:ascii="Dubai" w:hAnsi="Dubai" w:cs="Dubai" w:eastAsia="Dubai"/>
+                <w:b/>
                 <w:color w:val="355E91"/>
                 <w:sz w:val="16"/>
                 <w:szCs w:val="16"/>
+                <w:bCs/>
                 <w:rtl/>
               </w:rPr>
               <w:t>أدوات التقييم</w:t>
@@ -4823,126 +4698,126 @@
           <w:p>
             <w:pPr>
               <w:bidi/>
-              <w:spacing w:before="0" w:after="0" w:line="298" w:lineRule="exact"/>
+              <w:spacing w:before="0" w:after="0" w:line="262" w:lineRule="exact"/>
             </w:pPr>
             <w:r/>
             <w:r>
               <w:rPr>
-                <w:rFonts w:ascii="Sakkal Majalla" w:hAnsi="Sakkal Majalla" w:cs="Sakkal Majalla" w:eastAsia="Sakkal Majalla"/>
+                <w:rFonts w:ascii="Dubai" w:hAnsi="Dubai" w:cs="Dubai" w:eastAsia="Dubai"/>
                 <w:b w:val="0"/>
                 <w:color w:val="1A1A1A"/>
-                <w:sz w:val="20"/>
-                <w:szCs w:val="20"/>
+                <w:sz w:val="16"/>
+                <w:szCs w:val="16"/>
                 <w:rtl/>
               </w:rPr>
               <w:t>☐ Kahoot</w:t>
             </w:r>
             <w:r>
               <w:rPr>
-                <w:rFonts w:ascii="Sakkal Majalla" w:hAnsi="Sakkal Majalla" w:cs="Sakkal Majalla" w:eastAsia="Sakkal Majalla"/>
+                <w:rFonts w:ascii="Dubai" w:hAnsi="Dubai" w:cs="Dubai" w:eastAsia="Dubai"/>
                 <w:b w:val="0"/>
                 <w:color w:val="1A1A1A"/>
-                <w:sz w:val="20"/>
-                <w:szCs w:val="20"/>
+                <w:sz w:val="16"/>
+                <w:szCs w:val="16"/>
                 <w:rtl/>
               </w:rPr>
               <w:t xml:space="preserve">     </w:t>
             </w:r>
             <w:r>
               <w:rPr>
-                <w:rFonts w:ascii="Sakkal Majalla" w:hAnsi="Sakkal Majalla" w:cs="Sakkal Majalla" w:eastAsia="Sakkal Majalla"/>
+                <w:rFonts w:ascii="Dubai" w:hAnsi="Dubai" w:cs="Dubai" w:eastAsia="Dubai"/>
                 <w:b w:val="0"/>
                 <w:color w:val="1A1A1A"/>
-                <w:sz w:val="20"/>
-                <w:szCs w:val="20"/>
+                <w:sz w:val="16"/>
+                <w:szCs w:val="16"/>
                 <w:rtl/>
               </w:rPr>
               <w:t>☐ Nearpod</w:t>
             </w:r>
             <w:r>
               <w:rPr>
-                <w:rFonts w:ascii="Sakkal Majalla" w:hAnsi="Sakkal Majalla" w:cs="Sakkal Majalla" w:eastAsia="Sakkal Majalla"/>
+                <w:rFonts w:ascii="Dubai" w:hAnsi="Dubai" w:cs="Dubai" w:eastAsia="Dubai"/>
                 <w:b w:val="0"/>
                 <w:color w:val="1A1A1A"/>
-                <w:sz w:val="20"/>
-                <w:szCs w:val="20"/>
+                <w:sz w:val="16"/>
+                <w:szCs w:val="16"/>
                 <w:rtl/>
               </w:rPr>
               <w:t xml:space="preserve">     </w:t>
             </w:r>
             <w:r>
               <w:rPr>
-                <w:rFonts w:ascii="Sakkal Majalla" w:hAnsi="Sakkal Majalla" w:cs="Sakkal Majalla" w:eastAsia="Sakkal Majalla"/>
+                <w:rFonts w:ascii="Dubai" w:hAnsi="Dubai" w:cs="Dubai" w:eastAsia="Dubai"/>
                 <w:b w:val="0"/>
                 <w:color w:val="1A1A1A"/>
-                <w:sz w:val="20"/>
-                <w:szCs w:val="20"/>
+                <w:sz w:val="16"/>
+                <w:szCs w:val="16"/>
                 <w:rtl/>
               </w:rPr>
               <w:t>☐ Socrative</w:t>
             </w:r>
             <w:r>
               <w:rPr>
-                <w:rFonts w:ascii="Sakkal Majalla" w:hAnsi="Sakkal Majalla" w:cs="Sakkal Majalla" w:eastAsia="Sakkal Majalla"/>
+                <w:rFonts w:ascii="Dubai" w:hAnsi="Dubai" w:cs="Dubai" w:eastAsia="Dubai"/>
                 <w:b w:val="0"/>
                 <w:color w:val="1A1A1A"/>
-                <w:sz w:val="20"/>
-                <w:szCs w:val="20"/>
+                <w:sz w:val="16"/>
+                <w:szCs w:val="16"/>
                 <w:rtl/>
               </w:rPr>
               <w:t xml:space="preserve">     </w:t>
             </w:r>
             <w:r>
               <w:rPr>
-                <w:rFonts w:ascii="Sakkal Majalla" w:hAnsi="Sakkal Majalla" w:cs="Sakkal Majalla" w:eastAsia="Sakkal Majalla"/>
+                <w:rFonts w:ascii="Dubai" w:hAnsi="Dubai" w:cs="Dubai" w:eastAsia="Dubai"/>
                 <w:b w:val="0"/>
                 <w:color w:val="1A1A1A"/>
-                <w:sz w:val="20"/>
-                <w:szCs w:val="20"/>
+                <w:sz w:val="16"/>
+                <w:szCs w:val="16"/>
                 <w:rtl/>
               </w:rPr>
               <w:t>☐ Wordwall</w:t>
             </w:r>
             <w:r>
               <w:rPr>
-                <w:rFonts w:ascii="Sakkal Majalla" w:hAnsi="Sakkal Majalla" w:cs="Sakkal Majalla" w:eastAsia="Sakkal Majalla"/>
+                <w:rFonts w:ascii="Dubai" w:hAnsi="Dubai" w:cs="Dubai" w:eastAsia="Dubai"/>
                 <w:b w:val="0"/>
                 <w:color w:val="1A1A1A"/>
-                <w:sz w:val="20"/>
-                <w:szCs w:val="20"/>
+                <w:sz w:val="16"/>
+                <w:szCs w:val="16"/>
                 <w:rtl/>
               </w:rPr>
               <w:t xml:space="preserve">     </w:t>
             </w:r>
             <w:r>
               <w:rPr>
-                <w:rFonts w:ascii="Sakkal Majalla" w:hAnsi="Sakkal Majalla" w:cs="Sakkal Majalla" w:eastAsia="Sakkal Majalla"/>
+                <w:rFonts w:ascii="Dubai" w:hAnsi="Dubai" w:cs="Dubai" w:eastAsia="Dubai"/>
                 <w:b w:val="0"/>
                 <w:color w:val="1A1A1A"/>
-                <w:sz w:val="20"/>
-                <w:szCs w:val="20"/>
+                <w:sz w:val="16"/>
+                <w:szCs w:val="16"/>
                 <w:rtl/>
               </w:rPr>
               <w:t>☐ Quizizz</w:t>
             </w:r>
             <w:r>
               <w:rPr>
-                <w:rFonts w:ascii="Sakkal Majalla" w:hAnsi="Sakkal Majalla" w:cs="Sakkal Majalla" w:eastAsia="Sakkal Majalla"/>
+                <w:rFonts w:ascii="Dubai" w:hAnsi="Dubai" w:cs="Dubai" w:eastAsia="Dubai"/>
                 <w:b w:val="0"/>
                 <w:color w:val="1A1A1A"/>
-                <w:sz w:val="20"/>
-                <w:szCs w:val="20"/>
+                <w:sz w:val="16"/>
+                <w:szCs w:val="16"/>
                 <w:rtl/>
               </w:rPr>
               <w:t xml:space="preserve">     </w:t>
             </w:r>
             <w:r>
               <w:rPr>
-                <w:rFonts w:ascii="Sakkal Majalla" w:hAnsi="Sakkal Majalla" w:cs="Sakkal Majalla" w:eastAsia="Sakkal Majalla"/>
+                <w:rFonts w:ascii="Dubai" w:hAnsi="Dubai" w:cs="Dubai" w:eastAsia="Dubai"/>
                 <w:b w:val="0"/>
                 <w:color w:val="1A1A1A"/>
-                <w:sz w:val="20"/>
-                <w:szCs w:val="20"/>
+                <w:sz w:val="16"/>
+                <w:szCs w:val="16"/>
                 <w:rtl/>
               </w:rPr>
               <w:t>☐ أخرى</w:t>
@@ -4964,17 +4839,18 @@
           <w:p>
             <w:pPr>
               <w:bidi/>
-              <w:spacing w:before="0" w:after="0" w:line="246" w:lineRule="exact"/>
+              <w:spacing w:before="0" w:after="0" w:line="216" w:lineRule="exact"/>
               <w:jc w:val="center"/>
             </w:pPr>
             <w:r/>
             <w:r>
               <w:rPr>
-                <w:rFonts w:ascii="Al-Jazeera-Arabic-Bold" w:hAnsi="Al-Jazeera-Arabic-Bold" w:cs="Al-Jazeera-Arabic-Bold" w:eastAsia="Al-Jazeera-Arabic-Bold"/>
-                <w:b w:val="0"/>
+                <w:rFonts w:ascii="Dubai" w:hAnsi="Dubai" w:cs="Dubai" w:eastAsia="Dubai"/>
+                <w:b/>
                 <w:color w:val="355E91"/>
                 <w:sz w:val="16"/>
                 <w:szCs w:val="16"/>
+                <w:bCs/>
                 <w:rtl/>
               </w:rPr>
               <w:t>توظيف التقنية</w:t>
@@ -4991,82 +4867,82 @@
           <w:p>
             <w:pPr>
               <w:bidi/>
-              <w:spacing w:before="0" w:after="0" w:line="298" w:lineRule="exact"/>
+              <w:spacing w:before="0" w:after="0" w:line="262" w:lineRule="exact"/>
             </w:pPr>
             <w:r/>
             <w:r>
               <w:rPr>
-                <w:rFonts w:ascii="Sakkal Majalla" w:hAnsi="Sakkal Majalla" w:cs="Sakkal Majalla" w:eastAsia="Sakkal Majalla"/>
+                <w:rFonts w:ascii="Dubai" w:hAnsi="Dubai" w:cs="Dubai" w:eastAsia="Dubai"/>
                 <w:b w:val="0"/>
                 <w:color w:val="1A1A1A"/>
-                <w:sz w:val="20"/>
-                <w:szCs w:val="20"/>
+                <w:sz w:val="16"/>
+                <w:szCs w:val="16"/>
                 <w:rtl/>
               </w:rPr>
               <w:t>☐ الأداة بيد الطالبة</w:t>
             </w:r>
             <w:r>
               <w:rPr>
-                <w:rFonts w:ascii="Sakkal Majalla" w:hAnsi="Sakkal Majalla" w:cs="Sakkal Majalla" w:eastAsia="Sakkal Majalla"/>
+                <w:rFonts w:ascii="Dubai" w:hAnsi="Dubai" w:cs="Dubai" w:eastAsia="Dubai"/>
                 <w:b w:val="0"/>
                 <w:color w:val="1A1A1A"/>
-                <w:sz w:val="20"/>
-                <w:szCs w:val="20"/>
+                <w:sz w:val="16"/>
+                <w:szCs w:val="16"/>
                 <w:rtl/>
               </w:rPr>
               <w:t xml:space="preserve">     </w:t>
             </w:r>
             <w:r>
               <w:rPr>
-                <w:rFonts w:ascii="Sakkal Majalla" w:hAnsi="Sakkal Majalla" w:cs="Sakkal Majalla" w:eastAsia="Sakkal Majalla"/>
+                <w:rFonts w:ascii="Dubai" w:hAnsi="Dubai" w:cs="Dubai" w:eastAsia="Dubai"/>
                 <w:b w:val="0"/>
                 <w:color w:val="1A1A1A"/>
-                <w:sz w:val="20"/>
-                <w:szCs w:val="20"/>
+                <w:sz w:val="16"/>
+                <w:szCs w:val="16"/>
                 <w:rtl/>
               </w:rPr>
               <w:t>☐ محتوى إلكتروني للدرس</w:t>
             </w:r>
             <w:r>
               <w:rPr>
-                <w:rFonts w:ascii="Sakkal Majalla" w:hAnsi="Sakkal Majalla" w:cs="Sakkal Majalla" w:eastAsia="Sakkal Majalla"/>
+                <w:rFonts w:ascii="Dubai" w:hAnsi="Dubai" w:cs="Dubai" w:eastAsia="Dubai"/>
                 <w:b w:val="0"/>
                 <w:color w:val="1A1A1A"/>
-                <w:sz w:val="20"/>
-                <w:szCs w:val="20"/>
+                <w:sz w:val="16"/>
+                <w:szCs w:val="16"/>
                 <w:rtl/>
               </w:rPr>
               <w:t xml:space="preserve">     </w:t>
             </w:r>
             <w:r>
               <w:rPr>
-                <w:rFonts w:ascii="Sakkal Majalla" w:hAnsi="Sakkal Majalla" w:cs="Sakkal Majalla" w:eastAsia="Sakkal Majalla"/>
+                <w:rFonts w:ascii="Dubai" w:hAnsi="Dubai" w:cs="Dubai" w:eastAsia="Dubai"/>
                 <w:b w:val="0"/>
                 <w:color w:val="1A1A1A"/>
-                <w:sz w:val="20"/>
-                <w:szCs w:val="20"/>
+                <w:sz w:val="16"/>
+                <w:szCs w:val="16"/>
                 <w:rtl/>
               </w:rPr>
               <w:t>☐ سبورة ذكية</w:t>
             </w:r>
             <w:r>
               <w:rPr>
-                <w:rFonts w:ascii="Sakkal Majalla" w:hAnsi="Sakkal Majalla" w:cs="Sakkal Majalla" w:eastAsia="Sakkal Majalla"/>
+                <w:rFonts w:ascii="Dubai" w:hAnsi="Dubai" w:cs="Dubai" w:eastAsia="Dubai"/>
                 <w:b w:val="0"/>
                 <w:color w:val="1A1A1A"/>
-                <w:sz w:val="20"/>
-                <w:szCs w:val="20"/>
+                <w:sz w:val="16"/>
+                <w:szCs w:val="16"/>
                 <w:rtl/>
               </w:rPr>
               <w:t xml:space="preserve">     </w:t>
             </w:r>
             <w:r>
               <w:rPr>
-                <w:rFonts w:ascii="Sakkal Majalla" w:hAnsi="Sakkal Majalla" w:cs="Sakkal Majalla" w:eastAsia="Sakkal Majalla"/>
+                <w:rFonts w:ascii="Dubai" w:hAnsi="Dubai" w:cs="Dubai" w:eastAsia="Dubai"/>
                 <w:b w:val="0"/>
                 <w:color w:val="1A1A1A"/>
-                <w:sz w:val="20"/>
-                <w:szCs w:val="20"/>
+                <w:sz w:val="16"/>
+                <w:szCs w:val="16"/>
                 <w:rtl/>
               </w:rPr>
               <w:t>☐ دعم من تتعثّر</w:t>
@@ -5088,17 +4964,18 @@
           <w:p>
             <w:pPr>
               <w:bidi/>
-              <w:spacing w:before="0" w:after="0" w:line="246" w:lineRule="exact"/>
+              <w:spacing w:before="0" w:after="0" w:line="216" w:lineRule="exact"/>
               <w:jc w:val="center"/>
             </w:pPr>
             <w:r/>
             <w:r>
               <w:rPr>
-                <w:rFonts w:ascii="Al-Jazeera-Arabic-Bold" w:hAnsi="Al-Jazeera-Arabic-Bold" w:cs="Al-Jazeera-Arabic-Bold" w:eastAsia="Al-Jazeera-Arabic-Bold"/>
-                <w:b w:val="0"/>
+                <w:rFonts w:ascii="Dubai" w:hAnsi="Dubai" w:cs="Dubai" w:eastAsia="Dubai"/>
+                <w:b/>
                 <w:color w:val="355E91"/>
                 <w:sz w:val="16"/>
                 <w:szCs w:val="16"/>
+                <w:bCs/>
                 <w:rtl/>
               </w:rPr>
               <w:t>المهمة على المنصة</w:t>
@@ -5114,16 +4991,16 @@
           <w:p>
             <w:pPr>
               <w:bidi/>
-              <w:spacing w:before="0" w:after="0" w:line="274" w:lineRule="exact"/>
+              <w:spacing w:before="0" w:after="0" w:line="240" w:lineRule="exact"/>
             </w:pPr>
             <w:r/>
             <w:r>
               <w:rPr>
-                <w:rFonts w:ascii="Sakkal Majalla" w:hAnsi="Sakkal Majalla" w:cs="Sakkal Majalla" w:eastAsia="Sakkal Majalla"/>
+                <w:rFonts w:ascii="Dubai" w:hAnsi="Dubai" w:cs="Dubai" w:eastAsia="Dubai"/>
                 <w:b w:val="0"/>
                 <w:color w:val="7F7F7F"/>
-                <w:sz w:val="18"/>
-                <w:szCs w:val="18"/>
+                <w:sz w:val="15"/>
+                <w:szCs w:val="15"/>
                 <w:rtl/>
               </w:rPr>
               <w:t>اسم المنصة والمهمة المُسنَدة:</w:t>
@@ -5135,7 +5012,7 @@
     <w:p>
       <w:pPr>
         <w:bidi/>
-        <w:spacing w:before="0" w:after="0" w:line="114" w:lineRule="exact"/>
+        <w:spacing w:before="0" w:after="0" w:line="100" w:lineRule="exact"/>
       </w:pPr>
     </w:p>
     <w:tbl>
@@ -5184,50 +5061,28 @@
           <w:p>
             <w:pPr>
               <w:bidi/>
-              <w:spacing w:before="0" w:after="0" w:line="274" w:lineRule="exact"/>
+              <w:spacing w:before="0" w:after="0" w:line="240" w:lineRule="exact"/>
             </w:pPr>
             <w:r/>
             <w:r>
               <w:rPr>
-                <w:rFonts w:ascii="Al-Jazeera-Arabic-Bold" w:hAnsi="Al-Jazeera-Arabic-Bold" w:cs="Al-Jazeera-Arabic-Bold" w:eastAsia="Al-Jazeera-Arabic-Bold"/>
-                <w:b w:val="0"/>
+                <w:rFonts w:ascii="Dubai" w:hAnsi="Dubai" w:cs="Dubai" w:eastAsia="Dubai"/>
+                <w:b/>
                 <w:color w:val="FFFFFF"/>
                 <w:sz w:val="18"/>
                 <w:szCs w:val="18"/>
+                <w:bCs/>
                 <w:rtl/>
               </w:rPr>
-              <w:t xml:space="preserve">المجال </w:t>
+              <w:t>المجال ٦  ·  التقويم والتغذية الراجعة</w:t>
             </w:r>
             <w:r>
               <w:rPr>
-                <w:rFonts w:ascii="Sakkal Majalla" w:hAnsi="Sakkal Majalla" w:cs="Sakkal Majalla" w:eastAsia="Sakkal Majalla"/>
-                <w:b/>
-                <w:color w:val="FFFFFF"/>
-                <w:sz w:val="23"/>
-                <w:szCs w:val="23"/>
-                <w:bCs/>
-                <w:rtl/>
-              </w:rPr>
-              <w:t>٦</w:t>
-            </w:r>
-            <w:r>
-              <w:rPr>
-                <w:rFonts w:ascii="Al-Jazeera-Arabic-Bold" w:hAnsi="Al-Jazeera-Arabic-Bold" w:cs="Al-Jazeera-Arabic-Bold" w:eastAsia="Al-Jazeera-Arabic-Bold"/>
-                <w:b w:val="0"/>
-                <w:color w:val="FFFFFF"/>
-                <w:sz w:val="18"/>
-                <w:szCs w:val="18"/>
-                <w:rtl/>
-              </w:rPr>
-              <w:t xml:space="preserve">  ·  التقويم والتغذية الراجعة</w:t>
-            </w:r>
-            <w:r>
-              <w:rPr>
-                <w:rFonts w:ascii="Sakkal Majalla" w:hAnsi="Sakkal Majalla" w:cs="Sakkal Majalla" w:eastAsia="Sakkal Majalla"/>
+                <w:rFonts w:ascii="Dubai Light" w:hAnsi="Dubai Light" w:cs="Dubai Light" w:eastAsia="Dubai Light"/>
                 <w:b w:val="0"/>
                 <w:color w:val="DCE6F1"/>
-                <w:sz w:val="18"/>
-                <w:szCs w:val="18"/>
+                <w:sz w:val="15"/>
+                <w:szCs w:val="15"/>
                 <w:rtl/>
               </w:rPr>
               <w:t xml:space="preserve">   — يقابله في الاستمارة المجال ٦</w:t>
@@ -5249,17 +5104,18 @@
           <w:p>
             <w:pPr>
               <w:bidi/>
-              <w:spacing w:before="0" w:after="0" w:line="246" w:lineRule="exact"/>
+              <w:spacing w:before="0" w:after="0" w:line="216" w:lineRule="exact"/>
               <w:jc w:val="center"/>
             </w:pPr>
             <w:r/>
             <w:r>
               <w:rPr>
-                <w:rFonts w:ascii="Al-Jazeera-Arabic-Bold" w:hAnsi="Al-Jazeera-Arabic-Bold" w:cs="Al-Jazeera-Arabic-Bold" w:eastAsia="Al-Jazeera-Arabic-Bold"/>
-                <w:b w:val="0"/>
+                <w:rFonts w:ascii="Dubai" w:hAnsi="Dubai" w:cs="Dubai" w:eastAsia="Dubai"/>
+                <w:b/>
                 <w:color w:val="355E91"/>
                 <w:sz w:val="16"/>
                 <w:szCs w:val="16"/>
+                <w:bCs/>
                 <w:rtl/>
               </w:rPr>
               <w:t>التقويم التشخيصي</w:t>
@@ -5275,16 +5131,16 @@
           <w:p>
             <w:pPr>
               <w:bidi/>
-              <w:spacing w:before="0" w:after="0" w:line="274" w:lineRule="exact"/>
+              <w:spacing w:before="0" w:after="0" w:line="240" w:lineRule="exact"/>
             </w:pPr>
             <w:r/>
             <w:r>
               <w:rPr>
-                <w:rFonts w:ascii="Sakkal Majalla" w:hAnsi="Sakkal Majalla" w:cs="Sakkal Majalla" w:eastAsia="Sakkal Majalla"/>
+                <w:rFonts w:ascii="Dubai" w:hAnsi="Dubai" w:cs="Dubai" w:eastAsia="Dubai"/>
                 <w:b w:val="0"/>
                 <w:color w:val="7F7F7F"/>
-                <w:sz w:val="18"/>
-                <w:szCs w:val="18"/>
+                <w:sz w:val="15"/>
+                <w:szCs w:val="15"/>
                 <w:rtl/>
               </w:rPr>
               <w:t>سؤال أو نشاط قبلي يكشف المعرفة السابقة:</w:t>
@@ -5306,17 +5162,18 @@
           <w:p>
             <w:pPr>
               <w:bidi/>
-              <w:spacing w:before="0" w:after="0" w:line="246" w:lineRule="exact"/>
+              <w:spacing w:before="0" w:after="0" w:line="216" w:lineRule="exact"/>
               <w:jc w:val="center"/>
             </w:pPr>
             <w:r/>
             <w:r>
               <w:rPr>
-                <w:rFonts w:ascii="Al-Jazeera-Arabic-Bold" w:hAnsi="Al-Jazeera-Arabic-Bold" w:cs="Al-Jazeera-Arabic-Bold" w:eastAsia="Al-Jazeera-Arabic-Bold"/>
-                <w:b w:val="0"/>
+                <w:rFonts w:ascii="Dubai" w:hAnsi="Dubai" w:cs="Dubai" w:eastAsia="Dubai"/>
+                <w:b/>
                 <w:color w:val="355E91"/>
                 <w:sz w:val="16"/>
                 <w:szCs w:val="16"/>
+                <w:bCs/>
                 <w:rtl/>
               </w:rPr>
               <w:t>التقويم البنائي</w:t>
@@ -5333,16 +5190,16 @@
           <w:p>
             <w:pPr>
               <w:bidi/>
-              <w:spacing w:before="0" w:after="0" w:line="274" w:lineRule="exact"/>
+              <w:spacing w:before="0" w:after="0" w:line="240" w:lineRule="exact"/>
             </w:pPr>
             <w:r/>
             <w:r>
               <w:rPr>
-                <w:rFonts w:ascii="Sakkal Majalla" w:hAnsi="Sakkal Majalla" w:cs="Sakkal Majalla" w:eastAsia="Sakkal Majalla"/>
+                <w:rFonts w:ascii="Dubai" w:hAnsi="Dubai" w:cs="Dubai" w:eastAsia="Dubai"/>
                 <w:b w:val="0"/>
                 <w:color w:val="7F7F7F"/>
-                <w:sz w:val="18"/>
-                <w:szCs w:val="18"/>
+                <w:sz w:val="15"/>
+                <w:szCs w:val="15"/>
                 <w:rtl/>
               </w:rPr>
               <w:t>بعد كل هدف — الأداة:</w:t>
@@ -5364,17 +5221,18 @@
           <w:p>
             <w:pPr>
               <w:bidi/>
-              <w:spacing w:before="0" w:after="0" w:line="246" w:lineRule="exact"/>
+              <w:spacing w:before="0" w:after="0" w:line="216" w:lineRule="exact"/>
               <w:jc w:val="center"/>
             </w:pPr>
             <w:r/>
             <w:r>
               <w:rPr>
-                <w:rFonts w:ascii="Al-Jazeera-Arabic-Bold" w:hAnsi="Al-Jazeera-Arabic-Bold" w:cs="Al-Jazeera-Arabic-Bold" w:eastAsia="Al-Jazeera-Arabic-Bold"/>
-                <w:b w:val="0"/>
+                <w:rFonts w:ascii="Dubai" w:hAnsi="Dubai" w:cs="Dubai" w:eastAsia="Dubai"/>
+                <w:b/>
                 <w:color w:val="355E91"/>
                 <w:sz w:val="16"/>
                 <w:szCs w:val="16"/>
+                <w:bCs/>
                 <w:rtl/>
               </w:rPr>
               <w:t>الذاتي والأقران</w:t>
@@ -5390,38 +5248,38 @@
           <w:p>
             <w:pPr>
               <w:bidi/>
-              <w:spacing w:before="0" w:after="0" w:line="298" w:lineRule="exact"/>
+              <w:spacing w:before="0" w:after="0" w:line="262" w:lineRule="exact"/>
             </w:pPr>
             <w:r/>
             <w:r>
               <w:rPr>
-                <w:rFonts w:ascii="Sakkal Majalla" w:hAnsi="Sakkal Majalla" w:cs="Sakkal Majalla" w:eastAsia="Sakkal Majalla"/>
+                <w:rFonts w:ascii="Dubai" w:hAnsi="Dubai" w:cs="Dubai" w:eastAsia="Dubai"/>
                 <w:b w:val="0"/>
                 <w:color w:val="1A1A1A"/>
-                <w:sz w:val="20"/>
-                <w:szCs w:val="20"/>
+                <w:sz w:val="16"/>
+                <w:szCs w:val="16"/>
                 <w:rtl/>
               </w:rPr>
               <w:t>☐ تقويم ذاتي</w:t>
             </w:r>
             <w:r>
               <w:rPr>
-                <w:rFonts w:ascii="Sakkal Majalla" w:hAnsi="Sakkal Majalla" w:cs="Sakkal Majalla" w:eastAsia="Sakkal Majalla"/>
+                <w:rFonts w:ascii="Dubai" w:hAnsi="Dubai" w:cs="Dubai" w:eastAsia="Dubai"/>
                 <w:b w:val="0"/>
                 <w:color w:val="1A1A1A"/>
-                <w:sz w:val="20"/>
-                <w:szCs w:val="20"/>
+                <w:sz w:val="16"/>
+                <w:szCs w:val="16"/>
                 <w:rtl/>
               </w:rPr>
               <w:t xml:space="preserve">     </w:t>
             </w:r>
             <w:r>
               <w:rPr>
-                <w:rFonts w:ascii="Sakkal Majalla" w:hAnsi="Sakkal Majalla" w:cs="Sakkal Majalla" w:eastAsia="Sakkal Majalla"/>
+                <w:rFonts w:ascii="Dubai" w:hAnsi="Dubai" w:cs="Dubai" w:eastAsia="Dubai"/>
                 <w:b w:val="0"/>
                 <w:color w:val="1A1A1A"/>
-                <w:sz w:val="20"/>
-                <w:szCs w:val="20"/>
+                <w:sz w:val="16"/>
+                <w:szCs w:val="16"/>
                 <w:rtl/>
               </w:rPr>
               <w:t>☐ تقويم أقران</w:t>
@@ -5437,16 +5295,16 @@
           <w:p>
             <w:pPr>
               <w:bidi/>
-              <w:spacing w:before="0" w:after="0" w:line="274" w:lineRule="exact"/>
+              <w:spacing w:before="0" w:after="0" w:line="240" w:lineRule="exact"/>
             </w:pPr>
             <w:r/>
             <w:r>
               <w:rPr>
-                <w:rFonts w:ascii="Sakkal Majalla" w:hAnsi="Sakkal Majalla" w:cs="Sakkal Majalla" w:eastAsia="Sakkal Majalla"/>
+                <w:rFonts w:ascii="Dubai" w:hAnsi="Dubai" w:cs="Dubai" w:eastAsia="Dubai"/>
                 <w:b w:val="0"/>
                 <w:color w:val="7F7F7F"/>
-                <w:sz w:val="18"/>
-                <w:szCs w:val="18"/>
+                <w:sz w:val="15"/>
+                <w:szCs w:val="15"/>
                 <w:rtl/>
               </w:rPr>
               <w:t>الأداة أو المعيار:</w:t>
@@ -5468,17 +5326,18 @@
           <w:p>
             <w:pPr>
               <w:bidi/>
-              <w:spacing w:before="0" w:after="0" w:line="246" w:lineRule="exact"/>
+              <w:spacing w:before="0" w:after="0" w:line="216" w:lineRule="exact"/>
               <w:jc w:val="center"/>
             </w:pPr>
             <w:r/>
             <w:r>
               <w:rPr>
-                <w:rFonts w:ascii="Al-Jazeera-Arabic-Bold" w:hAnsi="Al-Jazeera-Arabic-Bold" w:cs="Al-Jazeera-Arabic-Bold" w:eastAsia="Al-Jazeera-Arabic-Bold"/>
-                <w:b w:val="0"/>
+                <w:rFonts w:ascii="Dubai" w:hAnsi="Dubai" w:cs="Dubai" w:eastAsia="Dubai"/>
+                <w:b/>
                 <w:color w:val="355E91"/>
                 <w:sz w:val="16"/>
                 <w:szCs w:val="16"/>
+                <w:bCs/>
                 <w:rtl/>
               </w:rPr>
               <w:t>التغذية الراجعة</w:t>
@@ -5495,16 +5354,16 @@
           <w:p>
             <w:pPr>
               <w:bidi/>
-              <w:spacing w:before="0" w:after="0" w:line="274" w:lineRule="exact"/>
+              <w:spacing w:before="0" w:after="0" w:line="240" w:lineRule="exact"/>
             </w:pPr>
             <w:r/>
             <w:r>
               <w:rPr>
-                <w:rFonts w:ascii="Sakkal Majalla" w:hAnsi="Sakkal Majalla" w:cs="Sakkal Majalla" w:eastAsia="Sakkal Majalla"/>
+                <w:rFonts w:ascii="Dubai" w:hAnsi="Dubai" w:cs="Dubai" w:eastAsia="Dubai"/>
                 <w:b w:val="0"/>
                 <w:color w:val="7F7F7F"/>
-                <w:sz w:val="18"/>
-                <w:szCs w:val="18"/>
+                <w:sz w:val="15"/>
+                <w:szCs w:val="15"/>
                 <w:rtl/>
               </w:rPr>
               <w:t>اللحظة التي توظّف فيها الطالبة الملاحظة لتحسين عملها:</w:t>
@@ -5526,17 +5385,18 @@
           <w:p>
             <w:pPr>
               <w:bidi/>
-              <w:spacing w:before="0" w:after="0" w:line="246" w:lineRule="exact"/>
+              <w:spacing w:before="0" w:after="0" w:line="216" w:lineRule="exact"/>
               <w:jc w:val="center"/>
             </w:pPr>
             <w:r/>
             <w:r>
               <w:rPr>
-                <w:rFonts w:ascii="Al-Jazeera-Arabic-Bold" w:hAnsi="Al-Jazeera-Arabic-Bold" w:cs="Al-Jazeera-Arabic-Bold" w:eastAsia="Al-Jazeera-Arabic-Bold"/>
-                <w:b w:val="0"/>
+                <w:rFonts w:ascii="Dubai" w:hAnsi="Dubai" w:cs="Dubai" w:eastAsia="Dubai"/>
+                <w:b/>
                 <w:color w:val="355E91"/>
                 <w:sz w:val="16"/>
                 <w:szCs w:val="16"/>
+                <w:bCs/>
                 <w:rtl/>
               </w:rPr>
               <w:t>التقييم الختامي</w:t>
@@ -5552,16 +5412,16 @@
           <w:p>
             <w:pPr>
               <w:bidi/>
-              <w:spacing w:before="0" w:after="0" w:line="274" w:lineRule="exact"/>
+              <w:spacing w:before="0" w:after="0" w:line="240" w:lineRule="exact"/>
             </w:pPr>
             <w:r/>
             <w:r>
               <w:rPr>
-                <w:rFonts w:ascii="Sakkal Majalla" w:hAnsi="Sakkal Majalla" w:cs="Sakkal Majalla" w:eastAsia="Sakkal Majalla"/>
+                <w:rFonts w:ascii="Dubai" w:hAnsi="Dubai" w:cs="Dubai" w:eastAsia="Dubai"/>
                 <w:b w:val="0"/>
                 <w:color w:val="7F7F7F"/>
-                <w:sz w:val="18"/>
-                <w:szCs w:val="18"/>
+                <w:sz w:val="15"/>
+                <w:szCs w:val="15"/>
                 <w:rtl/>
               </w:rPr>
               <w:t>س١</w:t>
@@ -5577,16 +5437,16 @@
           <w:p>
             <w:pPr>
               <w:bidi/>
-              <w:spacing w:before="0" w:after="0" w:line="274" w:lineRule="exact"/>
+              <w:spacing w:before="0" w:after="0" w:line="240" w:lineRule="exact"/>
             </w:pPr>
             <w:r/>
             <w:r>
               <w:rPr>
-                <w:rFonts w:ascii="Sakkal Majalla" w:hAnsi="Sakkal Majalla" w:cs="Sakkal Majalla" w:eastAsia="Sakkal Majalla"/>
+                <w:rFonts w:ascii="Dubai" w:hAnsi="Dubai" w:cs="Dubai" w:eastAsia="Dubai"/>
                 <w:b w:val="0"/>
                 <w:color w:val="7F7F7F"/>
-                <w:sz w:val="18"/>
-                <w:szCs w:val="18"/>
+                <w:sz w:val="15"/>
+                <w:szCs w:val="15"/>
                 <w:rtl/>
               </w:rPr>
               <w:t>س٢</w:t>
@@ -5608,17 +5468,18 @@
           <w:p>
             <w:pPr>
               <w:bidi/>
-              <w:spacing w:before="0" w:after="0" w:line="246" w:lineRule="exact"/>
+              <w:spacing w:before="0" w:after="0" w:line="216" w:lineRule="exact"/>
               <w:jc w:val="center"/>
             </w:pPr>
             <w:r/>
             <w:r>
               <w:rPr>
-                <w:rFonts w:ascii="Al-Jazeera-Arabic-Bold" w:hAnsi="Al-Jazeera-Arabic-Bold" w:cs="Al-Jazeera-Arabic-Bold" w:eastAsia="Al-Jazeera-Arabic-Bold"/>
-                <w:b w:val="0"/>
+                <w:rFonts w:ascii="Dubai" w:hAnsi="Dubai" w:cs="Dubai" w:eastAsia="Dubai"/>
+                <w:b/>
                 <w:color w:val="355E91"/>
                 <w:sz w:val="16"/>
                 <w:szCs w:val="16"/>
+                <w:bCs/>
                 <w:rtl/>
               </w:rPr>
               <w:t>أسئلة تفكير عليا</w:t>
@@ -5635,16 +5496,16 @@
           <w:p>
             <w:pPr>
               <w:bidi/>
-              <w:spacing w:before="0" w:after="0" w:line="274" w:lineRule="exact"/>
+              <w:spacing w:before="0" w:after="0" w:line="240" w:lineRule="exact"/>
             </w:pPr>
             <w:r/>
             <w:r>
               <w:rPr>
-                <w:rFonts w:ascii="Sakkal Majalla" w:hAnsi="Sakkal Majalla" w:cs="Sakkal Majalla" w:eastAsia="Sakkal Majalla"/>
+                <w:rFonts w:ascii="Dubai" w:hAnsi="Dubai" w:cs="Dubai" w:eastAsia="Dubai"/>
                 <w:b w:val="0"/>
                 <w:color w:val="7F7F7F"/>
-                <w:sz w:val="18"/>
-                <w:szCs w:val="18"/>
+                <w:sz w:val="15"/>
+                <w:szCs w:val="15"/>
                 <w:rtl/>
               </w:rPr>
               <w:t>س٣</w:t>
@@ -5661,16 +5522,16 @@
           <w:p>
             <w:pPr>
               <w:bidi/>
-              <w:spacing w:before="0" w:after="0" w:line="274" w:lineRule="exact"/>
+              <w:spacing w:before="0" w:after="0" w:line="240" w:lineRule="exact"/>
             </w:pPr>
             <w:r/>
             <w:r>
               <w:rPr>
-                <w:rFonts w:ascii="Sakkal Majalla" w:hAnsi="Sakkal Majalla" w:cs="Sakkal Majalla" w:eastAsia="Sakkal Majalla"/>
+                <w:rFonts w:ascii="Dubai" w:hAnsi="Dubai" w:cs="Dubai" w:eastAsia="Dubai"/>
                 <w:b w:val="0"/>
                 <w:color w:val="7F7F7F"/>
-                <w:sz w:val="18"/>
-                <w:szCs w:val="18"/>
+                <w:sz w:val="15"/>
+                <w:szCs w:val="15"/>
                 <w:rtl/>
               </w:rPr>
               <w:t>س٤</w:t>
@@ -5682,7 +5543,7 @@
     <w:p>
       <w:pPr>
         <w:bidi/>
-        <w:spacing w:before="0" w:after="0" w:line="114" w:lineRule="exact"/>
+        <w:spacing w:before="0" w:after="0" w:line="100" w:lineRule="exact"/>
       </w:pPr>
     </w:p>
     <w:tbl>
@@ -5731,50 +5592,28 @@
           <w:p>
             <w:pPr>
               <w:bidi/>
-              <w:spacing w:before="0" w:after="0" w:line="274" w:lineRule="exact"/>
+              <w:spacing w:before="0" w:after="0" w:line="240" w:lineRule="exact"/>
             </w:pPr>
             <w:r/>
             <w:r>
               <w:rPr>
-                <w:rFonts w:ascii="Al-Jazeera-Arabic-Bold" w:hAnsi="Al-Jazeera-Arabic-Bold" w:cs="Al-Jazeera-Arabic-Bold" w:eastAsia="Al-Jazeera-Arabic-Bold"/>
-                <w:b w:val="0"/>
+                <w:rFonts w:ascii="Dubai" w:hAnsi="Dubai" w:cs="Dubai" w:eastAsia="Dubai"/>
+                <w:b/>
                 <w:color w:val="FFFFFF"/>
                 <w:sz w:val="18"/>
                 <w:szCs w:val="18"/>
+                <w:bCs/>
                 <w:rtl/>
               </w:rPr>
-              <w:t xml:space="preserve">المجال </w:t>
+              <w:t>المجال ٧  ·  بناء شخصية الطالبة</w:t>
             </w:r>
             <w:r>
               <w:rPr>
-                <w:rFonts w:ascii="Sakkal Majalla" w:hAnsi="Sakkal Majalla" w:cs="Sakkal Majalla" w:eastAsia="Sakkal Majalla"/>
-                <w:b/>
-                <w:color w:val="FFFFFF"/>
-                <w:sz w:val="23"/>
-                <w:szCs w:val="23"/>
-                <w:bCs/>
-                <w:rtl/>
-              </w:rPr>
-              <w:t>٧</w:t>
-            </w:r>
-            <w:r>
-              <w:rPr>
-                <w:rFonts w:ascii="Al-Jazeera-Arabic-Bold" w:hAnsi="Al-Jazeera-Arabic-Bold" w:cs="Al-Jazeera-Arabic-Bold" w:eastAsia="Al-Jazeera-Arabic-Bold"/>
-                <w:b w:val="0"/>
-                <w:color w:val="FFFFFF"/>
-                <w:sz w:val="18"/>
-                <w:szCs w:val="18"/>
-                <w:rtl/>
-              </w:rPr>
-              <w:t xml:space="preserve">  ·  بناء شخصية الطالبة</w:t>
-            </w:r>
-            <w:r>
-              <w:rPr>
-                <w:rFonts w:ascii="Sakkal Majalla" w:hAnsi="Sakkal Majalla" w:cs="Sakkal Majalla" w:eastAsia="Sakkal Majalla"/>
+                <w:rFonts w:ascii="Dubai Light" w:hAnsi="Dubai Light" w:cs="Dubai Light" w:eastAsia="Dubai Light"/>
                 <w:b w:val="0"/>
                 <w:color w:val="DCE6F1"/>
-                <w:sz w:val="18"/>
-                <w:szCs w:val="18"/>
+                <w:sz w:val="15"/>
+                <w:szCs w:val="15"/>
                 <w:rtl/>
               </w:rPr>
               <w:t xml:space="preserve">   — يقابله في الاستمارة المجال ٧</w:t>
@@ -5796,17 +5635,18 @@
           <w:p>
             <w:pPr>
               <w:bidi/>
-              <w:spacing w:before="0" w:after="0" w:line="246" w:lineRule="exact"/>
+              <w:spacing w:before="0" w:after="0" w:line="216" w:lineRule="exact"/>
               <w:jc w:val="center"/>
             </w:pPr>
             <w:r/>
             <w:r>
               <w:rPr>
-                <w:rFonts w:ascii="Al-Jazeera-Arabic-Bold" w:hAnsi="Al-Jazeera-Arabic-Bold" w:cs="Al-Jazeera-Arabic-Bold" w:eastAsia="Al-Jazeera-Arabic-Bold"/>
-                <w:b w:val="0"/>
+                <w:rFonts w:ascii="Dubai" w:hAnsi="Dubai" w:cs="Dubai" w:eastAsia="Dubai"/>
+                <w:b/>
                 <w:color w:val="355E91"/>
                 <w:sz w:val="16"/>
                 <w:szCs w:val="16"/>
+                <w:bCs/>
                 <w:rtl/>
               </w:rPr>
               <w:t>قيمة الأسبوع</w:t>
@@ -5822,16 +5662,16 @@
           <w:p>
             <w:pPr>
               <w:bidi/>
-              <w:spacing w:before="0" w:after="0" w:line="274" w:lineRule="exact"/>
+              <w:spacing w:before="0" w:after="0" w:line="240" w:lineRule="exact"/>
             </w:pPr>
             <w:r/>
             <w:r>
               <w:rPr>
-                <w:rFonts w:ascii="Sakkal Majalla" w:hAnsi="Sakkal Majalla" w:cs="Sakkal Majalla" w:eastAsia="Sakkal Majalla"/>
+                <w:rFonts w:ascii="Dubai" w:hAnsi="Dubai" w:cs="Dubai" w:eastAsia="Dubai"/>
                 <w:b w:val="0"/>
                 <w:color w:val="7F7F7F"/>
-                <w:sz w:val="18"/>
-                <w:szCs w:val="18"/>
+                <w:sz w:val="15"/>
+                <w:szCs w:val="15"/>
                 <w:rtl/>
               </w:rPr>
               <w:t>وربطها بمحتوى الدرس:</w:t>
@@ -5853,17 +5693,18 @@
           <w:p>
             <w:pPr>
               <w:bidi/>
-              <w:spacing w:before="0" w:after="0" w:line="246" w:lineRule="exact"/>
+              <w:spacing w:before="0" w:after="0" w:line="216" w:lineRule="exact"/>
               <w:jc w:val="center"/>
             </w:pPr>
             <w:r/>
             <w:r>
               <w:rPr>
-                <w:rFonts w:ascii="Al-Jazeera-Arabic-Bold" w:hAnsi="Al-Jazeera-Arabic-Bold" w:cs="Al-Jazeera-Arabic-Bold" w:eastAsia="Al-Jazeera-Arabic-Bold"/>
-                <w:b w:val="0"/>
+                <w:rFonts w:ascii="Dubai" w:hAnsi="Dubai" w:cs="Dubai" w:eastAsia="Dubai"/>
+                <w:b/>
                 <w:color w:val="355E91"/>
                 <w:sz w:val="16"/>
                 <w:szCs w:val="16"/>
+                <w:bCs/>
                 <w:rtl/>
               </w:rPr>
               <w:t>مهارة التلخيص</w:t>
@@ -5880,82 +5721,82 @@
           <w:p>
             <w:pPr>
               <w:bidi/>
-              <w:spacing w:before="0" w:after="0" w:line="298" w:lineRule="exact"/>
+              <w:spacing w:before="0" w:after="0" w:line="262" w:lineRule="exact"/>
             </w:pPr>
             <w:r/>
             <w:r>
               <w:rPr>
-                <w:rFonts w:ascii="Sakkal Majalla" w:hAnsi="Sakkal Majalla" w:cs="Sakkal Majalla" w:eastAsia="Sakkal Majalla"/>
+                <w:rFonts w:ascii="Dubai" w:hAnsi="Dubai" w:cs="Dubai" w:eastAsia="Dubai"/>
                 <w:b w:val="0"/>
                 <w:color w:val="1A1A1A"/>
-                <w:sz w:val="20"/>
-                <w:szCs w:val="20"/>
+                <w:sz w:val="16"/>
+                <w:szCs w:val="16"/>
                 <w:rtl/>
               </w:rPr>
               <w:t>☐ SRKW</w:t>
             </w:r>
             <w:r>
               <w:rPr>
-                <w:rFonts w:ascii="Sakkal Majalla" w:hAnsi="Sakkal Majalla" w:cs="Sakkal Majalla" w:eastAsia="Sakkal Majalla"/>
+                <w:rFonts w:ascii="Dubai" w:hAnsi="Dubai" w:cs="Dubai" w:eastAsia="Dubai"/>
                 <w:b w:val="0"/>
                 <w:color w:val="1A1A1A"/>
-                <w:sz w:val="20"/>
-                <w:szCs w:val="20"/>
+                <w:sz w:val="16"/>
+                <w:szCs w:val="16"/>
                 <w:rtl/>
               </w:rPr>
               <w:t xml:space="preserve">     </w:t>
             </w:r>
             <w:r>
               <w:rPr>
-                <w:rFonts w:ascii="Sakkal Majalla" w:hAnsi="Sakkal Majalla" w:cs="Sakkal Majalla" w:eastAsia="Sakkal Majalla"/>
+                <w:rFonts w:ascii="Dubai" w:hAnsi="Dubai" w:cs="Dubai" w:eastAsia="Dubai"/>
                 <w:b w:val="0"/>
                 <w:color w:val="1A1A1A"/>
-                <w:sz w:val="20"/>
-                <w:szCs w:val="20"/>
+                <w:sz w:val="16"/>
+                <w:szCs w:val="16"/>
                 <w:rtl/>
               </w:rPr>
               <w:t>☐ التلخيص الشفهي</w:t>
             </w:r>
             <w:r>
               <w:rPr>
-                <w:rFonts w:ascii="Sakkal Majalla" w:hAnsi="Sakkal Majalla" w:cs="Sakkal Majalla" w:eastAsia="Sakkal Majalla"/>
+                <w:rFonts w:ascii="Dubai" w:hAnsi="Dubai" w:cs="Dubai" w:eastAsia="Dubai"/>
                 <w:b w:val="0"/>
                 <w:color w:val="1A1A1A"/>
-                <w:sz w:val="20"/>
-                <w:szCs w:val="20"/>
+                <w:sz w:val="16"/>
+                <w:szCs w:val="16"/>
                 <w:rtl/>
               </w:rPr>
               <w:t xml:space="preserve">     </w:t>
             </w:r>
             <w:r>
               <w:rPr>
-                <w:rFonts w:ascii="Sakkal Majalla" w:hAnsi="Sakkal Majalla" w:cs="Sakkal Majalla" w:eastAsia="Sakkal Majalla"/>
+                <w:rFonts w:ascii="Dubai" w:hAnsi="Dubai" w:cs="Dubai" w:eastAsia="Dubai"/>
                 <w:b w:val="0"/>
                 <w:color w:val="1A1A1A"/>
-                <w:sz w:val="20"/>
-                <w:szCs w:val="20"/>
+                <w:sz w:val="16"/>
+                <w:szCs w:val="16"/>
                 <w:rtl/>
               </w:rPr>
               <w:t>☐ علم بالقلم</w:t>
             </w:r>
             <w:r>
               <w:rPr>
-                <w:rFonts w:ascii="Sakkal Majalla" w:hAnsi="Sakkal Majalla" w:cs="Sakkal Majalla" w:eastAsia="Sakkal Majalla"/>
+                <w:rFonts w:ascii="Dubai" w:hAnsi="Dubai" w:cs="Dubai" w:eastAsia="Dubai"/>
                 <w:b w:val="0"/>
                 <w:color w:val="1A1A1A"/>
-                <w:sz w:val="20"/>
-                <w:szCs w:val="20"/>
+                <w:sz w:val="16"/>
+                <w:szCs w:val="16"/>
                 <w:rtl/>
               </w:rPr>
               <w:t xml:space="preserve">     </w:t>
             </w:r>
             <w:r>
               <w:rPr>
-                <w:rFonts w:ascii="Sakkal Majalla" w:hAnsi="Sakkal Majalla" w:cs="Sakkal Majalla" w:eastAsia="Sakkal Majalla"/>
+                <w:rFonts w:ascii="Dubai" w:hAnsi="Dubai" w:cs="Dubai" w:eastAsia="Dubai"/>
                 <w:b w:val="0"/>
                 <w:color w:val="1A1A1A"/>
-                <w:sz w:val="20"/>
-                <w:szCs w:val="20"/>
+                <w:sz w:val="16"/>
+                <w:szCs w:val="16"/>
                 <w:rtl/>
               </w:rPr>
               <w:t>☐ خرائط المفاهيم</w:t>
@@ -5977,17 +5818,18 @@
           <w:p>
             <w:pPr>
               <w:bidi/>
-              <w:spacing w:before="0" w:after="0" w:line="246" w:lineRule="exact"/>
+              <w:spacing w:before="0" w:after="0" w:line="216" w:lineRule="exact"/>
               <w:jc w:val="center"/>
             </w:pPr>
             <w:r/>
             <w:r>
               <w:rPr>
-                <w:rFonts w:ascii="Al-Jazeera-Arabic-Bold" w:hAnsi="Al-Jazeera-Arabic-Bold" w:cs="Al-Jazeera-Arabic-Bold" w:eastAsia="Al-Jazeera-Arabic-Bold"/>
-                <w:b w:val="0"/>
+                <w:rFonts w:ascii="Dubai" w:hAnsi="Dubai" w:cs="Dubai" w:eastAsia="Dubai"/>
+                <w:b/>
                 <w:color w:val="355E91"/>
                 <w:sz w:val="16"/>
                 <w:szCs w:val="16"/>
+                <w:bCs/>
                 <w:rtl/>
               </w:rPr>
               <w:t>مهارة الغلق</w:t>
@@ -6003,82 +5845,82 @@
           <w:p>
             <w:pPr>
               <w:bidi/>
-              <w:spacing w:before="0" w:after="0" w:line="298" w:lineRule="exact"/>
+              <w:spacing w:before="0" w:after="0" w:line="262" w:lineRule="exact"/>
             </w:pPr>
             <w:r/>
             <w:r>
               <w:rPr>
-                <w:rFonts w:ascii="Sakkal Majalla" w:hAnsi="Sakkal Majalla" w:cs="Sakkal Majalla" w:eastAsia="Sakkal Majalla"/>
+                <w:rFonts w:ascii="Dubai" w:hAnsi="Dubai" w:cs="Dubai" w:eastAsia="Dubai"/>
                 <w:b w:val="0"/>
                 <w:color w:val="1A1A1A"/>
-                <w:sz w:val="20"/>
-                <w:szCs w:val="20"/>
+                <w:sz w:val="16"/>
+                <w:szCs w:val="16"/>
                 <w:rtl/>
               </w:rPr>
               <w:t>☐ التعبير أمام الزميلات</w:t>
             </w:r>
             <w:r>
               <w:rPr>
-                <w:rFonts w:ascii="Sakkal Majalla" w:hAnsi="Sakkal Majalla" w:cs="Sakkal Majalla" w:eastAsia="Sakkal Majalla"/>
+                <w:rFonts w:ascii="Dubai" w:hAnsi="Dubai" w:cs="Dubai" w:eastAsia="Dubai"/>
                 <w:b w:val="0"/>
                 <w:color w:val="1A1A1A"/>
-                <w:sz w:val="20"/>
-                <w:szCs w:val="20"/>
+                <w:sz w:val="16"/>
+                <w:szCs w:val="16"/>
                 <w:rtl/>
               </w:rPr>
               <w:t xml:space="preserve">     </w:t>
             </w:r>
             <w:r>
               <w:rPr>
-                <w:rFonts w:ascii="Sakkal Majalla" w:hAnsi="Sakkal Majalla" w:cs="Sakkal Majalla" w:eastAsia="Sakkal Majalla"/>
+                <w:rFonts w:ascii="Dubai" w:hAnsi="Dubai" w:cs="Dubai" w:eastAsia="Dubai"/>
                 <w:b w:val="0"/>
                 <w:color w:val="1A1A1A"/>
-                <w:sz w:val="20"/>
-                <w:szCs w:val="20"/>
+                <w:sz w:val="16"/>
+                <w:szCs w:val="16"/>
                 <w:rtl/>
               </w:rPr>
               <w:t>☐ تمثيل أدوار</w:t>
             </w:r>
             <w:r>
               <w:rPr>
-                <w:rFonts w:ascii="Sakkal Majalla" w:hAnsi="Sakkal Majalla" w:cs="Sakkal Majalla" w:eastAsia="Sakkal Majalla"/>
+                <w:rFonts w:ascii="Dubai" w:hAnsi="Dubai" w:cs="Dubai" w:eastAsia="Dubai"/>
                 <w:b w:val="0"/>
                 <w:color w:val="1A1A1A"/>
-                <w:sz w:val="20"/>
-                <w:szCs w:val="20"/>
+                <w:sz w:val="16"/>
+                <w:szCs w:val="16"/>
                 <w:rtl/>
               </w:rPr>
               <w:t xml:space="preserve">     </w:t>
             </w:r>
             <w:r>
               <w:rPr>
-                <w:rFonts w:ascii="Sakkal Majalla" w:hAnsi="Sakkal Majalla" w:cs="Sakkal Majalla" w:eastAsia="Sakkal Majalla"/>
+                <w:rFonts w:ascii="Dubai" w:hAnsi="Dubai" w:cs="Dubai" w:eastAsia="Dubai"/>
                 <w:b w:val="0"/>
                 <w:color w:val="1A1A1A"/>
-                <w:sz w:val="20"/>
-                <w:szCs w:val="20"/>
+                <w:sz w:val="16"/>
+                <w:szCs w:val="16"/>
                 <w:rtl/>
               </w:rPr>
               <w:t>☐ تقييم أقران</w:t>
             </w:r>
             <w:r>
               <w:rPr>
-                <w:rFonts w:ascii="Sakkal Majalla" w:hAnsi="Sakkal Majalla" w:cs="Sakkal Majalla" w:eastAsia="Sakkal Majalla"/>
+                <w:rFonts w:ascii="Dubai" w:hAnsi="Dubai" w:cs="Dubai" w:eastAsia="Dubai"/>
                 <w:b w:val="0"/>
                 <w:color w:val="1A1A1A"/>
-                <w:sz w:val="20"/>
-                <w:szCs w:val="20"/>
+                <w:sz w:val="16"/>
+                <w:szCs w:val="16"/>
                 <w:rtl/>
               </w:rPr>
               <w:t xml:space="preserve">     </w:t>
             </w:r>
             <w:r>
               <w:rPr>
-                <w:rFonts w:ascii="Sakkal Majalla" w:hAnsi="Sakkal Majalla" w:cs="Sakkal Majalla" w:eastAsia="Sakkal Majalla"/>
+                <w:rFonts w:ascii="Dubai" w:hAnsi="Dubai" w:cs="Dubai" w:eastAsia="Dubai"/>
                 <w:b w:val="0"/>
                 <w:color w:val="1A1A1A"/>
-                <w:sz w:val="20"/>
-                <w:szCs w:val="20"/>
+                <w:sz w:val="16"/>
+                <w:szCs w:val="16"/>
                 <w:rtl/>
               </w:rPr>
               <w:t>☐ نقاشات ختامية</w:t>
@@ -6090,15 +5932,15 @@
     <w:p>
       <w:pPr>
         <w:bidi/>
-        <w:spacing w:before="40" w:after="60" w:line="228" w:lineRule="exact"/>
+        <w:spacing w:before="40" w:after="60" w:line="200" w:lineRule="exact"/>
       </w:pPr>
       <w:r>
         <w:rPr>
-          <w:rFonts w:ascii="Sakkal Majalla" w:hAnsi="Sakkal Majalla" w:cs="Sakkal Majalla" w:eastAsia="Sakkal Majalla"/>
+          <w:rFonts w:ascii="Dubai Light" w:hAnsi="Dubai Light" w:cs="Dubai Light" w:eastAsia="Dubai Light"/>
           <w:b w:val="0"/>
           <w:color w:val="7F7F7F"/>
-          <w:sz w:val="18"/>
-          <w:szCs w:val="18"/>
+          <w:sz w:val="15"/>
+          <w:szCs w:val="15"/>
           <w:rtl/>
         </w:rPr>
         <w:t>المجال ٨ (مهارات المعلمة وقدراتها) يُرصد في الزيارة ولا يُحضَّر.</w:t>
@@ -6146,17 +5988,18 @@
           <w:p>
             <w:pPr>
               <w:bidi/>
-              <w:spacing w:before="0" w:after="0" w:line="242" w:lineRule="exact"/>
+              <w:spacing w:before="0" w:after="0" w:line="212" w:lineRule="exact"/>
               <w:jc w:val="center"/>
             </w:pPr>
             <w:r/>
             <w:r>
               <w:rPr>
-                <w:rFonts w:ascii="Al-Jazeera-Arabic-Bold" w:hAnsi="Al-Jazeera-Arabic-Bold" w:cs="Al-Jazeera-Arabic-Bold" w:eastAsia="Al-Jazeera-Arabic-Bold"/>
-                <w:b w:val="0"/>
+                <w:rFonts w:ascii="Dubai" w:hAnsi="Dubai" w:cs="Dubai" w:eastAsia="Dubai"/>
+                <w:b/>
                 <w:color w:val="355E91"/>
                 <w:sz w:val="16"/>
                 <w:szCs w:val="16"/>
+                <w:bCs/>
                 <w:rtl/>
               </w:rPr>
               <w:t>توقيع المعلمة</w:t>
@@ -6172,17 +6015,18 @@
           <w:p>
             <w:pPr>
               <w:bidi/>
-              <w:spacing w:before="0" w:after="0" w:line="242" w:lineRule="exact"/>
+              <w:spacing w:before="0" w:after="0" w:line="212" w:lineRule="exact"/>
               <w:jc w:val="center"/>
             </w:pPr>
             <w:r/>
             <w:r>
               <w:rPr>
-                <w:rFonts w:ascii="Al-Jazeera-Arabic-Bold" w:hAnsi="Al-Jazeera-Arabic-Bold" w:cs="Al-Jazeera-Arabic-Bold" w:eastAsia="Al-Jazeera-Arabic-Bold"/>
-                <w:b w:val="0"/>
+                <w:rFonts w:ascii="Dubai" w:hAnsi="Dubai" w:cs="Dubai" w:eastAsia="Dubai"/>
+                <w:b/>
                 <w:color w:val="355E91"/>
                 <w:sz w:val="16"/>
                 <w:szCs w:val="16"/>
+                <w:bCs/>
                 <w:rtl/>
               </w:rPr>
               <w:t>الوكيلة التعليمية</w:t>
@@ -6198,17 +6042,18 @@
           <w:p>
             <w:pPr>
               <w:bidi/>
-              <w:spacing w:before="0" w:after="0" w:line="242" w:lineRule="exact"/>
+              <w:spacing w:before="0" w:after="0" w:line="212" w:lineRule="exact"/>
               <w:jc w:val="center"/>
             </w:pPr>
             <w:r/>
             <w:r>
               <w:rPr>
-                <w:rFonts w:ascii="Al-Jazeera-Arabic-Bold" w:hAnsi="Al-Jazeera-Arabic-Bold" w:cs="Al-Jazeera-Arabic-Bold" w:eastAsia="Al-Jazeera-Arabic-Bold"/>
-                <w:b w:val="0"/>
+                <w:rFonts w:ascii="Dubai" w:hAnsi="Dubai" w:cs="Dubai" w:eastAsia="Dubai"/>
+                <w:b/>
                 <w:color w:val="355E91"/>
                 <w:sz w:val="16"/>
                 <w:szCs w:val="16"/>
+                <w:bCs/>
                 <w:rtl/>
               </w:rPr>
               <w:t>المشرفة المختصة</w:t>
@@ -6224,17 +6069,18 @@
           <w:p>
             <w:pPr>
               <w:bidi/>
-              <w:spacing w:before="0" w:after="0" w:line="242" w:lineRule="exact"/>
+              <w:spacing w:before="0" w:after="0" w:line="212" w:lineRule="exact"/>
               <w:jc w:val="center"/>
             </w:pPr>
             <w:r/>
             <w:r>
               <w:rPr>
-                <w:rFonts w:ascii="Al-Jazeera-Arabic-Bold" w:hAnsi="Al-Jazeera-Arabic-Bold" w:cs="Al-Jazeera-Arabic-Bold" w:eastAsia="Al-Jazeera-Arabic-Bold"/>
-                <w:b w:val="0"/>
+                <w:rFonts w:ascii="Dubai" w:hAnsi="Dubai" w:cs="Dubai" w:eastAsia="Dubai"/>
+                <w:b/>
                 <w:color w:val="355E91"/>
                 <w:sz w:val="16"/>
                 <w:szCs w:val="16"/>
+                <w:bCs/>
                 <w:rtl/>
               </w:rPr>
               <w:t>مديرة المدرسة</w:t>
@@ -6255,7 +6101,7 @@
           <w:p>
             <w:pPr>
               <w:bidi/>
-              <w:spacing w:before="0" w:after="0" w:line="272" w:lineRule="exact"/>
+              <w:spacing w:before="0" w:after="0" w:line="238" w:lineRule="exact"/>
             </w:pPr>
             <w:r/>
           </w:p>
@@ -6268,7 +6114,7 @@
           <w:p>
             <w:pPr>
               <w:bidi/>
-              <w:spacing w:before="0" w:after="0" w:line="272" w:lineRule="exact"/>
+              <w:spacing w:before="0" w:after="0" w:line="238" w:lineRule="exact"/>
             </w:pPr>
             <w:r/>
           </w:p>
@@ -6281,7 +6127,7 @@
           <w:p>
             <w:pPr>
               <w:bidi/>
-              <w:spacing w:before="0" w:after="0" w:line="272" w:lineRule="exact"/>
+              <w:spacing w:before="0" w:after="0" w:line="238" w:lineRule="exact"/>
             </w:pPr>
             <w:r/>
           </w:p>
@@ -6294,7 +6140,7 @@
           <w:p>
             <w:pPr>
               <w:bidi/>
-              <w:spacing w:before="0" w:after="0" w:line="272" w:lineRule="exact"/>
+              <w:spacing w:before="0" w:after="0" w:line="238" w:lineRule="exact"/>
             </w:pPr>
             <w:r/>
           </w:p>
@@ -6304,11 +6150,11 @@
     <w:p>
       <w:pPr>
         <w:bidi/>
-        <w:spacing w:before="0" w:after="0" w:line="22" w:lineRule="exact"/>
+        <w:spacing w:before="0" w:after="0" w:line="20" w:lineRule="exact"/>
       </w:pPr>
       <w:r>
         <w:rPr>
-          <w:rFonts w:ascii="Sakkal Majalla" w:hAnsi="Sakkal Majalla" w:cs="Sakkal Majalla" w:eastAsia="Sakkal Majalla"/>
+          <w:rFonts w:ascii="Dubai" w:hAnsi="Dubai" w:cs="Dubai" w:eastAsia="Dubai"/>
           <w:b w:val="0"/>
           <w:sz w:val="2"/>
           <w:szCs w:val="2"/>
@@ -6341,11 +6187,11 @@
     <w:r/>
     <w:r>
       <w:rPr>
-        <w:rFonts w:ascii="Sakkal Majalla" w:hAnsi="Sakkal Majalla" w:cs="Sakkal Majalla" w:eastAsia="Sakkal Majalla"/>
+        <w:rFonts w:ascii="Dubai Light" w:hAnsi="Dubai Light" w:cs="Dubai Light" w:eastAsia="Dubai Light"/>
         <w:b w:val="0"/>
         <w:color w:val="7F7F7F"/>
-        <w:sz w:val="17"/>
-        <w:szCs w:val="17"/>
+        <w:sz w:val="14"/>
+        <w:szCs w:val="14"/>
         <w:rtl/>
       </w:rPr>
       <w:t xml:space="preserve">نموذج تحضير الحصة — مدارس ابن خلدون   ·   الوجه </w:t>
@@ -6424,11 +6270,12 @@
     </w:pPr>
     <w:r>
       <w:rPr>
-        <w:rFonts w:ascii="Al-Jazeera-Arabic-Bold" w:hAnsi="Al-Jazeera-Arabic-Bold" w:cs="Al-Jazeera-Arabic-Bold" w:eastAsia="Al-Jazeera-Arabic-Bold"/>
-        <w:b w:val="0"/>
+        <w:rFonts w:ascii="Dubai" w:hAnsi="Dubai" w:cs="Dubai" w:eastAsia="Dubai"/>
+        <w:b/>
         <w:color w:val="FFFFFF"/>
         <w:sz w:val="32"/>
         <w:szCs w:val="32"/>
+        <w:bCs/>
         <w:rtl/>
       </w:rPr>
       <w:t>نموذج تحضير الحصة</w:t>
